--- a/downloads/student/ai-5-week-09.docx
+++ b/downloads/student/ai-5-week-09.docx
@@ -1115,6 +1115,16 @@
     <w:p>
       <w:r>
         <w:t>A finite difference approximates local change; numerical precision and nonsmooth points need care in more complex objectives.</w:t>
+      </w:r>
+    </w:p>
+    <w:p>
+      <w:r>
+        <w:t>Read the labelled picture: Which calculation disproves “any increase helps”? Point to the relevant step in the picture, then write the changed result and the rule or evidence that supports it.</w:t>
+      </w:r>
+    </w:p>
+    <w:p>
+      <w:r>
+        <w:t>Change one thing: Move from 0 all the way to5. Predict the result before checking the explanation. What remains the same?</w:t>
       </w:r>
     </w:p>
     <w:p>
@@ -2266,6 +2276,187 @@
         <w:t>Attempt the independent case before hints. Record whether you worked alone, used a hint or followed a model. After feedback, fix the first unsupported step and explain why it changed. A later check uses a changed case, not a copied answer.</w:t>
       </w:r>
     </w:p>
+    <w:p>
+      <w:pPr>
+        <w:pStyle w:val="Heading1"/>
+      </w:pPr>
+      <w:r>
+        <w:t>15. Your lesson route</w:t>
+      </w:r>
+    </w:p>
+    <w:p>
+      <w:r>
+        <w:t>Start with this question: Use a local slope to propose a small move rather than claiming every move helps.</w:t>
+      </w:r>
+    </w:p>
+    <w:tbl>
+      <w:tblPr>
+        <w:tblStyle w:val="LightShading-Accent1"/>
+        <w:tblW w:type="auto" w:w="0"/>
+        <w:tblLook w:firstColumn="1" w:firstRow="1" w:lastColumn="0" w:lastRow="0" w:noHBand="0" w:noVBand="1" w:val="04A0"/>
+      </w:tblPr>
+      <w:tblGrid>
+        <w:gridCol w:w="5112"/>
+        <w:gridCol w:w="5112"/>
+      </w:tblGrid>
+      <w:tr>
+        <w:trPr>
+          <w:tblHeader/>
+        </w:trPr>
+        <w:tc>
+          <w:tcPr>
+            <w:tcW w:type="dxa" w:w="5112"/>
+          </w:tcPr>
+          <w:p>
+            <w:r>
+              <w:t>By the end, I can</w:t>
+            </w:r>
+          </w:p>
+        </w:tc>
+        <w:tc>
+          <w:tcPr>
+            <w:tcW w:type="dxa" w:w="5112"/>
+          </w:tcPr>
+          <w:p>
+            <w:r>
+              <w:t>How I will show it</w:t>
+            </w:r>
+          </w:p>
+        </w:tc>
+      </w:tr>
+      <w:tr>
+        <w:tc>
+          <w:tcPr>
+            <w:tcW w:type="dxa" w:w="5112"/>
+          </w:tcPr>
+          <w:p>
+            <w:r>
+              <w:t>Calculate an average rate of change over a stated interval</w:t>
+            </w:r>
+          </w:p>
+        </w:tc>
+        <w:tc>
+          <w:tcPr>
+            <w:tcW w:type="dxa" w:w="5112"/>
+          </w:tcPr>
+          <w:p>
+            <w:r>
+              <w:t>Explain the deciding step, show a trace or test, and state one limit.</w:t>
+            </w:r>
+          </w:p>
+        </w:tc>
+      </w:tr>
+      <w:tr>
+        <w:tc>
+          <w:tcPr>
+            <w:tcW w:type="dxa" w:w="5112"/>
+          </w:tcPr>
+          <w:p>
+            <w:r>
+              <w:t>Estimate a local slope with nearby loss values</w:t>
+            </w:r>
+          </w:p>
+        </w:tc>
+        <w:tc>
+          <w:tcPr>
+            <w:tcW w:type="dxa" w:w="5112"/>
+          </w:tcPr>
+          <w:p>
+            <w:r>
+              <w:t>Explain the deciding step, show a trace or test, and state one limit.</w:t>
+            </w:r>
+          </w:p>
+        </w:tc>
+      </w:tr>
+      <w:tr>
+        <w:tc>
+          <w:tcPr>
+            <w:tcW w:type="dxa" w:w="5112"/>
+          </w:tcPr>
+          <w:p>
+            <w:r>
+              <w:t>Explain the limits of a local direction clue</w:t>
+            </w:r>
+          </w:p>
+        </w:tc>
+        <w:tc>
+          <w:tcPr>
+            <w:tcW w:type="dxa" w:w="5112"/>
+          </w:tcPr>
+          <w:p>
+            <w:r>
+              <w:t>Explain the deciding step, show a trace or test, and state one limit.</w:t>
+            </w:r>
+          </w:p>
+        </w:tc>
+      </w:tr>
+    </w:tbl>
+    <w:p>
+      <w:r>
+        <w:t>Remember → watch and explain → try with help → investigate → try independently → keep project evidence. Your teacher may spread this lesson across several classes.</w:t>
+      </w:r>
+    </w:p>
+    <w:p>
+      <w:r>
+        <w:t>Keep your first prediction. Compare it with what the evidence shows and explain any change.</w:t>
+      </w:r>
+    </w:p>
+    <w:p>
+      <w:pPr>
+        <w:pStyle w:val="Heading1"/>
+      </w:pPr>
+      <w:r>
+        <w:t>16. Finish and return</w:t>
+      </w:r>
+    </w:p>
+    <w:p>
+      <w:r>
+        <w:t>Close your notes. Explain this goal in your own words: Calculate an average rate of change over a stated interval</w:t>
+      </w:r>
+    </w:p>
+    <w:p>
+      <w:pPr>
+        <w:pStyle w:val="Heading3"/>
+      </w:pPr>
+      <w:r>
+        <w:t>My deciding step, evidence and one remaining question</w:t>
+      </w:r>
+    </w:p>
+    <w:p>
+      <w:r>
+        <w:t>________________________________________________________________</w:t>
+      </w:r>
+    </w:p>
+    <w:p>
+      <w:r>
+        <w:t>________________________________________________________________</w:t>
+      </w:r>
+    </w:p>
+    <w:p>
+      <w:r>
+        <w:t>________________________________________________________________</w:t>
+      </w:r>
+    </w:p>
+    <w:p>
+      <w:r>
+        <w:t>________________________________________________________________</w:t>
+      </w:r>
+    </w:p>
+    <w:p>
+      <w:r>
+        <w:t>________________________________________________________________</w:t>
+      </w:r>
+    </w:p>
+    <w:p>
+      <w:r>
+        <w:t>If you are unsure, return to the worked picture and explain one arrow. If you are ready, change an input or assumption and justify your prediction.</w:t>
+      </w:r>
+    </w:p>
+    <w:p>
+      <w:r>
+        <w:t>Save your workbook evidence. At the next review, try a different case before opening your old answer.</w:t>
+      </w:r>
+    </w:p>
     <w:sectPr>
       <w:pgSz w:w="12240" w:h="15840"/>
       <w:pgMar w:top="936" w:right="1008" w:bottom="936" w:left="1008" w:header="720" w:footer="720" w:gutter="0"/>

--- a/downloads/student/ai-5-week-09.docx
+++ b/downloads/student/ai-5-week-09.docx
@@ -2457,6 +2457,215 @@
         <w:t>Save your workbook evidence. At the next review, try a different case before opening your old answer.</w:t>
       </w:r>
     </w:p>
+    <w:p>
+      <w:pPr>
+        <w:pStyle w:val="Heading1"/>
+      </w:pPr>
+      <w:r>
+        <w:t>17. Supported practice, repair and portfolio</w:t>
+      </w:r>
+    </w:p>
+    <w:p>
+      <w:r>
+        <w:t>Use this supported practice once, in the browser or on paper. Keep the reserved independent assessment for a separate first attempt before teacher feedback.</w:t>
+      </w:r>
+    </w:p>
+    <w:p>
+      <w:r>
+        <w:t>Use a local slope to propose a small move rather than claiming every move helps.</w:t>
+      </w:r>
+    </w:p>
+    <w:p>
+      <w:pPr>
+        <w:pStyle w:val="Heading3"/>
+      </w:pPr>
+      <w:r>
+        <w:t>Practice 1: explain the deciding evidence</w:t>
+      </w:r>
+    </w:p>
+    <w:p>
+      <w:r>
+        <w:t>Which labelled step matches this detail? Move to a = 0.25: loss 3.0625, below starting loss 4.</w:t>
+      </w:r>
+    </w:p>
+    <w:p>
+      <w:r>
+        <w:t>1. Check small move</w:t>
+      </w:r>
+    </w:p>
+    <w:p>
+      <w:r>
+        <w:t>2. Estimate slope</w:t>
+      </w:r>
+    </w:p>
+    <w:p>
+      <w:r>
+        <w:t>3. Evaluate nearby points</w:t>
+      </w:r>
+    </w:p>
+    <w:p>
+      <w:pPr>
+        <w:pStyle w:val="Heading3"/>
+      </w:pPr>
+      <w:r>
+        <w:t>My selected conclusion, deciding fact and explanation</w:t>
+      </w:r>
+    </w:p>
+    <w:p>
+      <w:r>
+        <w:t>________________________________________________________________</w:t>
+      </w:r>
+    </w:p>
+    <w:p>
+      <w:r>
+        <w:t>________________________________________________________________</w:t>
+      </w:r>
+    </w:p>
+    <w:p>
+      <w:r>
+        <w:t>________________________________________________________________</w:t>
+      </w:r>
+    </w:p>
+    <w:p>
+      <w:r>
+        <w:t>________________________________________________________________</w:t>
+      </w:r>
+    </w:p>
+    <w:p>
+      <w:r>
+        <w:t>________________________________________________________________</w:t>
+      </w:r>
+    </w:p>
+    <w:p>
+      <w:r>
+        <w:t>Hint if needed: Read the steps in the pictorial case. Match the supplied detail to the stage that performs or records it.</w:t>
+      </w:r>
+    </w:p>
+    <w:p>
+      <w:r>
+        <w:t>After your attempt, compare with the supported explanation: Check small move Move to a = 0.25: loss 3.0625, below starting loss 4. A slope describes how the loss changes near the current parameter. The symmetric calculation compares equal small moves on either side. Its negative result suggests a small increase may help at zero. It does not promise every increase helps: jumping to five passes the optimum at two and produces a larger loss. Check the new loss after each proposed step.</w:t>
+      </w:r>
+    </w:p>
+    <w:p>
+      <w:pPr>
+        <w:pStyle w:val="Heading3"/>
+      </w:pPr>
+      <w:r>
+        <w:t>Practice 2: explain the deciding evidence</w:t>
+      </w:r>
+    </w:p>
+    <w:p>
+      <w:r>
+        <w:t>Changed-case practice: Move from 0 all the way to5. Which conclusion is supported by the supplied facts?</w:t>
+      </w:r>
+    </w:p>
+    <w:p>
+      <w:r>
+        <w:t>1. We can decide the result without examining the changed input or the procedure.</w:t>
+      </w:r>
+    </w:p>
+    <w:p>
+      <w:r>
+        <w:t>2. Loss becomes9, exceeding the starting4.</w:t>
+      </w:r>
+    </w:p>
+    <w:p>
+      <w:r>
+        <w:t>3. This one example guarantees correct results for every future input.</w:t>
+      </w:r>
+    </w:p>
+    <w:p>
+      <w:pPr>
+        <w:pStyle w:val="Heading3"/>
+      </w:pPr>
+      <w:r>
+        <w:t>My selected conclusion, deciding fact and explanation</w:t>
+      </w:r>
+    </w:p>
+    <w:p>
+      <w:r>
+        <w:t>________________________________________________________________</w:t>
+      </w:r>
+    </w:p>
+    <w:p>
+      <w:r>
+        <w:t>________________________________________________________________</w:t>
+      </w:r>
+    </w:p>
+    <w:p>
+      <w:r>
+        <w:t>________________________________________________________________</w:t>
+      </w:r>
+    </w:p>
+    <w:p>
+      <w:r>
+        <w:t>________________________________________________________________</w:t>
+      </w:r>
+    </w:p>
+    <w:p>
+      <w:r>
+        <w:t>________________________________________________________________</w:t>
+      </w:r>
+    </w:p>
+    <w:p>
+      <w:r>
+        <w:t>Hint if needed: Use the changed condition and the deciding step in the pictorial trace. The answer must say what follows from those facts.</w:t>
+      </w:r>
+    </w:p>
+    <w:p>
+      <w:r>
+        <w:t>After your attempt, compare with the supported explanation: Loss becomes9, exceeding the starting4. A negative local slope suggests increasing a locally, not that every positive jump decreases loss.</w:t>
+      </w:r>
+    </w:p>
+    <w:p>
+      <w:pPr>
+        <w:pStyle w:val="Heading3"/>
+      </w:pPr>
+      <w:r>
+        <w:t>Repair a missing building block</w:t>
+      </w:r>
+    </w:p>
+    <w:p>
+      <w:r>
+        <w:t>Review Loss functions (ai-5/8). Goal: Calculate per-example squared error and mean squared error. Short practice: Why must the report name the chosen loss? Point to the relevant step in the picture, then write the changed result and the rule or evidence that supports it.. Return to this week and explain what you changed.</w:t>
+      </w:r>
+    </w:p>
+    <w:p>
+      <w:r>
+        <w:t>Review Forward passes by hand (ai-5/6). Goal: Record scores and activations in dependency order. Short practice: Why should feedback identify h before correcting only y? Point to the relevant step in the picture, then write the changed result and the rule or evidence that supports it.. Return to this week and explain what you changed.</w:t>
+      </w:r>
+    </w:p>
+    <w:p>
+      <w:r>
+        <w:t>Review Bias terms and decision boundaries (ai-5/3). Goal: Calculate a weighted score with a bias term. Short practice: Is B positive under the original or changed model? Point to the relevant step in the picture, then write the changed result and the rule or evidence that supports it.. Return to this week and explain what you changed.</w:t>
+      </w:r>
+    </w:p>
+    <w:p>
+      <w:pPr>
+        <w:pStyle w:val="Heading3"/>
+      </w:pPr>
+      <w:r>
+        <w:t>Predict, run and debug</w:t>
+      </w:r>
+    </w:p>
+    <w:p>
+      <w:r>
+        <w:t>The browser lab lets you edit the supported Python examples already included in this lesson. Predict first, run, inspect the actual output or error, change one input, then run again. Keep code, predictions, actual results and a reasoned revision together. On paper, label your result as a trace rather than an execution.</w:t>
+      </w:r>
+    </w:p>
+    <w:p>
+      <w:pPr>
+        <w:pStyle w:val="Heading3"/>
+      </w:pPr>
+      <w:r>
+        <w:t>Keep your completed work</w:t>
+      </w:r>
+    </w:p>
+    <w:p>
+      <w:r>
+        <w:t>Use Download completed work in the hosted lesson to export your answers, reflections, practice feedback and code-run evidence. Open the HTML copy to read or print it. Drafts stay in this browser when storage is available; clear drafts on a shared device.</w:t>
+      </w:r>
+    </w:p>
     <w:sectPr>
       <w:pgSz w:w="12240" w:h="15840"/>
       <w:pgMar w:top="936" w:right="1008" w:bottom="936" w:left="1008" w:header="720" w:footer="720" w:gutter="0"/>

--- a/downloads/student/ai-5-week-09.docx
+++ b/downloads/student/ai-5-week-09.docx
@@ -42,6 +42,11 @@
       </w:r>
     </w:p>
     <w:p>
+      <w:r>
+        <w:t>Start with the target: Calculate an average rate of change over a stated interval. Try the recall before opening notes.</w:t>
+      </w:r>
+    </w:p>
+    <w:p>
       <w:pPr>
         <w:pStyle w:val="Heading3"/>
       </w:pPr>
@@ -50,17 +55,47 @@
       </w:r>
     </w:p>
     <w:p>
-      <w:r>
+      <w:pPr>
+        <w:spacing w:line="336" w:lineRule="auto" w:after="180"/>
+      </w:pPr>
+      <w:r>
+        <w:rPr>
+          <w:b w:val="0"/>
+        </w:rPr>
         <w:t>I can calculate an average rate of change over a stated interval.</w:t>
       </w:r>
     </w:p>
     <w:p>
-      <w:r>
-        <w:t>I can estimate a local slope with nearby loss values.</w:t>
-      </w:r>
-    </w:p>
-    <w:p>
-      <w:r>
+      <w:pPr>
+        <w:spacing w:line="336" w:lineRule="auto" w:after="180"/>
+      </w:pPr>
+      <w:r>
+        <w:rPr>
+          <w:b w:val="0"/>
+        </w:rPr>
+        <w:t xml:space="preserve">I can estimate a local </w:t>
+      </w:r>
+      <w:r>
+        <w:rPr>
+          <w:b/>
+        </w:rPr>
+        <w:t>slope</w:t>
+      </w:r>
+      <w:r>
+        <w:rPr>
+          <w:b w:val="0"/>
+        </w:rPr>
+        <w:t xml:space="preserve"> with nearby loss values.</w:t>
+      </w:r>
+    </w:p>
+    <w:p>
+      <w:pPr>
+        <w:spacing w:line="336" w:lineRule="auto" w:after="180"/>
+      </w:pPr>
+      <w:r>
+        <w:rPr>
+          <w:b w:val="0"/>
+        </w:rPr>
         <w:t>I can explain the limits of a local direction clue.</w:t>
       </w:r>
     </w:p>
@@ -73,47 +108,125 @@
       </w:r>
     </w:p>
     <w:p>
-      <w:r>
+      <w:pPr>
+        <w:spacing w:line="336" w:lineRule="auto" w:after="180"/>
+      </w:pPr>
+      <w:r>
+        <w:rPr>
+          <w:b w:val="0"/>
+        </w:rPr>
         <w:t>Close your notes first. A rough first answer helps us choose the right starting point; it is not a score for your ability.</w:t>
       </w:r>
     </w:p>
     <w:p>
-      <w:r>
+      <w:pPr>
+        <w:spacing w:line="336" w:lineRule="auto" w:after="180"/>
+      </w:pPr>
+      <w:r>
+        <w:rPr>
+          <w:b w:val="0"/>
+        </w:rPr>
         <w:t>Without opening the old lesson, explain one key idea from Loss functions. Give an example and a mistake that the idea helps you avoid.</w:t>
       </w:r>
     </w:p>
     <w:p>
-      <w:r>
+      <w:pPr>
+        <w:spacing w:line="336" w:lineRule="auto" w:after="180"/>
+      </w:pPr>
+      <w:r>
+        <w:rPr>
+          <w:b w:val="0"/>
+        </w:rPr>
         <w:t>Without opening the old lesson, explain one key idea from Forward passes by hand. Give an example and a mistake that the idea helps you avoid.</w:t>
       </w:r>
     </w:p>
     <w:p>
-      <w:r>
+      <w:pPr>
+        <w:spacing w:line="336" w:lineRule="auto" w:after="180"/>
+      </w:pPr>
+      <w:r>
+        <w:rPr>
+          <w:b w:val="0"/>
+        </w:rPr>
         <w:t>Without opening the old lesson, explain one key idea from Bias terms and decision boundaries. Give an example and a mistake that the idea helps you avoid.</w:t>
       </w:r>
     </w:p>
     <w:p>
-      <w:r>
-        <w:t>After trying, check the relevant lesson or ask your teacher. Change the part of your explanation that the evidence shows was wrong.</w:t>
-      </w:r>
-    </w:p>
-    <w:p>
-      <w:r>
+      <w:pPr>
+        <w:spacing w:line="336" w:lineRule="auto" w:after="180"/>
+      </w:pPr>
+      <w:r>
+        <w:rPr>
+          <w:b w:val="0"/>
+        </w:rPr>
+        <w:t xml:space="preserve">After trying, check the relevant lesson or ask your teacher. Change the part of your explanation that the </w:t>
+      </w:r>
+      <w:r>
+        <w:rPr>
+          <w:b/>
+        </w:rPr>
+        <w:t>evidence</w:t>
+      </w:r>
+      <w:r>
+        <w:rPr>
+          <w:b w:val="0"/>
+        </w:rPr>
+        <w:t xml:space="preserve"> shows was wrong.</w:t>
+      </w:r>
+    </w:p>
+    <w:p>
+      <w:pPr>
+        <w:spacing w:line="336" w:lineRule="auto" w:after="180"/>
+      </w:pPr>
+      <w:r>
+        <w:rPr>
+          <w:b w:val="0"/>
+        </w:rPr>
         <w:t>This week you will practise:</w:t>
       </w:r>
     </w:p>
     <w:p>
-      <w:r>
+      <w:pPr>
+        <w:spacing w:line="336" w:lineRule="auto" w:after="180"/>
+      </w:pPr>
+      <w:r>
+        <w:rPr>
+          <w:b w:val="0"/>
+        </w:rPr>
         <w:t>Calculate an average rate of change over a stated interval</w:t>
       </w:r>
     </w:p>
     <w:p>
-      <w:r>
-        <w:t>Estimate a local slope with nearby loss values</w:t>
-      </w:r>
-    </w:p>
-    <w:p>
-      <w:r>
+      <w:pPr>
+        <w:spacing w:line="336" w:lineRule="auto" w:after="180"/>
+      </w:pPr>
+      <w:r>
+        <w:rPr>
+          <w:b w:val="0"/>
+        </w:rPr>
+        <w:t xml:space="preserve">Estimate a local </w:t>
+      </w:r>
+      <w:r>
+        <w:rPr>
+          <w:b/>
+        </w:rPr>
+        <w:t>slope</w:t>
+      </w:r>
+      <w:r>
+        <w:rPr>
+          <w:b w:val="0"/>
+        </w:rPr>
+        <w:t xml:space="preserve"> with nearby loss values</w:t>
+      </w:r>
+    </w:p>
+    <w:p>
+      <w:pPr>
+        <w:spacing w:line="336" w:lineRule="auto" w:after="180"/>
+      </w:pPr>
+      <w:r>
+        <w:rPr>
+          <w:b w:val="0"/>
+        </w:rPr>
         <w:t>Explain the limits of a local direction clue</w:t>
       </w:r>
     </w:p>
@@ -126,8 +239,27 @@
       </w:r>
     </w:p>
     <w:p>
-      <w:r>
-        <w:t>For one example with prediction 4 and target 2, what is the squared error?</w:t>
+      <w:pPr>
+        <w:spacing w:line="336" w:lineRule="auto" w:after="180"/>
+        <w:shd w:fill="F5F1FB"/>
+      </w:pPr>
+      <w:r>
+        <w:rPr>
+          <w:b w:val="0"/>
+        </w:rPr>
+        <w:t xml:space="preserve">For one example with </w:t>
+      </w:r>
+      <w:r>
+        <w:rPr>
+          <w:b/>
+        </w:rPr>
+        <w:t>prediction</w:t>
+      </w:r>
+      <w:r>
+        <w:rPr>
+          <w:b w:val="0"/>
+        </w:rPr>
+        <w:t xml:space="preserve"> 4 and target 2, what is the squared error?</w:t>
       </w:r>
     </w:p>
     <w:p>
@@ -162,8 +294,38 @@
       </w:r>
     </w:p>
     <w:p>
-      <w:r>
-        <w:t>By the end, I can explain slopes and local change using a traced example and a stated limitation.</w:t>
+      <w:pPr>
+        <w:spacing w:line="336" w:lineRule="auto" w:after="180"/>
+      </w:pPr>
+      <w:r>
+        <w:rPr>
+          <w:b w:val="0"/>
+        </w:rPr>
+        <w:t xml:space="preserve">By the end, I can explain </w:t>
+      </w:r>
+      <w:r>
+        <w:rPr>
+          <w:b/>
+        </w:rPr>
+        <w:t>slope</w:t>
+      </w:r>
+      <w:r>
+        <w:rPr>
+          <w:b w:val="0"/>
+        </w:rPr>
+        <w:t xml:space="preserve">s and </w:t>
+      </w:r>
+      <w:r>
+        <w:rPr>
+          <w:b/>
+        </w:rPr>
+        <w:t>local change</w:t>
+      </w:r>
+      <w:r>
+        <w:rPr>
+          <w:b w:val="0"/>
+        </w:rPr>
+        <w:t xml:space="preserve"> using a traced example and a stated limitation.</w:t>
       </w:r>
     </w:p>
     <w:p>
@@ -176,6 +338,17 @@
     </w:p>
     <w:p>
       <w:r>
+        <w:t>Investigate the supplied Slopes and local change case. Separate observations, given facts and assumptions before choosing an explanation.</w:t>
+      </w:r>
+    </w:p>
+    <w:p>
+      <w:pPr>
+        <w:spacing w:line="336" w:lineRule="auto" w:after="180"/>
+      </w:pPr>
+      <w:r>
+        <w:rPr>
+          <w:b w:val="0"/>
+        </w:rPr>
         <w:t>Let a one-example model predict w and let its target be 2. Its squared loss is L(w) = (w - 2) squared. Here w is the parameter we vary, not a new data example. L is a nonnegative function of that parameter.</w:t>
       </w:r>
     </w:p>
@@ -387,8 +560,38 @@
       </w:tr>
     </w:tbl>
     <w:p>
-      <w:r>
-        <w:t>From w = 0 to w = 1, the loss changes by -3 while w changes by 1. The average slope is -3. From w = 1 to w = 2 it is -1. The curve does not have one fixed slope everywhere.</w:t>
+      <w:pPr>
+        <w:spacing w:line="336" w:lineRule="auto" w:after="180"/>
+      </w:pPr>
+      <w:r>
+        <w:rPr>
+          <w:b w:val="0"/>
+        </w:rPr>
+        <w:t xml:space="preserve">From w = 0 to w = 1, the loss changes by -3 while w changes by 1. The average </w:t>
+      </w:r>
+      <w:r>
+        <w:rPr>
+          <w:b/>
+        </w:rPr>
+        <w:t>slope</w:t>
+      </w:r>
+      <w:r>
+        <w:rPr>
+          <w:b w:val="0"/>
+        </w:rPr>
+        <w:t xml:space="preserve"> is -3. From w = 1 to w = 2 it is -1. The curve does not have one fixed </w:t>
+      </w:r>
+      <w:r>
+        <w:rPr>
+          <w:b/>
+        </w:rPr>
+        <w:t>slope</w:t>
+      </w:r>
+      <w:r>
+        <w:rPr>
+          <w:b w:val="0"/>
+        </w:rPr>
+        <w:t xml:space="preserve"> everywhere.</w:t>
       </w:r>
     </w:p>
     <w:p>
@@ -424,7 +627,29 @@
     </w:p>
     <w:p>
       <w:r>
-        <w:t>Near w = 1, use two symmetric nearby values: 0.9 and 1.1. Their losses are 1.21 and 0.81. Change in loss divided by change in w gives (0.81 - 1.21) / (1.1 - 0.9) = -2. This symmetric estimate describes change near the centre w = 1.</w:t>
+        <w:t>Follow the mechanism for Slopes and local change. Connect each labelled input, deciding step and result.</w:t>
+      </w:r>
+    </w:p>
+    <w:p>
+      <w:pPr>
+        <w:spacing w:line="336" w:lineRule="auto" w:after="180"/>
+      </w:pPr>
+      <w:r>
+        <w:rPr>
+          <w:b w:val="0"/>
+        </w:rPr>
+        <w:t>Near w = 1, use two symmetric nearby values: 0.9 and 1.1. Their losses are 1.21 and 0.81. Change in loss divided by change in w gives (0.81 - 1.21) / (1.1 - 0.9) = -2.</w:t>
+      </w:r>
+    </w:p>
+    <w:p>
+      <w:pPr>
+        <w:spacing w:line="336" w:lineRule="auto" w:after="180"/>
+      </w:pPr>
+      <w:r>
+        <w:rPr>
+          <w:b w:val="0"/>
+        </w:rPr>
+        <w:t>This symmetric estimate describes change near the centre w = 1.</w:t>
       </w:r>
     </w:p>
     <w:p>
@@ -455,8 +680,37 @@
       </w:r>
     </w:p>
     <w:p>
-      <w:r>
-        <w:t>For this quadratic, the symmetric estimate equals the exact slope 2(w - 2) in exact arithmetic. Numerical estimates for other functions are generally approximate. Smaller steps can reduce some approximation errors, but extremely small steps can suffer from computer rounding.</w:t>
+      <w:pPr>
+        <w:spacing w:line="336" w:lineRule="auto" w:after="180"/>
+      </w:pPr>
+      <w:r>
+        <w:rPr>
+          <w:b w:val="0"/>
+        </w:rPr>
+        <w:t xml:space="preserve">For this quadratic, the symmetric estimate equals the exact </w:t>
+      </w:r>
+      <w:r>
+        <w:rPr>
+          <w:b/>
+        </w:rPr>
+        <w:t>slope</w:t>
+      </w:r>
+      <w:r>
+        <w:rPr>
+          <w:b w:val="0"/>
+        </w:rPr>
+        <w:t xml:space="preserve"> 2(w - 2) in exact arithmetic. Numerical estimates for other functions are generally approximate.</w:t>
+      </w:r>
+    </w:p>
+    <w:p>
+      <w:pPr>
+        <w:spacing w:line="336" w:lineRule="auto" w:after="180"/>
+      </w:pPr>
+      <w:r>
+        <w:rPr>
+          <w:b w:val="0"/>
+        </w:rPr>
+        <w:t>Smaller steps can reduce some approximation errors, but extremely small steps can suffer from computer rounding.</w:t>
       </w:r>
     </w:p>
     <w:p>
@@ -468,8 +722,26 @@
       </w:r>
     </w:p>
     <w:p>
-      <w:r>
-        <w:t>Point to the input, the deciding step and the result in this week’s visual. Explain the same step in ordinary words. A picture helps when you can say what each part represents.</w:t>
+      <w:pPr>
+        <w:spacing w:line="336" w:lineRule="auto" w:after="180"/>
+      </w:pPr>
+      <w:r>
+        <w:rPr>
+          <w:b w:val="0"/>
+        </w:rPr>
+        <w:t xml:space="preserve">Point to the </w:t>
+      </w:r>
+      <w:r>
+        <w:rPr>
+          <w:b/>
+        </w:rPr>
+        <w:t>input</w:t>
+      </w:r>
+      <w:r>
+        <w:rPr>
+          <w:b w:val="0"/>
+        </w:rPr>
+        <w:t>, the deciding step and the result in this week’s visual. Explain the same step in ordinary words. A picture helps when you can say what each part represents.</w:t>
       </w:r>
     </w:p>
     <w:p>
@@ -481,6 +753,11 @@
       </w:r>
     </w:p>
     <w:p>
+      <w:r>
+        <w:t>Compare the supplied cases for Slopes and local change. Identify the detail that changes the conclusion.</w:t>
+      </w:r>
+    </w:p>
+    <w:p>
       <w:pPr>
         <w:pStyle w:val="Heading3"/>
       </w:pPr>
@@ -489,8 +766,26 @@
       </w:r>
     </w:p>
     <w:p>
-      <w:r>
-        <w:t>At centre w = 0, use step 0.5. Calculate L(-0.5), L(0.5) and the symmetric slope.</w:t>
+      <w:pPr>
+        <w:spacing w:line="336" w:lineRule="auto" w:after="180"/>
+      </w:pPr>
+      <w:r>
+        <w:rPr>
+          <w:b w:val="0"/>
+        </w:rPr>
+        <w:t xml:space="preserve">At centre w = 0, use step 0.5. Calculate L(-0.5), L(0.5) and the symmetric </w:t>
+      </w:r>
+      <w:r>
+        <w:rPr>
+          <w:b/>
+        </w:rPr>
+        <w:t>slope</w:t>
+      </w:r>
+      <w:r>
+        <w:rPr>
+          <w:b w:val="0"/>
+        </w:rPr>
+        <w:t>.</w:t>
       </w:r>
     </w:p>
     <w:p>
@@ -535,18 +830,81 @@
       </w:r>
     </w:p>
     <w:p>
-      <w:r>
+      <w:pPr>
+        <w:pStyle w:val="Heading3"/>
+      </w:pPr>
+      <w:r>
+        <w:t>Change one thing</w:t>
+      </w:r>
+    </w:p>
+    <w:p>
+      <w:pPr>
+        <w:spacing w:line="336" w:lineRule="auto" w:after="180"/>
+        <w:shd w:fill="F5F1FB"/>
+      </w:pPr>
+      <w:r>
+        <w:rPr>
+          <w:b w:val="0"/>
+        </w:rPr>
         <w:t>Change: Move from 0 all the way to5.</w:t>
       </w:r>
     </w:p>
     <w:p>
-      <w:r>
-        <w:t>Prediction: Loss becomes9, exceeding the starting4.</w:t>
-      </w:r>
-    </w:p>
-    <w:p>
-      <w:r>
-        <w:t>Reason: A negative local slope suggests increasing a locally, not that every positive jump decreases loss.</w:t>
+      <w:pPr>
+        <w:pStyle w:val="Heading3"/>
+      </w:pPr>
+      <w:r>
+        <w:t>Predicted result</w:t>
+      </w:r>
+    </w:p>
+    <w:p>
+      <w:pPr>
+        <w:spacing w:line="336" w:lineRule="auto" w:after="180"/>
+        <w:shd w:fill="F1F6FC"/>
+      </w:pPr>
+      <w:r>
+        <w:rPr>
+          <w:b/>
+        </w:rPr>
+        <w:t>Prediction</w:t>
+      </w:r>
+      <w:r>
+        <w:rPr>
+          <w:b w:val="0"/>
+        </w:rPr>
+        <w:t>: Loss becomes9, exceeding the starting4.</w:t>
+      </w:r>
+    </w:p>
+    <w:p>
+      <w:pPr>
+        <w:pStyle w:val="Heading3"/>
+      </w:pPr>
+      <w:r>
+        <w:t>Why the result follows</w:t>
+      </w:r>
+    </w:p>
+    <w:p>
+      <w:pPr>
+        <w:spacing w:line="336" w:lineRule="auto" w:after="180"/>
+        <w:shd w:fill="F1F6FC"/>
+      </w:pPr>
+      <w:r>
+        <w:rPr>
+          <w:b w:val="0"/>
+        </w:rPr>
+        <w:t xml:space="preserve">Reason: A negative local </w:t>
+      </w:r>
+      <w:r>
+        <w:rPr>
+          <w:b/>
+        </w:rPr>
+        <w:t>slope</w:t>
+      </w:r>
+      <w:r>
+        <w:rPr>
+          <w:b w:val="0"/>
+        </w:rPr>
+        <w:t xml:space="preserve"> suggests increasing a locally, not that every positive jump decreases loss.</w:t>
       </w:r>
     </w:p>
     <w:p>
@@ -555,6 +913,11 @@
       </w:pPr>
       <w:r>
         <w:t>05. Words that unlock the idea</w:t>
+      </w:r>
+    </w:p>
+    <w:p>
+      <w:r>
+        <w:t>Use the vocabulary of Slopes and local change to explain a concrete decision, rather than only memorising definitions.</w:t>
       </w:r>
     </w:p>
     <w:tbl>
@@ -710,6 +1073,11 @@
       </w:pPr>
       <w:r>
         <w:t>06. Follow a worked example</w:t>
+      </w:r>
+    </w:p>
+    <w:p>
+      <w:r>
+        <w:t>Follow the worked trace for Slopes and local change, predict a step, then compare with its explanation.</w:t>
       </w:r>
     </w:p>
     <w:p>
@@ -905,7 +1273,13 @@
       </w:r>
     </w:p>
     <w:p>
-      <w:r>
+      <w:pPr>
+        <w:spacing w:line="336" w:lineRule="auto" w:after="180"/>
+      </w:pPr>
+      <w:r>
+        <w:rPr>
+          <w:b w:val="0"/>
+        </w:rPr>
         <w:t>Cover the result before checking it. Say what is given, choose the procedure, and follow one step at a time. Then uncover the result and explain your first mismatch. Ask why a step is allowed, not only what number it produces.</w:t>
       </w:r>
     </w:p>
@@ -918,8 +1292,26 @@
       </w:r>
     </w:p>
     <w:p>
-      <w:r>
-        <w:t>Use a local slope to propose a small move rather than claiming every move helps.</w:t>
+      <w:pPr>
+        <w:spacing w:line="336" w:lineRule="auto" w:after="180"/>
+      </w:pPr>
+      <w:r>
+        <w:rPr>
+          <w:b w:val="0"/>
+        </w:rPr>
+        <w:t xml:space="preserve">Use a local </w:t>
+      </w:r>
+      <w:r>
+        <w:rPr>
+          <w:b/>
+        </w:rPr>
+        <w:t>slope</w:t>
+      </w:r>
+      <w:r>
+        <w:rPr>
+          <w:b w:val="0"/>
+        </w:rPr>
+        <w:t xml:space="preserve"> to propose a small move rather than claiming every move helps.</w:t>
       </w:r>
     </w:p>
     <w:p>
@@ -931,13 +1323,55 @@
       </w:r>
     </w:p>
     <w:p>
-      <w:r>
+      <w:pPr>
+        <w:pStyle w:val="Heading3"/>
+      </w:pPr>
+      <w:r>
+        <w:t>Supplied facts</w:t>
+      </w:r>
+    </w:p>
+    <w:p>
+      <w:pPr>
+        <w:spacing w:line="336" w:lineRule="auto" w:after="180"/>
+        <w:shd w:fill="F1F6FC"/>
+      </w:pPr>
+      <w:r>
+        <w:rPr>
+          <w:b w:val="0"/>
+        </w:rPr>
         <w:t>Toy loss J(a)=(a-2)². At a = 0, use symmetric step 0.5.</w:t>
       </w:r>
     </w:p>
     <w:p>
-      <w:r>
-        <w:t>All inputs and outcomes in this worked example are invented classroom data; no real model run is claimed.</w:t>
+      <w:pPr>
+        <w:pStyle w:val="Heading3"/>
+      </w:pPr>
+      <w:r>
+        <w:t>Supplied facts</w:t>
+      </w:r>
+    </w:p>
+    <w:p>
+      <w:pPr>
+        <w:spacing w:line="336" w:lineRule="auto" w:after="180"/>
+        <w:shd w:fill="F1F6FC"/>
+      </w:pPr>
+      <w:r>
+        <w:rPr>
+          <w:b w:val="0"/>
+        </w:rPr>
+        <w:t xml:space="preserve">All </w:t>
+      </w:r>
+      <w:r>
+        <w:rPr>
+          <w:b/>
+        </w:rPr>
+        <w:t>input</w:t>
+      </w:r>
+      <w:r>
+        <w:rPr>
+          <w:b w:val="0"/>
+        </w:rPr>
+        <w:t>s and outcomes in this worked example are invented classroom data; no real model run is claimed.</w:t>
       </w:r>
     </w:p>
     <w:p>
@@ -1100,30 +1534,138 @@
       </w:r>
     </w:p>
     <w:p>
-      <w:r>
-        <w:t>A slope describes how the loss changes near the current parameter. The symmetric calculation compares equal small moves on either side. Its negative result suggests a small increase may help at zero. It does not promise every increase helps: jumping to five passes the optimum at two and produces a larger loss. Check the new loss after each proposed step.</w:t>
-      </w:r>
-    </w:p>
-    <w:p>
       <w:pPr>
         <w:pStyle w:val="Heading3"/>
       </w:pPr>
       <w:r>
+        <w:t>Why the result follows</w:t>
+      </w:r>
+    </w:p>
+    <w:p>
+      <w:pPr>
+        <w:spacing w:line="336" w:lineRule="auto" w:after="180"/>
+        <w:shd w:fill="F1F6FC"/>
+      </w:pPr>
+      <w:r>
+        <w:rPr>
+          <w:b w:val="0"/>
+        </w:rPr>
+        <w:t xml:space="preserve">A </w:t>
+      </w:r>
+      <w:r>
+        <w:rPr>
+          <w:b/>
+        </w:rPr>
+        <w:t>slope</w:t>
+      </w:r>
+      <w:r>
+        <w:rPr>
+          <w:b w:val="0"/>
+        </w:rPr>
+        <w:t xml:space="preserve"> describes how the loss changes near the current parameter. The symmetric calculation compares equal small moves on either side. Its negative result suggests a small increase may help at zero.</w:t>
+      </w:r>
+    </w:p>
+    <w:p>
+      <w:pPr>
+        <w:spacing w:line="336" w:lineRule="auto" w:after="180"/>
+        <w:shd w:fill="F1F6FC"/>
+      </w:pPr>
+      <w:r>
+        <w:rPr>
+          <w:b w:val="0"/>
+        </w:rPr>
+        <w:t>It does not promise every increase helps: jumping to five passes the optimum at two and produces a larger loss. Check the new loss after each proposed step.</w:t>
+      </w:r>
+    </w:p>
+    <w:p>
+      <w:pPr>
+        <w:pStyle w:val="Heading3"/>
+      </w:pPr>
+      <w:r>
         <w:t>What this example does not establish</w:t>
       </w:r>
     </w:p>
     <w:p>
-      <w:r>
-        <w:t>A finite difference approximates local change; numerical precision and nonsmooth points need care in more complex objectives.</w:t>
-      </w:r>
-    </w:p>
-    <w:p>
-      <w:r>
-        <w:t>Read the labelled picture: Which calculation disproves “any increase helps”? Point to the relevant step in the picture, then write the changed result and the rule or evidence that supports it.</w:t>
-      </w:r>
-    </w:p>
-    <w:p>
-      <w:r>
+      <w:pPr>
+        <w:pStyle w:val="Heading3"/>
+      </w:pPr>
+      <w:r>
+        <w:t>Keep the stated limit</w:t>
+      </w:r>
+    </w:p>
+    <w:p>
+      <w:pPr>
+        <w:spacing w:line="336" w:lineRule="auto" w:after="180"/>
+        <w:shd w:fill="FFF5E6"/>
+      </w:pPr>
+      <w:r>
+        <w:rPr>
+          <w:b w:val="0"/>
+        </w:rPr>
+        <w:t xml:space="preserve">A finite difference approximates </w:t>
+      </w:r>
+      <w:r>
+        <w:rPr>
+          <w:b/>
+        </w:rPr>
+        <w:t>local change</w:t>
+      </w:r>
+      <w:r>
+        <w:rPr>
+          <w:b w:val="0"/>
+        </w:rPr>
+        <w:t>; numerical precision and nonsmooth points need care in more complex objectives.</w:t>
+      </w:r>
+    </w:p>
+    <w:p>
+      <w:pPr>
+        <w:pStyle w:val="Heading3"/>
+      </w:pPr>
+      <w:r>
+        <w:t>Keep the stated limit</w:t>
+      </w:r>
+    </w:p>
+    <w:p>
+      <w:pPr>
+        <w:spacing w:line="336" w:lineRule="auto" w:after="180"/>
+        <w:shd w:fill="FFF5E6"/>
+      </w:pPr>
+      <w:r>
+        <w:rPr>
+          <w:b w:val="0"/>
+        </w:rPr>
+        <w:t xml:space="preserve">Read the labelled picture: Which calculation disproves “any increase helps”? Point to the relevant step in the picture, then write the changed result and the rule or </w:t>
+      </w:r>
+      <w:r>
+        <w:rPr>
+          <w:b/>
+        </w:rPr>
+        <w:t>evidence</w:t>
+      </w:r>
+      <w:r>
+        <w:rPr>
+          <w:b w:val="0"/>
+        </w:rPr>
+        <w:t xml:space="preserve"> that supports it.</w:t>
+      </w:r>
+    </w:p>
+    <w:p>
+      <w:pPr>
+        <w:pStyle w:val="Heading3"/>
+      </w:pPr>
+      <w:r>
+        <w:t>Keep the stated limit</w:t>
+      </w:r>
+    </w:p>
+    <w:p>
+      <w:pPr>
+        <w:spacing w:line="336" w:lineRule="auto" w:after="180"/>
+        <w:shd w:fill="FFF5E6"/>
+      </w:pPr>
+      <w:r>
+        <w:rPr>
+          <w:b w:val="0"/>
+        </w:rPr>
         <w:t>Change one thing: Move from 0 all the way to5. Predict the result before checking the explanation. What remains the same?</w:t>
       </w:r>
     </w:p>
@@ -1137,12 +1679,111 @@
     </w:p>
     <w:p>
       <w:r>
-        <w:t>A negative slope at w = 1 suggests that a sufficiently small increase reduces this smooth loss locally. Moving to 1.1 lowers loss from 1 to 0.81. A jump all the way to 4 raises loss to 4. The initial slope cannot justify a step of any size.</w:t>
-      </w:r>
-    </w:p>
-    <w:p>
-      <w:r>
-        <w:t>A zero slope is also limited evidence. The nonnegative function F(w) = (w squared - 1) squared has zero local slope at w = 0, yet F(0) = 1 and F(0.1) = 0.9801. Small moves on either side lower that function. A flat first-order clue can occur at a point that is not a minimum.</w:t>
+        <w:t>Find the unsupported step in the Slopes and local change claim and explain a repair using the supplied evidence.</w:t>
+      </w:r>
+    </w:p>
+    <w:p>
+      <w:pPr>
+        <w:spacing w:line="336" w:lineRule="auto" w:after="180"/>
+      </w:pPr>
+      <w:r>
+        <w:rPr>
+          <w:b w:val="0"/>
+        </w:rPr>
+        <w:t xml:space="preserve">A negative </w:t>
+      </w:r>
+      <w:r>
+        <w:rPr>
+          <w:b/>
+        </w:rPr>
+        <w:t>slope</w:t>
+      </w:r>
+      <w:r>
+        <w:rPr>
+          <w:b w:val="0"/>
+        </w:rPr>
+        <w:t xml:space="preserve"> at w = 1 suggests that a sufficiently small increase reduces this smooth loss locally. Moving to 1.1 lowers loss from 1 to 0.81. A jump all the way to 4 raises loss to 4.</w:t>
+      </w:r>
+    </w:p>
+    <w:p>
+      <w:pPr>
+        <w:spacing w:line="336" w:lineRule="auto" w:after="180"/>
+      </w:pPr>
+      <w:r>
+        <w:rPr>
+          <w:b w:val="0"/>
+        </w:rPr>
+        <w:t xml:space="preserve">The initial </w:t>
+      </w:r>
+      <w:r>
+        <w:rPr>
+          <w:b/>
+        </w:rPr>
+        <w:t>slope</w:t>
+      </w:r>
+      <w:r>
+        <w:rPr>
+          <w:b w:val="0"/>
+        </w:rPr>
+        <w:t xml:space="preserve"> cannot justify a step of any size.</w:t>
+      </w:r>
+    </w:p>
+    <w:p>
+      <w:pPr>
+        <w:spacing w:line="336" w:lineRule="auto" w:after="180"/>
+      </w:pPr>
+      <w:r>
+        <w:rPr>
+          <w:b w:val="0"/>
+        </w:rPr>
+        <w:t xml:space="preserve">A zero </w:t>
+      </w:r>
+      <w:r>
+        <w:rPr>
+          <w:b/>
+        </w:rPr>
+        <w:t>slope</w:t>
+      </w:r>
+      <w:r>
+        <w:rPr>
+          <w:b w:val="0"/>
+        </w:rPr>
+        <w:t xml:space="preserve"> is also limited </w:t>
+      </w:r>
+      <w:r>
+        <w:rPr>
+          <w:b/>
+        </w:rPr>
+        <w:t>evidence</w:t>
+      </w:r>
+      <w:r>
+        <w:rPr>
+          <w:b w:val="0"/>
+        </w:rPr>
+        <w:t xml:space="preserve">. The nonnegative function F(w) = (w squared - 1) squared has zero local </w:t>
+      </w:r>
+      <w:r>
+        <w:rPr>
+          <w:b/>
+        </w:rPr>
+        <w:t>slope</w:t>
+      </w:r>
+      <w:r>
+        <w:rPr>
+          <w:b w:val="0"/>
+        </w:rPr>
+        <w:t xml:space="preserve"> at w = 0, yet F(0) = 1 and F(0.1) = 0.9801. Small moves on either side lower that function.</w:t>
+      </w:r>
+    </w:p>
+    <w:p>
+      <w:pPr>
+        <w:spacing w:line="336" w:lineRule="auto" w:after="180"/>
+      </w:pPr>
+      <w:r>
+        <w:rPr>
+          <w:b w:val="0"/>
+        </w:rPr>
+        <w:t>A flat first-order clue can occur at a point that is not a minimum.</w:t>
       </w:r>
     </w:p>
     <w:p>
@@ -1154,7 +1795,13 @@
       </w:r>
     </w:p>
     <w:p>
-      <w:r>
+      <w:pPr>
+        <w:spacing w:line="336" w:lineRule="auto" w:after="180"/>
+      </w:pPr>
+      <w:r>
+        <w:rPr>
+          <w:b w:val="0"/>
+        </w:rPr>
         <w:t>Starting at w = 3, compare loss after moving to 2.9 and after moving to -1. Both moves decrease w.</w:t>
       </w:r>
     </w:p>
@@ -1206,7 +1853,42 @@
     </w:p>
     <w:p>
       <w:r>
-        <w:t>For L(w) = (w - 2) squared, calculate the average slope from w = 0 to w = 2. Compare it with the local slope at w = 2.</w:t>
+        <w:t>Practise Slopes and local change with support, then explain the deciding step in your own words.</w:t>
+      </w:r>
+    </w:p>
+    <w:p>
+      <w:pPr>
+        <w:spacing w:line="336" w:lineRule="auto" w:after="180"/>
+      </w:pPr>
+      <w:r>
+        <w:rPr>
+          <w:b w:val="0"/>
+        </w:rPr>
+        <w:t xml:space="preserve">For L(w) = (w - 2) squared, calculate the average </w:t>
+      </w:r>
+      <w:r>
+        <w:rPr>
+          <w:b/>
+        </w:rPr>
+        <w:t>slope</w:t>
+      </w:r>
+      <w:r>
+        <w:rPr>
+          <w:b w:val="0"/>
+        </w:rPr>
+        <w:t xml:space="preserve"> from w = 0 to w = 2. Compare it with the local </w:t>
+      </w:r>
+      <w:r>
+        <w:rPr>
+          <w:b/>
+        </w:rPr>
+        <w:t>slope</w:t>
+      </w:r>
+      <w:r>
+        <w:rPr>
+          <w:b w:val="0"/>
+        </w:rPr>
+        <w:t xml:space="preserve"> at w = 2.</w:t>
       </w:r>
     </w:p>
     <w:p>
@@ -1274,8 +1956,50 @@
       </w:r>
     </w:p>
     <w:p>
-      <w:r>
-        <w:t>Use workbook W2 for the connected example “Slopes and local change”. First fill the input and rule boxes. Try the middle steps before asking for a hint. After a hint, try the next step yourself.</w:t>
+      <w:pPr>
+        <w:spacing w:line="336" w:lineRule="auto" w:after="180"/>
+      </w:pPr>
+      <w:r>
+        <w:rPr>
+          <w:b w:val="0"/>
+        </w:rPr>
+        <w:t>Use workbook W2 for the connected example “</w:t>
+      </w:r>
+      <w:r>
+        <w:rPr>
+          <w:b/>
+        </w:rPr>
+        <w:t>Slope</w:t>
+      </w:r>
+      <w:r>
+        <w:rPr>
+          <w:b w:val="0"/>
+        </w:rPr>
+        <w:t xml:space="preserve">s and </w:t>
+      </w:r>
+      <w:r>
+        <w:rPr>
+          <w:b/>
+        </w:rPr>
+        <w:t>local change</w:t>
+      </w:r>
+      <w:r>
+        <w:rPr>
+          <w:b w:val="0"/>
+        </w:rPr>
+        <w:t xml:space="preserve">”. First fill the </w:t>
+      </w:r>
+      <w:r>
+        <w:rPr>
+          <w:b/>
+        </w:rPr>
+        <w:t>input</w:t>
+      </w:r>
+      <w:r>
+        <w:rPr>
+          <w:b w:val="0"/>
+        </w:rPr>
+        <w:t xml:space="preserve"> and rule boxes. Try the middle steps before asking for a hint. After a hint, try the next step yourself.</w:t>
       </w:r>
     </w:p>
     <w:tbl>
@@ -1358,7 +2082,13 @@
       </w:tr>
     </w:tbl>
     <w:p>
-      <w:r>
+      <w:pPr>
+        <w:spacing w:line="336" w:lineRule="auto" w:after="180"/>
+      </w:pPr>
+      <w:r>
+        <w:rPr>
+          <w:b w:val="0"/>
+        </w:rPr>
         <w:t>Explain your trace to a partner. Your partner points to one step to check. Swap roles on the next case. Each person writes their own explanation.</w:t>
       </w:r>
     </w:p>
@@ -1371,12 +2101,48 @@
       </w:r>
     </w:p>
     <w:p>
-      <w:r>
-        <w:t>Use the worked case for Slopes and local change. Proposed explanation: “Divide by the step only”. Decide whether this explanation is supported. Point to the step or supplied fact that decides; explain your repair if needed.</w:t>
-      </w:r>
-    </w:p>
-    <w:p>
-      <w:r>
+      <w:pPr>
+        <w:spacing w:line="336" w:lineRule="auto" w:after="180"/>
+      </w:pPr>
+      <w:r>
+        <w:rPr>
+          <w:b w:val="0"/>
+        </w:rPr>
+        <w:t xml:space="preserve">Use the worked case for </w:t>
+      </w:r>
+      <w:r>
+        <w:rPr>
+          <w:b/>
+        </w:rPr>
+        <w:t>Slope</w:t>
+      </w:r>
+      <w:r>
+        <w:rPr>
+          <w:b w:val="0"/>
+        </w:rPr>
+        <w:t xml:space="preserve">s and </w:t>
+      </w:r>
+      <w:r>
+        <w:rPr>
+          <w:b/>
+        </w:rPr>
+        <w:t>local change</w:t>
+      </w:r>
+      <w:r>
+        <w:rPr>
+          <w:b w:val="0"/>
+        </w:rPr>
+        <w:t>. Proposed explanation: “Divide by the step only”. Decide whether this explanation is supported. Point to the step or supplied fact that decides; explain your repair if needed.</w:t>
+      </w:r>
+    </w:p>
+    <w:p>
+      <w:pPr>
+        <w:spacing w:line="336" w:lineRule="auto" w:after="180"/>
+      </w:pPr>
+      <w:r>
+        <w:rPr>
+          <w:b w:val="0"/>
+        </w:rPr>
         <w:t>Answer on your own before discussion. If you are unsure, say which step you need help with.</w:t>
       </w:r>
     </w:p>
@@ -1389,8 +2155,26 @@
       </w:r>
     </w:p>
     <w:p>
-      <w:r>
-        <w:t>Which calculation disproves “any increase helps”? Point to the relevant step in the picture, then write the changed result and the rule or evidence that supports it.</w:t>
+      <w:pPr>
+        <w:spacing w:line="336" w:lineRule="auto" w:after="180"/>
+      </w:pPr>
+      <w:r>
+        <w:rPr>
+          <w:b w:val="0"/>
+        </w:rPr>
+        <w:t xml:space="preserve">Which calculation disproves “any increase helps”? Point to the relevant step in the picture, then write the changed result and the rule or </w:t>
+      </w:r>
+      <w:r>
+        <w:rPr>
+          <w:b/>
+        </w:rPr>
+        <w:t>evidence</w:t>
+      </w:r>
+      <w:r>
+        <w:rPr>
+          <w:b w:val="0"/>
+        </w:rPr>
+        <w:t xml:space="preserve"> that supports it.</w:t>
       </w:r>
     </w:p>
     <w:p>
@@ -1422,7 +2206,13 @@
       </w:r>
     </w:p>
     <w:p>
-      <w:r>
+      <w:pPr>
+        <w:spacing w:line="336" w:lineRule="auto" w:after="180"/>
+      </w:pPr>
+      <w:r>
+        <w:rPr>
+          <w:b w:val="0"/>
+        </w:rPr>
         <w:t>This is supported practice. Keep the separately named independent case for an attempt before feedback.</w:t>
       </w:r>
     </w:p>
@@ -1435,6 +2225,11 @@
       </w:r>
     </w:p>
     <w:p>
+      <w:r>
+        <w:t>Investigate Slopes and local change. Record the prediction, actual observation or labelled paper trace, explanation and next test separately.</w:t>
+      </w:r>
+    </w:p>
+    <w:p>
       <w:pPr>
         <w:pStyle w:val="Heading3"/>
       </w:pPr>
@@ -1443,8 +2238,26 @@
       </w:r>
     </w:p>
     <w:p>
-      <w:r>
-        <w:t>At centre w = 0, use step 0.5. Calculate L(-0.5), L(0.5) and the symmetric slope.</w:t>
+      <w:pPr>
+        <w:spacing w:line="336" w:lineRule="auto" w:after="180"/>
+      </w:pPr>
+      <w:r>
+        <w:rPr>
+          <w:b w:val="0"/>
+        </w:rPr>
+        <w:t xml:space="preserve">At centre w = 0, use step 0.5. Calculate L(-0.5), L(0.5) and the symmetric </w:t>
+      </w:r>
+      <w:r>
+        <w:rPr>
+          <w:b/>
+        </w:rPr>
+        <w:t>slope</w:t>
+      </w:r>
+      <w:r>
+        <w:rPr>
+          <w:b w:val="0"/>
+        </w:rPr>
+        <w:t>.</w:t>
       </w:r>
     </w:p>
     <w:p>
@@ -1611,7 +2424,13 @@
       </w:tr>
     </w:tbl>
     <w:p>
-      <w:r>
+      <w:pPr>
+        <w:spacing w:line="336" w:lineRule="auto" w:after="180"/>
+      </w:pPr>
+      <w:r>
+        <w:rPr>
+          <w:b w:val="0"/>
+        </w:rPr>
         <w:t>On paper, trace the supplied procedure. If code is provided, predict before running it in a local practice file. Never write an expected answer as though it were an observed run.</w:t>
       </w:r>
     </w:p>
@@ -1624,7 +2443,13 @@
       </w:r>
     </w:p>
     <w:p>
-      <w:r>
+      <w:pPr>
+        <w:spacing w:line="336" w:lineRule="auto" w:after="180"/>
+      </w:pPr>
+      <w:r>
+        <w:rPr>
+          <w:b w:val="0"/>
+        </w:rPr>
         <w:t>Before trying: what do I expect, and why? While trying: which step could first go wrong? Afterwards: what did I actually observe, and what should change? Keep “not run” if you only traced the procedure.</w:t>
       </w:r>
     </w:p>
@@ -1637,6 +2462,11 @@
       </w:r>
     </w:p>
     <w:p>
+      <w:r>
+        <w:t>Move from recall to tracing, diagnosis and transfer in Slopes and local change. Explain why each step is justified.</w:t>
+      </w:r>
+    </w:p>
+    <w:p>
       <w:pPr>
         <w:pStyle w:val="Heading3"/>
       </w:pPr>
@@ -1645,18 +2475,73 @@
       </w:r>
     </w:p>
     <w:p>
-      <w:r>
-        <w:t>For L(w) = (w - 2) squared, calculate the average slope from w = 0 to w = 2. Compare it with the local slope at w = 2.</w:t>
-      </w:r>
-    </w:p>
-    <w:p>
-      <w:r>
+      <w:pPr>
+        <w:spacing w:line="336" w:lineRule="auto" w:after="180"/>
+      </w:pPr>
+      <w:r>
+        <w:rPr>
+          <w:b w:val="0"/>
+        </w:rPr>
+        <w:t xml:space="preserve">For L(w) = (w - 2) squared, calculate the average </w:t>
+      </w:r>
+      <w:r>
+        <w:rPr>
+          <w:b/>
+        </w:rPr>
+        <w:t>slope</w:t>
+      </w:r>
+      <w:r>
+        <w:rPr>
+          <w:b w:val="0"/>
+        </w:rPr>
+        <w:t xml:space="preserve"> from w = 0 to w = 2. Compare it with the local </w:t>
+      </w:r>
+      <w:r>
+        <w:rPr>
+          <w:b/>
+        </w:rPr>
+        <w:t>slope</w:t>
+      </w:r>
+      <w:r>
+        <w:rPr>
+          <w:b w:val="0"/>
+        </w:rPr>
+        <w:t xml:space="preserve"> at w = 2.</w:t>
+      </w:r>
+    </w:p>
+    <w:p>
+      <w:pPr>
+        <w:spacing w:line="336" w:lineRule="auto" w:after="180"/>
+      </w:pPr>
+      <w:r>
+        <w:rPr>
+          <w:b w:val="0"/>
+        </w:rPr>
         <w:t>Starting at w = 3, compare loss after moving to 2.9 and after moving to -1. Both moves decrease w.</w:t>
       </w:r>
     </w:p>
     <w:p>
-      <w:r>
-        <w:t>For F(w) = (w squared - 1) squared, compare F(0) and F(0.1). Does zero local slope at zero prove a minimum?</w:t>
+      <w:pPr>
+        <w:spacing w:line="336" w:lineRule="auto" w:after="180"/>
+        <w:shd w:fill="F5F1FB"/>
+      </w:pPr>
+      <w:r>
+        <w:rPr>
+          <w:b w:val="0"/>
+        </w:rPr>
+        <w:t xml:space="preserve">For F(w) = (w squared - 1) squared, compare F(0) and F(0.1). Does zero local </w:t>
+      </w:r>
+      <w:r>
+        <w:rPr>
+          <w:b/>
+        </w:rPr>
+        <w:t>slope</w:t>
+      </w:r>
+      <w:r>
+        <w:rPr>
+          <w:b w:val="0"/>
+        </w:rPr>
+        <w:t xml:space="preserve"> at zero prove a minimum?</w:t>
       </w:r>
     </w:p>
     <w:p>
@@ -1702,7 +2587,89 @@
     </w:p>
     <w:p>
       <w:r>
-        <w:t>Add a labelled slopes and local change evidence sheet to Image-pattern Network Investigation. Show how you can calculate an average rate of change over a stated interval. Use the supplied fictional case and keep its inputs, intermediate steps, calculation or prediction, and limitation. Connect this record to last week’s record; a matching answer without a trace is insufficient.</w:t>
+        <w:t>Apply this week’s idea to Image-pattern Network Investigation. Keep an annotated decision and the evidence supporting it.</w:t>
+      </w:r>
+    </w:p>
+    <w:p>
+      <w:pPr>
+        <w:spacing w:line="336" w:lineRule="auto" w:after="180"/>
+      </w:pPr>
+      <w:r>
+        <w:rPr>
+          <w:b w:val="0"/>
+        </w:rPr>
+        <w:t xml:space="preserve">Add a labelled </w:t>
+      </w:r>
+      <w:r>
+        <w:rPr>
+          <w:b/>
+        </w:rPr>
+        <w:t>slope</w:t>
+      </w:r>
+      <w:r>
+        <w:rPr>
+          <w:b w:val="0"/>
+        </w:rPr>
+        <w:t xml:space="preserve">s and </w:t>
+      </w:r>
+      <w:r>
+        <w:rPr>
+          <w:b/>
+        </w:rPr>
+        <w:t>local change</w:t>
+      </w:r>
+      <w:r>
+        <w:rPr>
+          <w:b w:val="0"/>
+        </w:rPr>
+        <w:t xml:space="preserve"> </w:t>
+      </w:r>
+      <w:r>
+        <w:rPr>
+          <w:b/>
+        </w:rPr>
+        <w:t>evidence</w:t>
+      </w:r>
+      <w:r>
+        <w:rPr>
+          <w:b w:val="0"/>
+        </w:rPr>
+        <w:t xml:space="preserve"> sheet to Image-pattern Network Investigation. Show how you can calculate an average rate of change over a stated interval.</w:t>
+      </w:r>
+    </w:p>
+    <w:p>
+      <w:pPr>
+        <w:spacing w:line="336" w:lineRule="auto" w:after="180"/>
+      </w:pPr>
+      <w:r>
+        <w:rPr>
+          <w:b w:val="0"/>
+        </w:rPr>
+        <w:t xml:space="preserve">Use the supplied fictional case and keep its </w:t>
+      </w:r>
+      <w:r>
+        <w:rPr>
+          <w:b/>
+        </w:rPr>
+        <w:t>input</w:t>
+      </w:r>
+      <w:r>
+        <w:rPr>
+          <w:b w:val="0"/>
+        </w:rPr>
+        <w:t xml:space="preserve">s, intermediate steps, calculation or </w:t>
+      </w:r>
+      <w:r>
+        <w:rPr>
+          <w:b/>
+        </w:rPr>
+        <w:t>prediction</w:t>
+      </w:r>
+      <w:r>
+        <w:rPr>
+          <w:b w:val="0"/>
+        </w:rPr>
+        <w:t>, and limitation. Connect this record to last week’s record; a matching answer without a trace is insufficient.</w:t>
       </w:r>
     </w:p>
     <w:tbl>
@@ -1830,8 +2797,37 @@
       </w:r>
     </w:p>
     <w:p>
-      <w:r>
-        <w:t>For your Image-pattern Network Investigation, save the input, procedure, observed result and limitation of this check. Label this worked example as practice; use a different, previously unreviewed case when checking independent understanding.</w:t>
+      <w:pPr>
+        <w:spacing w:line="336" w:lineRule="auto" w:after="180"/>
+      </w:pPr>
+      <w:r>
+        <w:rPr>
+          <w:b w:val="0"/>
+        </w:rPr>
+        <w:t xml:space="preserve">For your Image-pattern Network Investigation, save the </w:t>
+      </w:r>
+      <w:r>
+        <w:rPr>
+          <w:b/>
+        </w:rPr>
+        <w:t>input</w:t>
+      </w:r>
+      <w:r>
+        <w:rPr>
+          <w:b w:val="0"/>
+        </w:rPr>
+        <w:t>, procedure, observed result and limitation of this check.</w:t>
+      </w:r>
+    </w:p>
+    <w:p>
+      <w:pPr>
+        <w:spacing w:line="336" w:lineRule="auto" w:after="180"/>
+      </w:pPr>
+      <w:r>
+        <w:rPr>
+          <w:b w:val="0"/>
+        </w:rPr>
+        <w:t>Label this worked example as practice; use a different, previously unreviewed case when checking independent understanding.</w:t>
       </w:r>
     </w:p>
     <w:p>
@@ -1844,7 +2840,77 @@
     </w:p>
     <w:p>
       <w:r>
-        <w:t>Always record the function, centre, nearby values and denominator used in a slope estimate. An average slope across a wide interval is not automatically the local slope at either endpoint. Do not compare slope magnitudes without considering parameter and loss units.</w:t>
+        <w:t>Use a genuinely new case for independent evidence. Previously discussed examples remain practice; use the separately named independent case before feedback.</w:t>
+      </w:r>
+    </w:p>
+    <w:p>
+      <w:pPr>
+        <w:spacing w:line="336" w:lineRule="auto" w:after="180"/>
+      </w:pPr>
+      <w:r>
+        <w:rPr>
+          <w:b w:val="0"/>
+        </w:rPr>
+        <w:t xml:space="preserve">Always record the function, centre, nearby values and denominator used in a </w:t>
+      </w:r>
+      <w:r>
+        <w:rPr>
+          <w:b/>
+        </w:rPr>
+        <w:t>slope</w:t>
+      </w:r>
+      <w:r>
+        <w:rPr>
+          <w:b w:val="0"/>
+        </w:rPr>
+        <w:t xml:space="preserve"> estimate. An average </w:t>
+      </w:r>
+      <w:r>
+        <w:rPr>
+          <w:b/>
+        </w:rPr>
+        <w:t>slope</w:t>
+      </w:r>
+      <w:r>
+        <w:rPr>
+          <w:b w:val="0"/>
+        </w:rPr>
+        <w:t xml:space="preserve"> across a wide interval is not automatically the local </w:t>
+      </w:r>
+      <w:r>
+        <w:rPr>
+          <w:b/>
+        </w:rPr>
+        <w:t>slope</w:t>
+      </w:r>
+      <w:r>
+        <w:rPr>
+          <w:b w:val="0"/>
+        </w:rPr>
+        <w:t xml:space="preserve"> at either endpoint.</w:t>
+      </w:r>
+    </w:p>
+    <w:p>
+      <w:pPr>
+        <w:spacing w:line="336" w:lineRule="auto" w:after="180"/>
+      </w:pPr>
+      <w:r>
+        <w:rPr>
+          <w:b w:val="0"/>
+        </w:rPr>
+        <w:t xml:space="preserve">Do not compare </w:t>
+      </w:r>
+      <w:r>
+        <w:rPr>
+          <w:b/>
+        </w:rPr>
+        <w:t>slope</w:t>
+      </w:r>
+      <w:r>
+        <w:rPr>
+          <w:b w:val="0"/>
+        </w:rPr>
+        <w:t xml:space="preserve"> magnitudes without considering parameter and loss units.</w:t>
       </w:r>
     </w:p>
     <w:p>
@@ -1876,13 +2942,50 @@
       </w:r>
     </w:p>
     <w:p>
-      <w:r>
-        <w:t>Next week changes one parameter at a time in a two-parameter model and combines those local slopes into a gradient.</w:t>
-      </w:r>
-    </w:p>
-    <w:p>
-      <w:r>
-        <w:t>For F(w) = (w squared - 1) squared, compare F(0) and F(0.1). Does zero local slope at zero prove a minimum?</w:t>
+      <w:pPr>
+        <w:spacing w:line="336" w:lineRule="auto" w:after="180"/>
+      </w:pPr>
+      <w:r>
+        <w:rPr>
+          <w:b w:val="0"/>
+        </w:rPr>
+        <w:t xml:space="preserve">Next week changes one parameter at a time in a two-parameter model and combines those local </w:t>
+      </w:r>
+      <w:r>
+        <w:rPr>
+          <w:b/>
+        </w:rPr>
+        <w:t>slope</w:t>
+      </w:r>
+      <w:r>
+        <w:rPr>
+          <w:b w:val="0"/>
+        </w:rPr>
+        <w:t>s into a gradient.</w:t>
+      </w:r>
+    </w:p>
+    <w:p>
+      <w:pPr>
+        <w:spacing w:line="336" w:lineRule="auto" w:after="180"/>
+        <w:shd w:fill="F5F1FB"/>
+      </w:pPr>
+      <w:r>
+        <w:rPr>
+          <w:b w:val="0"/>
+        </w:rPr>
+        <w:t xml:space="preserve">For F(w) = (w squared - 1) squared, compare F(0) and F(0.1). Does zero local </w:t>
+      </w:r>
+      <w:r>
+        <w:rPr>
+          <w:b/>
+        </w:rPr>
+        <w:t>slope</w:t>
+      </w:r>
+      <w:r>
+        <w:rPr>
+          <w:b w:val="0"/>
+        </w:rPr>
+        <w:t xml:space="preserve"> at zero prove a minimum?</w:t>
       </w:r>
     </w:p>
     <w:p>
@@ -1919,6 +3022,11 @@
       </w:pPr>
       <w:r>
         <w:t>13. Study a complete case</w:t>
+      </w:r>
+    </w:p>
+    <w:p>
+      <w:r>
+        <w:t>Revisit the complete Slopes and local change case for supported practice. Repeated examples do not become fresh assessments.</w:t>
       </w:r>
     </w:p>
     <w:p>
@@ -2086,8 +3194,26 @@
       </w:r>
     </w:p>
     <w:p>
-      <w:r>
-        <w:t>Follow the input through the stated procedure to its result. Cover the result first, predict it, then explain every intermediate step. The text/table accompanies the figure so the example can be read without colour.</w:t>
+      <w:pPr>
+        <w:spacing w:line="336" w:lineRule="auto" w:after="180"/>
+      </w:pPr>
+      <w:r>
+        <w:rPr>
+          <w:b w:val="0"/>
+        </w:rPr>
+        <w:t xml:space="preserve">Follow the </w:t>
+      </w:r>
+      <w:r>
+        <w:rPr>
+          <w:b/>
+        </w:rPr>
+        <w:t>input</w:t>
+      </w:r>
+      <w:r>
+        <w:rPr>
+          <w:b w:val="0"/>
+        </w:rPr>
+        <w:t xml:space="preserve"> through the stated procedure to its result. Cover the result first, predict it, then explain every intermediate step. The text/table accompanies the figure so the example can be read without colour.</w:t>
       </w:r>
     </w:p>
     <w:p>
@@ -2137,6 +3263,11 @@
       </w:r>
     </w:p>
     <w:p>
+      <w:r>
+        <w:t>Attempt the reserved new case before feedback. Record support; the earlier examples below remain additional practice.</w:t>
+      </w:r>
+    </w:p>
+    <w:p>
       <w:pPr>
         <w:pStyle w:val="Heading3"/>
       </w:pPr>
@@ -2145,8 +3276,38 @@
       </w:r>
     </w:p>
     <w:p>
-      <w:r>
-        <w:t>Let J(a) = (a + 1) squared. At a = 1 use step 0.25 to find the symmetric slope. Compare J(1) with J(0.9), then explain why moving to -4 does not follow safely from the slope clue.</w:t>
+      <w:pPr>
+        <w:spacing w:line="336" w:lineRule="auto" w:after="180"/>
+      </w:pPr>
+      <w:r>
+        <w:rPr>
+          <w:b w:val="0"/>
+        </w:rPr>
+        <w:t xml:space="preserve">Let J(a) = (a + 1) squared. At a = 1 use step 0.25 to find the symmetric </w:t>
+      </w:r>
+      <w:r>
+        <w:rPr>
+          <w:b/>
+        </w:rPr>
+        <w:t>slope</w:t>
+      </w:r>
+      <w:r>
+        <w:rPr>
+          <w:b w:val="0"/>
+        </w:rPr>
+        <w:t xml:space="preserve">. Compare J(1) with J(0.9), then explain why moving to -4 does not follow safely from the </w:t>
+      </w:r>
+      <w:r>
+        <w:rPr>
+          <w:b/>
+        </w:rPr>
+        <w:t>slope</w:t>
+      </w:r>
+      <w:r>
+        <w:rPr>
+          <w:b w:val="0"/>
+        </w:rPr>
+        <w:t xml:space="preserve"> clue.</w:t>
       </w:r>
     </w:p>
     <w:p>
@@ -2193,7 +3354,13 @@
       </w:r>
     </w:p>
     <w:p>
-      <w:r>
+      <w:pPr>
+        <w:spacing w:line="336" w:lineRule="auto" w:after="180"/>
+      </w:pPr>
+      <w:r>
+        <w:rPr>
+          <w:b w:val="0"/>
+        </w:rPr>
         <w:t>Attempt this case before feedback. Record any help. Earlier examples below are further practice; a case already practised with feedback cannot establish fresh transfer.</w:t>
       </w:r>
     </w:p>
@@ -2206,8 +3373,38 @@
       </w:r>
     </w:p>
     <w:p>
-      <w:r>
-        <w:t>Let J(a) = (a + 1) squared. At a = 1 use step 0.25 to find the symmetric slope. Compare J(1) with J(0.9), then explain why moving to -4 does not follow safely from the slope clue.</w:t>
+      <w:pPr>
+        <w:spacing w:line="336" w:lineRule="auto" w:after="180"/>
+      </w:pPr>
+      <w:r>
+        <w:rPr>
+          <w:b w:val="0"/>
+        </w:rPr>
+        <w:t xml:space="preserve">Let J(a) = (a + 1) squared. At a = 1 use step 0.25 to find the symmetric </w:t>
+      </w:r>
+      <w:r>
+        <w:rPr>
+          <w:b/>
+        </w:rPr>
+        <w:t>slope</w:t>
+      </w:r>
+      <w:r>
+        <w:rPr>
+          <w:b w:val="0"/>
+        </w:rPr>
+        <w:t xml:space="preserve">. Compare J(1) with J(0.9), then explain why moving to -4 does not follow safely from the </w:t>
+      </w:r>
+      <w:r>
+        <w:rPr>
+          <w:b/>
+        </w:rPr>
+        <w:t>slope</w:t>
+      </w:r>
+      <w:r>
+        <w:rPr>
+          <w:b w:val="0"/>
+        </w:rPr>
+        <w:t xml:space="preserve"> clue.</w:t>
       </w:r>
     </w:p>
     <w:p>
@@ -2259,7 +3456,13 @@
       </w:r>
     </w:p>
     <w:p>
-      <w:r>
+      <w:pPr>
+        <w:spacing w:line="336" w:lineRule="auto" w:after="180"/>
+      </w:pPr>
+      <w:r>
+        <w:rPr>
+          <w:b w:val="0"/>
+        </w:rPr>
         <w:t>Record support used: none, hint or teacher explanation. After feedback, a different case is needed to demonstrate independence.</w:t>
       </w:r>
     </w:p>
@@ -2272,8 +3475,25 @@
       </w:r>
     </w:p>
     <w:p>
-      <w:r>
-        <w:t>Attempt the independent case before hints. Record whether you worked alone, used a hint or followed a model. After feedback, fix the first unsupported step and explain why it changed. A later check uses a changed case, not a copied answer.</w:t>
+      <w:pPr>
+        <w:spacing w:line="336" w:lineRule="auto" w:after="180"/>
+      </w:pPr>
+      <w:r>
+        <w:rPr>
+          <w:b w:val="0"/>
+        </w:rPr>
+        <w:t>Attempt the independent case before hints. Record whether you worked alone, used a hint or followed a model. After feedback, fix the first unsupported step and explain why it changed.</w:t>
+      </w:r>
+    </w:p>
+    <w:p>
+      <w:pPr>
+        <w:spacing w:line="336" w:lineRule="auto" w:after="180"/>
+      </w:pPr>
+      <w:r>
+        <w:rPr>
+          <w:b w:val="0"/>
+        </w:rPr>
+        <w:t>A later check uses a changed case, not a copied answer.</w:t>
       </w:r>
     </w:p>
     <w:p>
@@ -2286,7 +3506,30 @@
     </w:p>
     <w:p>
       <w:r>
-        <w:t>Start with this question: Use a local slope to propose a small move rather than claiming every move helps.</w:t>
+        <w:t>Use this map to navigate Slopes and local change, connect the goals to tasks and keep one evidence record for each attempt.</w:t>
+      </w:r>
+    </w:p>
+    <w:p>
+      <w:pPr>
+        <w:spacing w:line="336" w:lineRule="auto" w:after="180"/>
+      </w:pPr>
+      <w:r>
+        <w:rPr>
+          <w:b w:val="0"/>
+        </w:rPr>
+        <w:t xml:space="preserve">Start with this question: Use a local </w:t>
+      </w:r>
+      <w:r>
+        <w:rPr>
+          <w:b/>
+        </w:rPr>
+        <w:t>slope</w:t>
+      </w:r>
+      <w:r>
+        <w:rPr>
+          <w:b w:val="0"/>
+        </w:rPr>
+        <w:t xml:space="preserve"> to propose a small move rather than claiming every move helps.</w:t>
       </w:r>
     </w:p>
     <w:tbl>
@@ -2392,13 +3635,61 @@
       </w:tr>
     </w:tbl>
     <w:p>
-      <w:r>
-        <w:t>Remember → watch and explain → try with help → investigate → try independently → keep project evidence. Your teacher may spread this lesson across several classes.</w:t>
-      </w:r>
-    </w:p>
-    <w:p>
-      <w:r>
-        <w:t>Keep your first prediction. Compare it with what the evidence shows and explain any change.</w:t>
+      <w:pPr>
+        <w:spacing w:line="336" w:lineRule="auto" w:after="180"/>
+      </w:pPr>
+      <w:r>
+        <w:rPr>
+          <w:b w:val="0"/>
+        </w:rPr>
+        <w:t xml:space="preserve">Remember → watch and explain → try with help → investigate → try independently → keep project </w:t>
+      </w:r>
+      <w:r>
+        <w:rPr>
+          <w:b/>
+        </w:rPr>
+        <w:t>evidence</w:t>
+      </w:r>
+      <w:r>
+        <w:rPr>
+          <w:b w:val="0"/>
+        </w:rPr>
+        <w:t>. Your teacher may spread this lesson across several classes.</w:t>
+      </w:r>
+    </w:p>
+    <w:p>
+      <w:pPr>
+        <w:spacing w:line="336" w:lineRule="auto" w:after="180"/>
+      </w:pPr>
+      <w:r>
+        <w:rPr>
+          <w:b w:val="0"/>
+        </w:rPr>
+        <w:t xml:space="preserve">Keep your first </w:t>
+      </w:r>
+      <w:r>
+        <w:rPr>
+          <w:b/>
+        </w:rPr>
+        <w:t>prediction</w:t>
+      </w:r>
+      <w:r>
+        <w:rPr>
+          <w:b w:val="0"/>
+        </w:rPr>
+        <w:t xml:space="preserve">. Compare it with what the </w:t>
+      </w:r>
+      <w:r>
+        <w:rPr>
+          <w:b/>
+        </w:rPr>
+        <w:t>evidence</w:t>
+      </w:r>
+      <w:r>
+        <w:rPr>
+          <w:b w:val="0"/>
+        </w:rPr>
+        <w:t xml:space="preserve"> shows and explain any change.</w:t>
       </w:r>
     </w:p>
     <w:p>
@@ -2411,6 +3702,17 @@
     </w:p>
     <w:p>
       <w:r>
+        <w:t>Explain Slopes and local change without notes, identify a remaining question and plan a later check with a changed case.</w:t>
+      </w:r>
+    </w:p>
+    <w:p>
+      <w:pPr>
+        <w:spacing w:line="336" w:lineRule="auto" w:after="180"/>
+      </w:pPr>
+      <w:r>
+        <w:rPr>
+          <w:b w:val="0"/>
+        </w:rPr>
         <w:t>Close your notes. Explain this goal in your own words: Calculate an average rate of change over a stated interval</w:t>
       </w:r>
     </w:p>
@@ -2448,13 +3750,61 @@
       </w:r>
     </w:p>
     <w:p>
-      <w:r>
-        <w:t>If you are unsure, return to the worked picture and explain one arrow. If you are ready, change an input or assumption and justify your prediction.</w:t>
-      </w:r>
-    </w:p>
-    <w:p>
-      <w:r>
-        <w:t>Save your workbook evidence. At the next review, try a different case before opening your old answer.</w:t>
+      <w:pPr>
+        <w:spacing w:line="336" w:lineRule="auto" w:after="180"/>
+      </w:pPr>
+      <w:r>
+        <w:rPr>
+          <w:b w:val="0"/>
+        </w:rPr>
+        <w:t xml:space="preserve">If you are unsure, return to the worked picture and explain one arrow. If you are ready, change an </w:t>
+      </w:r>
+      <w:r>
+        <w:rPr>
+          <w:b/>
+        </w:rPr>
+        <w:t>input</w:t>
+      </w:r>
+      <w:r>
+        <w:rPr>
+          <w:b w:val="0"/>
+        </w:rPr>
+        <w:t xml:space="preserve"> or assumption and justify your </w:t>
+      </w:r>
+      <w:r>
+        <w:rPr>
+          <w:b/>
+        </w:rPr>
+        <w:t>prediction</w:t>
+      </w:r>
+      <w:r>
+        <w:rPr>
+          <w:b w:val="0"/>
+        </w:rPr>
+        <w:t>.</w:t>
+      </w:r>
+    </w:p>
+    <w:p>
+      <w:pPr>
+        <w:spacing w:line="336" w:lineRule="auto" w:after="180"/>
+      </w:pPr>
+      <w:r>
+        <w:rPr>
+          <w:b w:val="0"/>
+        </w:rPr>
+        <w:t xml:space="preserve">Save your workbook </w:t>
+      </w:r>
+      <w:r>
+        <w:rPr>
+          <w:b/>
+        </w:rPr>
+        <w:t>evidence</w:t>
+      </w:r>
+      <w:r>
+        <w:rPr>
+          <w:b w:val="0"/>
+        </w:rPr>
+        <w:t>. At the next review, try a different case before opening your old answer.</w:t>
       </w:r>
     </w:p>
     <w:p>
@@ -2467,12 +3817,41 @@
     </w:p>
     <w:p>
       <w:r>
+        <w:t>Attempt supported questions before using hints or feedback. Review a missing building block, then keep the completed work.</w:t>
+      </w:r>
+    </w:p>
+    <w:p>
+      <w:pPr>
+        <w:spacing w:line="336" w:lineRule="auto" w:after="180"/>
+      </w:pPr>
+      <w:r>
+        <w:rPr>
+          <w:b w:val="0"/>
+        </w:rPr>
         <w:t>Use this supported practice once, in the browser or on paper. Keep the reserved independent assessment for a separate first attempt before teacher feedback.</w:t>
       </w:r>
     </w:p>
     <w:p>
-      <w:r>
-        <w:t>Use a local slope to propose a small move rather than claiming every move helps.</w:t>
+      <w:pPr>
+        <w:spacing w:line="336" w:lineRule="auto" w:after="180"/>
+      </w:pPr>
+      <w:r>
+        <w:rPr>
+          <w:b w:val="0"/>
+        </w:rPr>
+        <w:t xml:space="preserve">Use a local </w:t>
+      </w:r>
+      <w:r>
+        <w:rPr>
+          <w:b/>
+        </w:rPr>
+        <w:t>slope</w:t>
+      </w:r>
+      <w:r>
+        <w:rPr>
+          <w:b w:val="0"/>
+        </w:rPr>
+        <w:t xml:space="preserve"> to propose a small move rather than claiming every move helps.</w:t>
       </w:r>
     </w:p>
     <w:p>
@@ -2484,22 +3863,55 @@
       </w:r>
     </w:p>
     <w:p>
-      <w:r>
+      <w:pPr>
+        <w:spacing w:line="336" w:lineRule="auto" w:after="180"/>
+      </w:pPr>
+      <w:r>
+        <w:rPr>
+          <w:b w:val="0"/>
+        </w:rPr>
         <w:t>Which labelled step matches this detail? Move to a = 0.25: loss 3.0625, below starting loss 4.</w:t>
       </w:r>
     </w:p>
     <w:p>
-      <w:r>
+      <w:pPr>
+        <w:spacing w:line="336" w:lineRule="auto" w:after="180"/>
+        <w:shd w:fill="F4F9FC"/>
+      </w:pPr>
+      <w:r>
+        <w:rPr>
+          <w:b w:val="0"/>
+        </w:rPr>
         <w:t>1. Check small move</w:t>
       </w:r>
     </w:p>
     <w:p>
-      <w:r>
-        <w:t>2. Estimate slope</w:t>
-      </w:r>
-    </w:p>
-    <w:p>
-      <w:r>
+      <w:pPr>
+        <w:spacing w:line="336" w:lineRule="auto" w:after="180"/>
+        <w:shd w:fill="F4F9FC"/>
+      </w:pPr>
+      <w:r>
+        <w:rPr>
+          <w:b w:val="0"/>
+        </w:rPr>
+        <w:t xml:space="preserve">2. Estimate </w:t>
+      </w:r>
+      <w:r>
+        <w:rPr>
+          <w:b/>
+        </w:rPr>
+        <w:t>slope</w:t>
+      </w:r>
+    </w:p>
+    <w:p>
+      <w:pPr>
+        <w:spacing w:line="336" w:lineRule="auto" w:after="180"/>
+        <w:shd w:fill="F4F9FC"/>
+      </w:pPr>
+      <w:r>
+        <w:rPr>
+          <w:b w:val="0"/>
+        </w:rPr>
         <w:t>3. Evaluate nearby points</w:t>
       </w:r>
     </w:p>
@@ -2537,41 +3949,167 @@
       </w:r>
     </w:p>
     <w:p>
-      <w:r>
+      <w:pPr>
+        <w:pStyle w:val="Heading3"/>
+      </w:pPr>
+      <w:r>
+        <w:t>Hint · try first</w:t>
+      </w:r>
+    </w:p>
+    <w:p>
+      <w:pPr>
+        <w:spacing w:line="336" w:lineRule="auto" w:after="180"/>
+        <w:shd w:fill="F1F6F8"/>
+      </w:pPr>
+      <w:r>
+        <w:rPr>
+          <w:b w:val="0"/>
+        </w:rPr>
         <w:t>Hint if needed: Read the steps in the pictorial case. Match the supplied detail to the stage that performs or records it.</w:t>
       </w:r>
     </w:p>
     <w:p>
-      <w:r>
-        <w:t>After your attempt, compare with the supported explanation: Check small move Move to a = 0.25: loss 3.0625, below starting loss 4. A slope describes how the loss changes near the current parameter. The symmetric calculation compares equal small moves on either side. Its negative result suggests a small increase may help at zero. It does not promise every increase helps: jumping to five passes the optimum at two and produces a larger loss. Check the new loss after each proposed step.</w:t>
-      </w:r>
-    </w:p>
-    <w:p>
       <w:pPr>
         <w:pStyle w:val="Heading3"/>
       </w:pPr>
       <w:r>
+        <w:t>Feedback · compare after trying</w:t>
+      </w:r>
+    </w:p>
+    <w:p>
+      <w:pPr>
+        <w:spacing w:line="336" w:lineRule="auto" w:after="180"/>
+        <w:shd w:fill="F1F6FC"/>
+      </w:pPr>
+      <w:r>
+        <w:rPr>
+          <w:b w:val="0"/>
+        </w:rPr>
+        <w:t xml:space="preserve">After your attempt, compare with the supported explanation: Check small move Move to a = 0.25: loss 3.0625, below starting loss 4. A </w:t>
+      </w:r>
+      <w:r>
+        <w:rPr>
+          <w:b/>
+        </w:rPr>
+        <w:t>slope</w:t>
+      </w:r>
+      <w:r>
+        <w:rPr>
+          <w:b w:val="0"/>
+        </w:rPr>
+        <w:t xml:space="preserve"> describes how the loss changes near the current parameter.</w:t>
+      </w:r>
+    </w:p>
+    <w:p>
+      <w:pPr>
+        <w:spacing w:line="336" w:lineRule="auto" w:after="180"/>
+        <w:shd w:fill="F1F6FC"/>
+      </w:pPr>
+      <w:r>
+        <w:rPr>
+          <w:b w:val="0"/>
+        </w:rPr>
+        <w:t>The symmetric calculation compares equal small moves on either side. Its negative result suggests a small increase may help at zero.</w:t>
+      </w:r>
+    </w:p>
+    <w:p>
+      <w:pPr>
+        <w:spacing w:line="336" w:lineRule="auto" w:after="180"/>
+        <w:shd w:fill="F1F6FC"/>
+      </w:pPr>
+      <w:r>
+        <w:rPr>
+          <w:b w:val="0"/>
+        </w:rPr>
+        <w:t>It does not promise every increase helps: jumping to five passes the optimum at two and produces a larger loss. Check the new loss after each proposed step.</w:t>
+      </w:r>
+    </w:p>
+    <w:p>
+      <w:pPr>
+        <w:pStyle w:val="Heading3"/>
+      </w:pPr>
+      <w:r>
         <w:t>Practice 2: explain the deciding evidence</w:t>
       </w:r>
     </w:p>
     <w:p>
-      <w:r>
+      <w:pPr>
+        <w:pStyle w:val="Heading3"/>
+      </w:pPr>
+      <w:r>
+        <w:t>Changed case · predict first</w:t>
+      </w:r>
+    </w:p>
+    <w:p>
+      <w:pPr>
+        <w:spacing w:line="336" w:lineRule="auto" w:after="180"/>
+        <w:shd w:fill="F5F1FB"/>
+      </w:pPr>
+      <w:r>
+        <w:rPr>
+          <w:b w:val="0"/>
+        </w:rPr>
         <w:t>Changed-case practice: Move from 0 all the way to5. Which conclusion is supported by the supplied facts?</w:t>
       </w:r>
     </w:p>
     <w:p>
-      <w:r>
-        <w:t>1. We can decide the result without examining the changed input or the procedure.</w:t>
-      </w:r>
-    </w:p>
-    <w:p>
-      <w:r>
+      <w:pPr>
+        <w:spacing w:line="336" w:lineRule="auto" w:after="180"/>
+        <w:shd w:fill="F4F9FC"/>
+      </w:pPr>
+      <w:r>
+        <w:rPr>
+          <w:b w:val="0"/>
+        </w:rPr>
+        <w:t xml:space="preserve">1. We can decide the result without examining the changed </w:t>
+      </w:r>
+      <w:r>
+        <w:rPr>
+          <w:b/>
+        </w:rPr>
+        <w:t>input</w:t>
+      </w:r>
+      <w:r>
+        <w:rPr>
+          <w:b w:val="0"/>
+        </w:rPr>
+        <w:t xml:space="preserve"> or the procedure.</w:t>
+      </w:r>
+    </w:p>
+    <w:p>
+      <w:pPr>
+        <w:spacing w:line="336" w:lineRule="auto" w:after="180"/>
+        <w:shd w:fill="F4F9FC"/>
+      </w:pPr>
+      <w:r>
+        <w:rPr>
+          <w:b w:val="0"/>
+        </w:rPr>
         <w:t>2. Loss becomes9, exceeding the starting4.</w:t>
       </w:r>
     </w:p>
     <w:p>
-      <w:r>
-        <w:t>3. This one example guarantees correct results for every future input.</w:t>
+      <w:pPr>
+        <w:spacing w:line="336" w:lineRule="auto" w:after="180"/>
+        <w:shd w:fill="F4F9FC"/>
+      </w:pPr>
+      <w:r>
+        <w:rPr>
+          <w:b w:val="0"/>
+        </w:rPr>
+        <w:t xml:space="preserve">3. This one example guarantees correct results for every future </w:t>
+      </w:r>
+      <w:r>
+        <w:rPr>
+          <w:b/>
+        </w:rPr>
+        <w:t>input</w:t>
+      </w:r>
+      <w:r>
+        <w:rPr>
+          <w:b w:val="0"/>
+        </w:rPr>
+        <w:t>.</w:t>
       </w:r>
     </w:p>
     <w:p>
@@ -2608,36 +4146,165 @@
       </w:r>
     </w:p>
     <w:p>
-      <w:r>
+      <w:pPr>
+        <w:pStyle w:val="Heading3"/>
+      </w:pPr>
+      <w:r>
+        <w:t>Hint · try first</w:t>
+      </w:r>
+    </w:p>
+    <w:p>
+      <w:pPr>
+        <w:spacing w:line="336" w:lineRule="auto" w:after="180"/>
+        <w:shd w:fill="F1F6F8"/>
+      </w:pPr>
+      <w:r>
+        <w:rPr>
+          <w:b w:val="0"/>
+        </w:rPr>
         <w:t>Hint if needed: Use the changed condition and the deciding step in the pictorial trace. The answer must say what follows from those facts.</w:t>
       </w:r>
     </w:p>
     <w:p>
-      <w:r>
-        <w:t>After your attempt, compare with the supported explanation: Loss becomes9, exceeding the starting4. A negative local slope suggests increasing a locally, not that every positive jump decreases loss.</w:t>
-      </w:r>
-    </w:p>
-    <w:p>
       <w:pPr>
         <w:pStyle w:val="Heading3"/>
       </w:pPr>
       <w:r>
+        <w:t>Feedback · compare after trying</w:t>
+      </w:r>
+    </w:p>
+    <w:p>
+      <w:pPr>
+        <w:spacing w:line="336" w:lineRule="auto" w:after="180"/>
+        <w:shd w:fill="F1F6FC"/>
+      </w:pPr>
+      <w:r>
+        <w:rPr>
+          <w:b w:val="0"/>
+        </w:rPr>
+        <w:t xml:space="preserve">After your attempt, compare with the supported explanation: Loss becomes9, exceeding the starting4. A negative local </w:t>
+      </w:r>
+      <w:r>
+        <w:rPr>
+          <w:b/>
+        </w:rPr>
+        <w:t>slope</w:t>
+      </w:r>
+      <w:r>
+        <w:rPr>
+          <w:b w:val="0"/>
+        </w:rPr>
+        <w:t xml:space="preserve"> suggests increasing a locally, not that every positive jump decreases loss.</w:t>
+      </w:r>
+    </w:p>
+    <w:p>
+      <w:pPr>
+        <w:pStyle w:val="Heading3"/>
+      </w:pPr>
+      <w:r>
         <w:t>Repair a missing building block</w:t>
       </w:r>
     </w:p>
     <w:p>
-      <w:r>
-        <w:t>Review Loss functions (ai-5/8). Goal: Calculate per-example squared error and mean squared error. Short practice: Why must the report name the chosen loss? Point to the relevant step in the picture, then write the changed result and the rule or evidence that supports it.. Return to this week and explain what you changed.</w:t>
-      </w:r>
-    </w:p>
-    <w:p>
-      <w:r>
-        <w:t>Review Forward passes by hand (ai-5/6). Goal: Record scores and activations in dependency order. Short practice: Why should feedback identify h before correcting only y? Point to the relevant step in the picture, then write the changed result and the rule or evidence that supports it.. Return to this week and explain what you changed.</w:t>
-      </w:r>
-    </w:p>
-    <w:p>
-      <w:r>
-        <w:t>Review Bias terms and decision boundaries (ai-5/3). Goal: Calculate a weighted score with a bias term. Short practice: Is B positive under the original or changed model? Point to the relevant step in the picture, then write the changed result and the rule or evidence that supports it.. Return to this week and explain what you changed.</w:t>
+      <w:pPr>
+        <w:spacing w:line="336" w:lineRule="auto" w:after="180"/>
+      </w:pPr>
+      <w:r>
+        <w:rPr>
+          <w:b w:val="0"/>
+        </w:rPr>
+        <w:t>Review Loss functions (ai-5/8). Goal: Calculate per-example squared error and mean squared error. Short practice: Why must the report name the chosen loss?</w:t>
+      </w:r>
+    </w:p>
+    <w:p>
+      <w:pPr>
+        <w:spacing w:line="336" w:lineRule="auto" w:after="180"/>
+      </w:pPr>
+      <w:r>
+        <w:rPr>
+          <w:b w:val="0"/>
+        </w:rPr>
+        <w:t xml:space="preserve">Point to the relevant step in the picture, then write the changed result and the rule or </w:t>
+      </w:r>
+      <w:r>
+        <w:rPr>
+          <w:b/>
+        </w:rPr>
+        <w:t>evidence</w:t>
+      </w:r>
+      <w:r>
+        <w:rPr>
+          <w:b w:val="0"/>
+        </w:rPr>
+        <w:t xml:space="preserve"> that supports it.. Return to this week and explain what you changed.</w:t>
+      </w:r>
+    </w:p>
+    <w:p>
+      <w:pPr>
+        <w:spacing w:line="336" w:lineRule="auto" w:after="180"/>
+      </w:pPr>
+      <w:r>
+        <w:rPr>
+          <w:b w:val="0"/>
+        </w:rPr>
+        <w:t>Review Forward passes by hand (ai-5/6). Goal: Record scores and activations in dependency order. Short practice: Why should feedback identify h before correcting only y?</w:t>
+      </w:r>
+    </w:p>
+    <w:p>
+      <w:pPr>
+        <w:spacing w:line="336" w:lineRule="auto" w:after="180"/>
+      </w:pPr>
+      <w:r>
+        <w:rPr>
+          <w:b w:val="0"/>
+        </w:rPr>
+        <w:t xml:space="preserve">Point to the relevant step in the picture, then write the changed result and the rule or </w:t>
+      </w:r>
+      <w:r>
+        <w:rPr>
+          <w:b/>
+        </w:rPr>
+        <w:t>evidence</w:t>
+      </w:r>
+      <w:r>
+        <w:rPr>
+          <w:b w:val="0"/>
+        </w:rPr>
+        <w:t xml:space="preserve"> that supports it.. Return to this week and explain what you changed.</w:t>
+      </w:r>
+    </w:p>
+    <w:p>
+      <w:pPr>
+        <w:spacing w:line="336" w:lineRule="auto" w:after="180"/>
+      </w:pPr>
+      <w:r>
+        <w:rPr>
+          <w:b w:val="0"/>
+        </w:rPr>
+        <w:t>Review Bias terms and decision boundaries (ai-5/3). Goal: Calculate a weighted score with a bias term. Short practice: Is B positive under the original or changed model?</w:t>
+      </w:r>
+    </w:p>
+    <w:p>
+      <w:pPr>
+        <w:spacing w:line="336" w:lineRule="auto" w:after="180"/>
+      </w:pPr>
+      <w:r>
+        <w:rPr>
+          <w:b w:val="0"/>
+        </w:rPr>
+        <w:t xml:space="preserve">Point to the relevant step in the picture, then write the changed result and the rule or </w:t>
+      </w:r>
+      <w:r>
+        <w:rPr>
+          <w:b/>
+        </w:rPr>
+        <w:t>evidence</w:t>
+      </w:r>
+      <w:r>
+        <w:rPr>
+          <w:b w:val="0"/>
+        </w:rPr>
+        <w:t xml:space="preserve"> that supports it.. Return to this week and explain what you changed.</w:t>
       </w:r>
     </w:p>
     <w:p>
@@ -2649,8 +4316,61 @@
       </w:r>
     </w:p>
     <w:p>
-      <w:r>
-        <w:t>The browser lab lets you edit the supported Python examples already included in this lesson. Predict first, run, inspect the actual output or error, change one input, then run again. Keep code, predictions, actual results and a reasoned revision together. On paper, label your result as a trace rather than an execution.</w:t>
+      <w:pPr>
+        <w:spacing w:line="336" w:lineRule="auto" w:after="180"/>
+      </w:pPr>
+      <w:r>
+        <w:rPr>
+          <w:b w:val="0"/>
+        </w:rPr>
+        <w:t xml:space="preserve">The browser lab lets you edit the supported Python examples already included in this lesson. Predict first, run, inspect the actual </w:t>
+      </w:r>
+      <w:r>
+        <w:rPr>
+          <w:b/>
+        </w:rPr>
+        <w:t>output</w:t>
+      </w:r>
+      <w:r>
+        <w:rPr>
+          <w:b w:val="0"/>
+        </w:rPr>
+        <w:t xml:space="preserve"> or error, change one </w:t>
+      </w:r>
+      <w:r>
+        <w:rPr>
+          <w:b/>
+        </w:rPr>
+        <w:t>input</w:t>
+      </w:r>
+      <w:r>
+        <w:rPr>
+          <w:b w:val="0"/>
+        </w:rPr>
+        <w:t>, then run again.</w:t>
+      </w:r>
+    </w:p>
+    <w:p>
+      <w:pPr>
+        <w:spacing w:line="336" w:lineRule="auto" w:after="180"/>
+      </w:pPr>
+      <w:r>
+        <w:rPr>
+          <w:b w:val="0"/>
+        </w:rPr>
+        <w:t xml:space="preserve">Keep code, </w:t>
+      </w:r>
+      <w:r>
+        <w:rPr>
+          <w:b/>
+        </w:rPr>
+        <w:t>prediction</w:t>
+      </w:r>
+      <w:r>
+        <w:rPr>
+          <w:b w:val="0"/>
+        </w:rPr>
+        <w:t>s, actual results and a reasoned revision together. On paper, label your result as a trace rather than an execution.</w:t>
       </w:r>
     </w:p>
     <w:p>
@@ -2662,8 +4382,674 @@
       </w:r>
     </w:p>
     <w:p>
-      <w:r>
-        <w:t>Use Download completed work in the hosted lesson to export your answers, reflections, practice feedback and code-run evidence. Open the HTML copy to read or print it. Drafts stay in this browser when storage is available; clear drafts on a shared device.</w:t>
+      <w:pPr>
+        <w:spacing w:line="336" w:lineRule="auto" w:after="180"/>
+      </w:pPr>
+      <w:r>
+        <w:rPr>
+          <w:b w:val="0"/>
+        </w:rPr>
+        <w:t xml:space="preserve">Use Download completed work in the hosted lesson to export your answers, reflections, practice feedback and code-run </w:t>
+      </w:r>
+      <w:r>
+        <w:rPr>
+          <w:b/>
+        </w:rPr>
+        <w:t>evidence</w:t>
+      </w:r>
+      <w:r>
+        <w:rPr>
+          <w:b w:val="0"/>
+        </w:rPr>
+        <w:t>. Open the HTML copy to read or print it.</w:t>
+      </w:r>
+    </w:p>
+    <w:p>
+      <w:pPr>
+        <w:spacing w:line="336" w:lineRule="auto" w:after="180"/>
+      </w:pPr>
+      <w:r>
+        <w:rPr>
+          <w:b w:val="0"/>
+        </w:rPr>
+        <w:t>Drafts stay in this browser when storage is available; clear drafts on a shared device.</w:t>
+      </w:r>
+    </w:p>
+    <w:p>
+      <w:pPr>
+        <w:pStyle w:val="Heading1"/>
+      </w:pPr>
+      <w:r>
+        <w:t>18. Visual concept journey</w:t>
+      </w:r>
+    </w:p>
+    <w:p>
+      <w:r>
+        <w:t>Explain each Slopes and local change graphic using its labels, deciding evidence and relevant limitation.</w:t>
+      </w:r>
+    </w:p>
+    <w:p>
+      <w:pPr>
+        <w:pStyle w:val="Heading3"/>
+      </w:pPr>
+      <w:r>
+        <w:t>01. Slopes and local change: the case</w:t>
+      </w:r>
+    </w:p>
+    <w:p>
+      <w:r>
+        <w:drawing>
+          <wp:inline xmlns:a="http://schemas.openxmlformats.org/drawingml/2006/main" xmlns:pic="http://schemas.openxmlformats.org/drawingml/2006/picture">
+            <wp:extent cx="5486400" cy="2840736"/>
+            <wp:docPr id="2" name="Picture 2" descr="Use a local slope to propose a small move rather than claiming every move helps. Supplied facts: Toy loss J(a)=(a-2)². At a = 0, use symmetric step 0.5. All inputs and outcomes in this worked example are invented classroom data; no real model run is claimed."/>
+            <wp:cNvGraphicFramePr>
+              <a:graphicFrameLocks noChangeAspect="1"/>
+            </wp:cNvGraphicFramePr>
+            <a:graphic>
+              <a:graphicData uri="http://schemas.openxmlformats.org/drawingml/2006/picture">
+                <pic:pic>
+                  <pic:nvPicPr>
+                    <pic:cNvPr id="0" name="academy-story-ai-5-9-01.png"/>
+                    <pic:cNvPicPr/>
+                  </pic:nvPicPr>
+                  <pic:blipFill>
+                    <a:blip r:embed="rId10"/>
+                    <a:stretch>
+                      <a:fillRect/>
+                    </a:stretch>
+                  </pic:blipFill>
+                  <pic:spPr>
+                    <a:xfrm>
+                      <a:off x="0" y="0"/>
+                      <a:ext cx="5486400" cy="2840736"/>
+                    </a:xfrm>
+                    <a:prstGeom prst="rect"/>
+                  </pic:spPr>
+                </pic:pic>
+              </a:graphicData>
+            </a:graphic>
+          </wp:inline>
+        </w:drawing>
+      </w:r>
+    </w:p>
+    <w:p>
+      <w:pPr>
+        <w:spacing w:line="336" w:lineRule="auto" w:after="180"/>
+      </w:pPr>
+      <w:r>
+        <w:rPr>
+          <w:b w:val="0"/>
+        </w:rPr>
+        <w:t xml:space="preserve">Use a local </w:t>
+      </w:r>
+      <w:r>
+        <w:rPr>
+          <w:b/>
+        </w:rPr>
+        <w:t>slope</w:t>
+      </w:r>
+      <w:r>
+        <w:rPr>
+          <w:b w:val="0"/>
+        </w:rPr>
+        <w:t xml:space="preserve"> to propose a small move rather than claiming every move helps. Supplied facts: Toy loss J(a)=(a-2)². At a = 0, use symmetric step 0.5.</w:t>
+      </w:r>
+    </w:p>
+    <w:p>
+      <w:pPr>
+        <w:spacing w:line="336" w:lineRule="auto" w:after="180"/>
+      </w:pPr>
+      <w:r>
+        <w:rPr>
+          <w:b w:val="0"/>
+        </w:rPr>
+        <w:t xml:space="preserve">All </w:t>
+      </w:r>
+      <w:r>
+        <w:rPr>
+          <w:b/>
+        </w:rPr>
+        <w:t>input</w:t>
+      </w:r>
+      <w:r>
+        <w:rPr>
+          <w:b w:val="0"/>
+        </w:rPr>
+        <w:t>s and outcomes in this worked example are invented classroom data; no real model run is claimed.</w:t>
+      </w:r>
+    </w:p>
+    <w:p>
+      <w:pPr>
+        <w:spacing w:line="336" w:lineRule="auto" w:after="180"/>
+        <w:shd w:fill="F5F1FB"/>
+      </w:pPr>
+      <w:r>
+        <w:rPr>
+          <w:b w:val="0"/>
+        </w:rPr>
+        <w:t>Point to the given fact that matters most. Explain why it matters.</w:t>
+      </w:r>
+    </w:p>
+    <w:p>
+      <w:pPr>
+        <w:pStyle w:val="Heading3"/>
+      </w:pPr>
+      <w:r>
+        <w:t>02. Follow the deciding steps</w:t>
+      </w:r>
+    </w:p>
+    <w:p>
+      <w:r>
+        <w:drawing>
+          <wp:inline xmlns:a="http://schemas.openxmlformats.org/drawingml/2006/main" xmlns:pic="http://schemas.openxmlformats.org/drawingml/2006/picture">
+            <wp:extent cx="5486400" cy="3182112"/>
+            <wp:docPr id="3" name="Picture 3" descr="Evaluate nearby points: J(0.5)=2.25 and J(-0.5)=6.25. → Estimate slope: Slope=(2.25-6.25)/(0.5-(-0.5))=-4. → Check small move: Move to a = 0.25: loss 3.0625, below starting loss 4."/>
+            <wp:cNvGraphicFramePr>
+              <a:graphicFrameLocks noChangeAspect="1"/>
+            </wp:cNvGraphicFramePr>
+            <a:graphic>
+              <a:graphicData uri="http://schemas.openxmlformats.org/drawingml/2006/picture">
+                <pic:pic>
+                  <pic:nvPicPr>
+                    <pic:cNvPr id="0" name="academy-story-ai-5-9-02.png"/>
+                    <pic:cNvPicPr/>
+                  </pic:nvPicPr>
+                  <pic:blipFill>
+                    <a:blip r:embed="rId11"/>
+                    <a:stretch>
+                      <a:fillRect/>
+                    </a:stretch>
+                  </pic:blipFill>
+                  <pic:spPr>
+                    <a:xfrm>
+                      <a:off x="0" y="0"/>
+                      <a:ext cx="5486400" cy="3182112"/>
+                    </a:xfrm>
+                    <a:prstGeom prst="rect"/>
+                  </pic:spPr>
+                </pic:pic>
+              </a:graphicData>
+            </a:graphic>
+          </wp:inline>
+        </w:drawing>
+      </w:r>
+    </w:p>
+    <w:p>
+      <w:pPr>
+        <w:spacing w:line="336" w:lineRule="auto" w:after="180"/>
+      </w:pPr>
+      <w:r>
+        <w:rPr>
+          <w:b w:val="0"/>
+        </w:rPr>
+        <w:t xml:space="preserve">Evaluate nearby points: J(0.5)=2.25 and J(-0.5)=6.25. → Estimate </w:t>
+      </w:r>
+      <w:r>
+        <w:rPr>
+          <w:b/>
+        </w:rPr>
+        <w:t>slope</w:t>
+      </w:r>
+      <w:r>
+        <w:rPr>
+          <w:b w:val="0"/>
+        </w:rPr>
+        <w:t xml:space="preserve">: </w:t>
+      </w:r>
+      <w:r>
+        <w:rPr>
+          <w:b/>
+        </w:rPr>
+        <w:t>Slope</w:t>
+      </w:r>
+      <w:r>
+        <w:rPr>
+          <w:b w:val="0"/>
+        </w:rPr>
+        <w:t>=(2.25-6.25)/(0.5-(-0.5))=-4. → Check small move: Move to a = 0.25: loss 3.0625, below starting loss 4.</w:t>
+      </w:r>
+    </w:p>
+    <w:p>
+      <w:pPr>
+        <w:spacing w:line="336" w:lineRule="auto" w:after="180"/>
+        <w:shd w:fill="F5F1FB"/>
+      </w:pPr>
+      <w:r>
+        <w:rPr>
+          <w:b w:val="0"/>
+        </w:rPr>
+        <w:t xml:space="preserve">Point to each numbered stage and explain which recorded </w:t>
+      </w:r>
+      <w:r>
+        <w:rPr>
+          <w:b/>
+        </w:rPr>
+        <w:t>input</w:t>
+      </w:r>
+      <w:r>
+        <w:rPr>
+          <w:b w:val="0"/>
+        </w:rPr>
+        <w:t xml:space="preserve"> it uses.</w:t>
+      </w:r>
+    </w:p>
+    <w:p>
+      <w:pPr>
+        <w:pStyle w:val="Heading3"/>
+      </w:pPr>
+      <w:r>
+        <w:t>03. Compare slope clues on the same loss curve</w:t>
+      </w:r>
+    </w:p>
+    <w:p>
+      <w:r>
+        <w:drawing>
+          <wp:inline xmlns:a="http://schemas.openxmlformats.org/drawingml/2006/main" xmlns:pic="http://schemas.openxmlformats.org/drawingml/2006/picture">
+            <wp:extent cx="5486400" cy="2834640"/>
+            <wp:docPr id="4" name="Picture 4" descr="Compare slope clues on the same loss curve. 1 | -2 | Increase w a little. 2 | 0 | No first order direction. 3 | 2 | Decrease w a little"/>
+            <wp:cNvGraphicFramePr>
+              <a:graphicFrameLocks noChangeAspect="1"/>
+            </wp:cNvGraphicFramePr>
+            <a:graphic>
+              <a:graphicData uri="http://schemas.openxmlformats.org/drawingml/2006/picture">
+                <pic:pic>
+                  <pic:nvPicPr>
+                    <pic:cNvPr id="0" name="academy-story-ai-5-9-03.png"/>
+                    <pic:cNvPicPr/>
+                  </pic:nvPicPr>
+                  <pic:blipFill>
+                    <a:blip r:embed="rId12"/>
+                    <a:stretch>
+                      <a:fillRect/>
+                    </a:stretch>
+                  </pic:blipFill>
+                  <pic:spPr>
+                    <a:xfrm>
+                      <a:off x="0" y="0"/>
+                      <a:ext cx="5486400" cy="2834640"/>
+                    </a:xfrm>
+                    <a:prstGeom prst="rect"/>
+                  </pic:spPr>
+                </pic:pic>
+              </a:graphicData>
+            </a:graphic>
+          </wp:inline>
+        </w:drawing>
+      </w:r>
+    </w:p>
+    <w:p>
+      <w:pPr>
+        <w:spacing w:line="336" w:lineRule="auto" w:after="180"/>
+      </w:pPr>
+      <w:r>
+        <w:rPr>
+          <w:b w:val="0"/>
+        </w:rPr>
+        <w:t xml:space="preserve">Compare </w:t>
+      </w:r>
+      <w:r>
+        <w:rPr>
+          <w:b/>
+        </w:rPr>
+        <w:t>slope</w:t>
+      </w:r>
+      <w:r>
+        <w:rPr>
+          <w:b w:val="0"/>
+        </w:rPr>
+        <w:t xml:space="preserve"> clues on the same loss curve. 1 | -2 | Increase w a little. 2 | 0 | No first order direction. 3 | 2 | Decrease w a little</w:t>
+      </w:r>
+    </w:p>
+    <w:p>
+      <w:pPr>
+        <w:spacing w:line="336" w:lineRule="auto" w:after="180"/>
+        <w:shd w:fill="F5F1FB"/>
+      </w:pPr>
+      <w:r>
+        <w:rPr>
+          <w:b w:val="0"/>
+        </w:rPr>
+        <w:t>Read the labels and values. Explain the relationship the model shows.</w:t>
+      </w:r>
+    </w:p>
+    <w:p>
+      <w:pPr>
+        <w:pStyle w:val="Heading3"/>
+      </w:pPr>
+      <w:r>
+        <w:t>04. Change one thing. Trace what follows.</w:t>
+      </w:r>
+    </w:p>
+    <w:p>
+      <w:r>
+        <w:drawing>
+          <wp:inline xmlns:a="http://schemas.openxmlformats.org/drawingml/2006/main" xmlns:pic="http://schemas.openxmlformats.org/drawingml/2006/picture">
+            <wp:extent cx="5486400" cy="3179064"/>
+            <wp:docPr id="5" name="Picture 5" descr="Original case: Move to a = 0.25: loss 3.0625, below starting loss 4. Changed condition: Move from 0 all the way to5. Expected result: Loss becomes9, exceeding the starting4. Reason: A negative local slope suggests increasing a locally, not that every positive jump decreases loss."/>
+            <wp:cNvGraphicFramePr>
+              <a:graphicFrameLocks noChangeAspect="1"/>
+            </wp:cNvGraphicFramePr>
+            <a:graphic>
+              <a:graphicData uri="http://schemas.openxmlformats.org/drawingml/2006/picture">
+                <pic:pic>
+                  <pic:nvPicPr>
+                    <pic:cNvPr id="0" name="academy-story-ai-5-9-04.png"/>
+                    <pic:cNvPicPr/>
+                  </pic:nvPicPr>
+                  <pic:blipFill>
+                    <a:blip r:embed="rId13"/>
+                    <a:stretch>
+                      <a:fillRect/>
+                    </a:stretch>
+                  </pic:blipFill>
+                  <pic:spPr>
+                    <a:xfrm>
+                      <a:off x="0" y="0"/>
+                      <a:ext cx="5486400" cy="3179064"/>
+                    </a:xfrm>
+                    <a:prstGeom prst="rect"/>
+                  </pic:spPr>
+                </pic:pic>
+              </a:graphicData>
+            </a:graphic>
+          </wp:inline>
+        </w:drawing>
+      </w:r>
+    </w:p>
+    <w:p>
+      <w:pPr>
+        <w:spacing w:line="336" w:lineRule="auto" w:after="180"/>
+      </w:pPr>
+      <w:r>
+        <w:rPr>
+          <w:b w:val="0"/>
+        </w:rPr>
+        <w:t>Original case: Move to a = 0.25: loss 3.0625, below starting loss 4. Changed condition: Move from 0 all the way to5. Expected result: Loss becomes9, exceeding the starting4.</w:t>
+      </w:r>
+    </w:p>
+    <w:p>
+      <w:pPr>
+        <w:spacing w:line="336" w:lineRule="auto" w:after="180"/>
+      </w:pPr>
+      <w:r>
+        <w:rPr>
+          <w:b w:val="0"/>
+        </w:rPr>
+        <w:t xml:space="preserve">Reason: A negative local </w:t>
+      </w:r>
+      <w:r>
+        <w:rPr>
+          <w:b/>
+        </w:rPr>
+        <w:t>slope</w:t>
+      </w:r>
+      <w:r>
+        <w:rPr>
+          <w:b w:val="0"/>
+        </w:rPr>
+        <w:t xml:space="preserve"> suggests increasing a locally, not that every positive jump decreases loss.</w:t>
+      </w:r>
+    </w:p>
+    <w:p>
+      <w:pPr>
+        <w:spacing w:line="336" w:lineRule="auto" w:after="180"/>
+        <w:shd w:fill="F5F1FB"/>
+      </w:pPr>
+      <w:r>
+        <w:rPr>
+          <w:b w:val="0"/>
+        </w:rPr>
+        <w:t>Predict before checking the worked changed-case result. Name what changed and what the supplied facts allow you to conclude.</w:t>
+      </w:r>
+    </w:p>
+    <w:p>
+      <w:pPr>
+        <w:pStyle w:val="Heading3"/>
+      </w:pPr>
+      <w:r>
+        <w:t>05. Connect the explanation to its limit</w:t>
+      </w:r>
+    </w:p>
+    <w:p>
+      <w:r>
+        <w:drawing>
+          <wp:inline xmlns:a="http://schemas.openxmlformats.org/drawingml/2006/main" xmlns:pic="http://schemas.openxmlformats.org/drawingml/2006/picture">
+            <wp:extent cx="5486400" cy="2834640"/>
+            <wp:docPr id="6" name="Picture 6" descr="A slope describes how the loss changes near the current parameter. The symmetric calculation compares equal small moves on either side. Its negative result suggests a small increase may help at zero. It does not promise every increase helps: jumping to five passes the optimum at two and produces a larger loss. Check the new loss after each proposed step. Limit: A finite difference approximates local change; numerical precision and nonsmooth points need care in more complex objectives."/>
+            <wp:cNvGraphicFramePr>
+              <a:graphicFrameLocks noChangeAspect="1"/>
+            </wp:cNvGraphicFramePr>
+            <a:graphic>
+              <a:graphicData uri="http://schemas.openxmlformats.org/drawingml/2006/picture">
+                <pic:pic>
+                  <pic:nvPicPr>
+                    <pic:cNvPr id="0" name="academy-story-ai-5-9-05.png"/>
+                    <pic:cNvPicPr/>
+                  </pic:nvPicPr>
+                  <pic:blipFill>
+                    <a:blip r:embed="rId14"/>
+                    <a:stretch>
+                      <a:fillRect/>
+                    </a:stretch>
+                  </pic:blipFill>
+                  <pic:spPr>
+                    <a:xfrm>
+                      <a:off x="0" y="0"/>
+                      <a:ext cx="5486400" cy="2834640"/>
+                    </a:xfrm>
+                    <a:prstGeom prst="rect"/>
+                  </pic:spPr>
+                </pic:pic>
+              </a:graphicData>
+            </a:graphic>
+          </wp:inline>
+        </w:drawing>
+      </w:r>
+    </w:p>
+    <w:p>
+      <w:pPr>
+        <w:spacing w:line="336" w:lineRule="auto" w:after="180"/>
+      </w:pPr>
+      <w:r>
+        <w:rPr>
+          <w:b w:val="0"/>
+        </w:rPr>
+        <w:t xml:space="preserve">A </w:t>
+      </w:r>
+      <w:r>
+        <w:rPr>
+          <w:b/>
+        </w:rPr>
+        <w:t>slope</w:t>
+      </w:r>
+      <w:r>
+        <w:rPr>
+          <w:b w:val="0"/>
+        </w:rPr>
+        <w:t xml:space="preserve"> describes how the loss changes near the current parameter. The symmetric calculation compares equal small moves on either side. Its negative result suggests a small increase may help at zero.</w:t>
+      </w:r>
+    </w:p>
+    <w:p>
+      <w:pPr>
+        <w:spacing w:line="336" w:lineRule="auto" w:after="180"/>
+      </w:pPr>
+      <w:r>
+        <w:rPr>
+          <w:b w:val="0"/>
+        </w:rPr>
+        <w:t>It does not promise every increase helps: jumping to five passes the optimum at two and produces a larger loss. Check the new loss after each proposed step.</w:t>
+      </w:r>
+    </w:p>
+    <w:p>
+      <w:pPr>
+        <w:spacing w:line="336" w:lineRule="auto" w:after="180"/>
+      </w:pPr>
+      <w:r>
+        <w:rPr>
+          <w:b w:val="0"/>
+        </w:rPr>
+        <w:t xml:space="preserve">Limit: A finite difference approximates </w:t>
+      </w:r>
+      <w:r>
+        <w:rPr>
+          <w:b/>
+        </w:rPr>
+        <w:t>local change</w:t>
+      </w:r>
+      <w:r>
+        <w:rPr>
+          <w:b w:val="0"/>
+        </w:rPr>
+        <w:t>; numerical precision and nonsmooth points need care in more complex objectives.</w:t>
+      </w:r>
+    </w:p>
+    <w:p>
+      <w:pPr>
+        <w:spacing w:line="336" w:lineRule="auto" w:after="180"/>
+        <w:shd w:fill="F5F1FB"/>
+      </w:pPr>
+      <w:r>
+        <w:rPr>
+          <w:b w:val="0"/>
+        </w:rPr>
+        <w:t>Explain the case, then point to a limit on the claim.</w:t>
+      </w:r>
+    </w:p>
+    <w:p>
+      <w:pPr>
+        <w:pStyle w:val="Heading3"/>
+      </w:pPr>
+      <w:r>
+        <w:t>06. Make the idea visible in your project</w:t>
+      </w:r>
+    </w:p>
+    <w:p>
+      <w:r>
+        <w:drawing>
+          <wp:inline xmlns:a="http://schemas.openxmlformats.org/drawingml/2006/main" xmlns:pic="http://schemas.openxmlformats.org/drawingml/2006/picture">
+            <wp:extent cx="5486400" cy="3681984"/>
+            <wp:docPr id="7" name="Picture 7" descr="For your Image-pattern Network Investigation, save the input, procedure, observed result and limitation of this check. Label this worked example as practice; use a different, previously unreviewed case when checking independent understanding. Draw your input, deciding step, result and limit. Supported question: Which calculation disproves “any increase helps”? Point to the relevant step in the picture, then write the changed result and the rule or evidence that supports it."/>
+            <wp:cNvGraphicFramePr>
+              <a:graphicFrameLocks noChangeAspect="1"/>
+            </wp:cNvGraphicFramePr>
+            <a:graphic>
+              <a:graphicData uri="http://schemas.openxmlformats.org/drawingml/2006/picture">
+                <pic:pic>
+                  <pic:nvPicPr>
+                    <pic:cNvPr id="0" name="academy-story-ai-5-9-06.png"/>
+                    <pic:cNvPicPr/>
+                  </pic:nvPicPr>
+                  <pic:blipFill>
+                    <a:blip r:embed="rId15"/>
+                    <a:stretch>
+                      <a:fillRect/>
+                    </a:stretch>
+                  </pic:blipFill>
+                  <pic:spPr>
+                    <a:xfrm>
+                      <a:off x="0" y="0"/>
+                      <a:ext cx="5486400" cy="3681984"/>
+                    </a:xfrm>
+                    <a:prstGeom prst="rect"/>
+                  </pic:spPr>
+                </pic:pic>
+              </a:graphicData>
+            </a:graphic>
+          </wp:inline>
+        </w:drawing>
+      </w:r>
+    </w:p>
+    <w:p>
+      <w:pPr>
+        <w:spacing w:line="336" w:lineRule="auto" w:after="180"/>
+      </w:pPr>
+      <w:r>
+        <w:rPr>
+          <w:b w:val="0"/>
+        </w:rPr>
+        <w:t xml:space="preserve">For your Image-pattern Network Investigation, save the </w:t>
+      </w:r>
+      <w:r>
+        <w:rPr>
+          <w:b/>
+        </w:rPr>
+        <w:t>input</w:t>
+      </w:r>
+      <w:r>
+        <w:rPr>
+          <w:b w:val="0"/>
+        </w:rPr>
+        <w:t>, procedure, observed result and limitation of this check.</w:t>
+      </w:r>
+    </w:p>
+    <w:p>
+      <w:pPr>
+        <w:spacing w:line="336" w:lineRule="auto" w:after="180"/>
+      </w:pPr>
+      <w:r>
+        <w:rPr>
+          <w:b w:val="0"/>
+        </w:rPr>
+        <w:t xml:space="preserve">Label this worked example as practice; use a different, previously unreviewed case when checking independent understanding. Draw your </w:t>
+      </w:r>
+      <w:r>
+        <w:rPr>
+          <w:b/>
+        </w:rPr>
+        <w:t>input</w:t>
+      </w:r>
+      <w:r>
+        <w:rPr>
+          <w:b w:val="0"/>
+        </w:rPr>
+        <w:t>, deciding step, result and limit.</w:t>
+      </w:r>
+    </w:p>
+    <w:p>
+      <w:pPr>
+        <w:spacing w:line="336" w:lineRule="auto" w:after="180"/>
+      </w:pPr>
+      <w:r>
+        <w:rPr>
+          <w:b w:val="0"/>
+        </w:rPr>
+        <w:t xml:space="preserve">Supported question: Which calculation disproves “any increase helps”? Point to the relevant step in the picture, then write the changed result and the rule or </w:t>
+      </w:r>
+      <w:r>
+        <w:rPr>
+          <w:b/>
+        </w:rPr>
+        <w:t>evidence</w:t>
+      </w:r>
+      <w:r>
+        <w:rPr>
+          <w:b w:val="0"/>
+        </w:rPr>
+        <w:t xml:space="preserve"> that supports it.</w:t>
+      </w:r>
+    </w:p>
+    <w:p>
+      <w:pPr>
+        <w:spacing w:line="336" w:lineRule="auto" w:after="180"/>
+        <w:shd w:fill="F5F1FB"/>
+      </w:pPr>
+      <w:r>
+        <w:rPr>
+          <w:b w:val="0"/>
+        </w:rPr>
+        <w:t xml:space="preserve">Draw your project trace and justify the deciding step using </w:t>
+      </w:r>
+      <w:r>
+        <w:rPr>
+          <w:b/>
+        </w:rPr>
+        <w:t>evidence</w:t>
+      </w:r>
+      <w:r>
+        <w:rPr>
+          <w:b w:val="0"/>
+        </w:rPr>
+        <w:t>.</w:t>
       </w:r>
     </w:p>
     <w:sectPr>

--- a/downloads/student/ai-5-week-09.docx
+++ b/downloads/student/ai-5-week-09.docx
@@ -872,7 +872,7 @@
         <w:rPr>
           <w:b w:val="0"/>
         </w:rPr>
-        <w:t>: Loss becomes9, exceeding the starting4.</w:t>
+        <w:t>: Loss becomes 9, exceeding the starting 4.</w:t>
       </w:r>
     </w:p>
     <w:p>
@@ -4085,7 +4085,7 @@
         <w:rPr>
           <w:b w:val="0"/>
         </w:rPr>
-        <w:t>2. Loss becomes9, exceeding the starting4.</w:t>
+        <w:t>2. Loss becomes 9, exceeding the starting 4.</w:t>
       </w:r>
     </w:p>
     <w:p>
@@ -4182,7 +4182,7 @@
         <w:rPr>
           <w:b w:val="0"/>
         </w:rPr>
-        <w:t xml:space="preserve">After your attempt, compare with the supported explanation: Loss becomes9, exceeding the starting4. A negative local </w:t>
+        <w:t xml:space="preserve">After your attempt, compare with the supported explanation: Loss becomes 9, exceeding the starting 4. A negative local </w:t>
       </w:r>
       <w:r>
         <w:rPr>
@@ -4725,7 +4725,7 @@
         <w:drawing>
           <wp:inline xmlns:a="http://schemas.openxmlformats.org/drawingml/2006/main" xmlns:pic="http://schemas.openxmlformats.org/drawingml/2006/picture">
             <wp:extent cx="5486400" cy="3179064"/>
-            <wp:docPr id="5" name="Picture 5" descr="Original case: Move to a = 0.25: loss 3.0625, below starting loss 4. Changed condition: Move from 0 all the way to5. Expected result: Loss becomes9, exceeding the starting4. Reason: A negative local slope suggests increasing a locally, not that every positive jump decreases loss."/>
+            <wp:docPr id="5" name="Picture 5" descr="Original case: Move to a = 0.25: loss 3.0625, below starting loss 4. Changed condition: Move from 0 all the way to5. Expected result: Loss becomes 9, exceeding the starting 4. Reason: A negative local slope suggests increasing a locally, not that every positive jump decreases loss."/>
             <wp:cNvGraphicFramePr>
               <a:graphicFrameLocks noChangeAspect="1"/>
             </wp:cNvGraphicFramePr>
@@ -4764,7 +4764,7 @@
         <w:rPr>
           <w:b w:val="0"/>
         </w:rPr>
-        <w:t>Original case: Move to a = 0.25: loss 3.0625, below starting loss 4. Changed condition: Move from 0 all the way to5. Expected result: Loss becomes9, exceeding the starting4.</w:t>
+        <w:t>Original case: Move to a = 0.25: loss 3.0625, below starting loss 4. Changed condition: Move from 0 all the way to5. Expected result: Loss becomes 9, exceeding the starting 4.</w:t>
       </w:r>
     </w:p>
     <w:p>

--- a/downloads/student/ai-5-week-09.docx
+++ b/downloads/student/ai-5-week-09.docx
@@ -25,12 +25,17 @@
         <w:pStyle w:val="Heading1"/>
       </w:pPr>
       <w:r>
-        <w:t>Before you start</w:t>
-      </w:r>
-    </w:p>
-    <w:p>
-      <w:r>
-        <w:t>For one example with prediction 4 and target 2, what is the squared error?</w:t>
+        <w:t>Sample nearby. Divide by the full gap. Check the move.</w:t>
+      </w:r>
+    </w:p>
+    <w:p>
+      <w:r>
+        <w:t>Estimate local slopes while separating direction clues from global or step-size guarantees.</w:t>
+      </w:r>
+    </w:p>
+    <w:p>
+      <w:r>
+        <w:t>Complete quadratic table → symmetric estimates → pictured overshoot → labelled zero-slope counterexample → independent new curve.</w:t>
       </w:r>
     </w:p>
     <w:p>
@@ -38,20 +43,20 @@
         <w:pStyle w:val="Heading1"/>
       </w:pPr>
       <w:r>
-        <w:t>01. Your mission</w:t>
-      </w:r>
-    </w:p>
-    <w:p>
-      <w:r>
-        <w:t>Start with the target: Calculate an average rate of change over a stated interval. Try the recall before opening notes.</w:t>
-      </w:r>
-    </w:p>
-    <w:p>
-      <w:pPr>
-        <w:pStyle w:val="Heading3"/>
-      </w:pPr>
-      <w:r>
-        <w:t>Your learning target</w:t>
+        <w:t>01. Which small change might lower the loss here?</w:t>
+      </w:r>
+    </w:p>
+    <w:p>
+      <w:r>
+        <w:t>A slope is a local direction clue,not a promise about every jump.</w:t>
+      </w:r>
+    </w:p>
+    <w:p>
+      <w:pPr>
+        <w:pStyle w:val="Heading2"/>
+      </w:pPr>
+      <w:r>
+        <w:t>Learning goals</w:t>
       </w:r>
     </w:p>
     <w:p>
@@ -101,10 +106,10 @@
     </w:p>
     <w:p>
       <w:pPr>
-        <w:pStyle w:val="Heading3"/>
-      </w:pPr>
-      <w:r>
-        <w:t>Remember before reading</w:t>
+        <w:pStyle w:val="Heading2"/>
+      </w:pPr>
+      <w:r>
+        <w:t>Retrieve loss and parameters</w:t>
       </w:r>
     </w:p>
     <w:p>
@@ -176,6 +181,112 @@
     </w:p>
     <w:p>
       <w:pPr>
+        <w:pStyle w:val="Heading2"/>
+      </w:pPr>
+      <w:r>
+        <w:t>Prerequisite and starting response</w:t>
+      </w:r>
+    </w:p>
+    <w:p>
+      <w:pPr>
+        <w:pStyle w:val="ListBullet"/>
+      </w:pPr>
+      <w:r>
+        <w:t>For one example with prediction 4 and target 2, what is the squared error?</w:t>
+      </w:r>
+    </w:p>
+    <w:p>
+      <w:pPr>
+        <w:pStyle w:val="Heading3"/>
+      </w:pPr>
+      <w:r>
+        <w:t>My starting explanation</w:t>
+      </w:r>
+    </w:p>
+    <w:p>
+      <w:r>
+        <w:t>________________________________________________________________</w:t>
+      </w:r>
+    </w:p>
+    <w:p>
+      <w:r>
+        <w:t>________________________________________________________________</w:t>
+      </w:r>
+    </w:p>
+    <w:p>
+      <w:r>
+        <w:t>________________________________________________________________</w:t>
+      </w:r>
+    </w:p>
+    <w:p>
+      <w:pPr>
+        <w:pStyle w:val="Heading2"/>
+      </w:pPr>
+      <w:r>
+        <w:t>End goal</w:t>
+      </w:r>
+    </w:p>
+    <w:p>
+      <w:pPr>
+        <w:spacing w:line="336" w:lineRule="auto" w:after="180"/>
+      </w:pPr>
+      <w:r>
+        <w:rPr>
+          <w:b w:val="0"/>
+        </w:rPr>
+        <w:t xml:space="preserve">By the end, I can explain </w:t>
+      </w:r>
+      <w:r>
+        <w:rPr>
+          <w:b/>
+        </w:rPr>
+        <w:t>slope</w:t>
+      </w:r>
+      <w:r>
+        <w:rPr>
+          <w:b w:val="0"/>
+        </w:rPr>
+        <w:t xml:space="preserve">s and </w:t>
+      </w:r>
+      <w:r>
+        <w:rPr>
+          <w:b/>
+        </w:rPr>
+        <w:t>local change</w:t>
+      </w:r>
+      <w:r>
+        <w:rPr>
+          <w:b w:val="0"/>
+        </w:rPr>
+        <w:t xml:space="preserve"> using a traced example and a stated limitation.</w:t>
+      </w:r>
+    </w:p>
+    <w:p>
+      <w:pPr>
+        <w:pStyle w:val="Heading2"/>
+      </w:pPr>
+      <w:r>
+        <w:t>Earlier wording, alternatives and picture transcripts · reference / check after trying</w:t>
+      </w:r>
+    </w:p>
+    <w:p>
+      <w:pPr>
+        <w:pStyle w:val="Heading3"/>
+      </w:pPr>
+      <w:r>
+        <w:t>Your learning target</w:t>
+      </w:r>
+    </w:p>
+    <w:p>
+      <w:pPr>
+        <w:pStyle w:val="Heading3"/>
+      </w:pPr>
+      <w:r>
+        <w:t>Remember before reading</w:t>
+      </w:r>
+    </w:p>
+    <w:p>
+      <w:pPr>
         <w:spacing w:line="336" w:lineRule="auto" w:after="180"/>
       </w:pPr>
       <w:r>
@@ -240,105 +351,31 @@
     </w:p>
     <w:p>
       <w:pPr>
-        <w:spacing w:line="336" w:lineRule="auto" w:after="180"/>
-        <w:shd w:fill="F5F1FB"/>
-      </w:pPr>
-      <w:r>
-        <w:rPr>
-          <w:b w:val="0"/>
-        </w:rPr>
-        <w:t xml:space="preserve">For one example with </w:t>
-      </w:r>
-      <w:r>
-        <w:rPr>
-          <w:b/>
-        </w:rPr>
-        <w:t>prediction</w:t>
-      </w:r>
-      <w:r>
-        <w:rPr>
-          <w:b w:val="0"/>
-        </w:rPr>
-        <w:t xml:space="preserve"> 4 and target 2, what is the squared error?</w:t>
-      </w:r>
-    </w:p>
-    <w:p>
-      <w:pPr>
         <w:pStyle w:val="Heading3"/>
       </w:pPr>
       <w:r>
-        <w:t>My starting explanation</w:t>
-      </w:r>
-    </w:p>
-    <w:p>
-      <w:r>
-        <w:t>________________________________________________________________</w:t>
-      </w:r>
-    </w:p>
-    <w:p>
-      <w:r>
-        <w:t>________________________________________________________________</w:t>
-      </w:r>
-    </w:p>
-    <w:p>
-      <w:r>
-        <w:t>________________________________________________________________</w:t>
-      </w:r>
-    </w:p>
-    <w:p>
-      <w:pPr>
-        <w:pStyle w:val="Heading3"/>
-      </w:pPr>
-      <w:r>
         <w:t>This week’s end goal</w:t>
       </w:r>
     </w:p>
     <w:p>
       <w:pPr>
-        <w:spacing w:line="336" w:lineRule="auto" w:after="180"/>
-      </w:pPr>
-      <w:r>
-        <w:rPr>
-          <w:b w:val="0"/>
-        </w:rPr>
-        <w:t xml:space="preserve">By the end, I can explain </w:t>
-      </w:r>
-      <w:r>
-        <w:rPr>
-          <w:b/>
-        </w:rPr>
-        <w:t>slope</w:t>
-      </w:r>
-      <w:r>
-        <w:rPr>
-          <w:b w:val="0"/>
-        </w:rPr>
-        <w:t xml:space="preserve">s and </w:t>
-      </w:r>
-      <w:r>
-        <w:rPr>
-          <w:b/>
-        </w:rPr>
-        <w:t>local change</w:t>
-      </w:r>
-      <w:r>
-        <w:rPr>
-          <w:b w:val="0"/>
-        </w:rPr>
-        <w:t xml:space="preserve"> using a traced example and a stated limitation.</w:t>
-      </w:r>
-    </w:p>
-    <w:p>
-      <w:pPr>
         <w:pStyle w:val="Heading1"/>
       </w:pPr>
       <w:r>
-        <w:t>02. Notice the evidence</w:t>
-      </w:r>
-    </w:p>
-    <w:p>
-      <w:r>
-        <w:t>Investigate the supplied Slopes and local change case. Separate observations, given facts and assumptions before choosing an explanation.</w:t>
+        <w:t>02. Vary one parameter and record its loss</w:t>
+      </w:r>
+    </w:p>
+    <w:p>
+      <w:r>
+        <w:t>The horizontal coordinate is a parameter,not a new data example.</w:t>
+      </w:r>
+    </w:p>
+    <w:p>
+      <w:pPr>
+        <w:pStyle w:val="Heading2"/>
+      </w:pPr>
+      <w:r>
+        <w:t>Declare the one-example model and squared loss</w:t>
       </w:r>
     </w:p>
     <w:p>
@@ -350,6 +387,14 @@
           <w:b w:val="0"/>
         </w:rPr>
         <w:t>Let a one-example model predict w and let its target be 2. Its squared loss is L(w) = (w - 2) squared. Here w is the parameter we vary, not a new data example. L is a nonnegative function of that parameter.</w:t>
+      </w:r>
+    </w:p>
+    <w:p>
+      <w:pPr>
+        <w:pStyle w:val="Heading2"/>
+      </w:pPr>
+      <w:r>
+        <w:t>Complete parameter/loss table</w:t>
       </w:r>
     </w:p>
     <w:tbl>
@@ -561,6 +606,14 @@
     </w:tbl>
     <w:p>
       <w:pPr>
+        <w:pStyle w:val="Heading2"/>
+      </w:pPr>
+      <w:r>
+        <w:t>Compute average slopes on named intervals</w:t>
+      </w:r>
+    </w:p>
+    <w:p>
+      <w:pPr>
         <w:spacing w:line="336" w:lineRule="auto" w:after="180"/>
       </w:pPr>
       <w:r>
@@ -596,6 +649,14 @@
     </w:p>
     <w:p>
       <w:pPr>
+        <w:pStyle w:val="Heading2"/>
+      </w:pPr>
+      <w:r>
+        <w:t>Name given and missing facts</w:t>
+      </w:r>
+    </w:p>
+    <w:p>
+      <w:pPr>
         <w:pStyle w:val="Heading3"/>
       </w:pPr>
       <w:r>
@@ -622,12 +683,20 @@
         <w:pStyle w:val="Heading1"/>
       </w:pPr>
       <w:r>
-        <w:t>03. See how it works</w:t>
-      </w:r>
-    </w:p>
-    <w:p>
-      <w:r>
-        <w:t>Follow the mechanism for Slopes and local change. Connect each labelled input, deciding step and result.</w:t>
+        <w:t>03. Divide the loss change by the full horizontal gap</w:t>
+      </w:r>
+    </w:p>
+    <w:p>
+      <w:r>
+        <w:t>Keep the centre and both nearby evaluations explicit.</w:t>
+      </w:r>
+    </w:p>
+    <w:p>
+      <w:pPr>
+        <w:pStyle w:val="Heading2"/>
+      </w:pPr>
+      <w:r>
+        <w:t>Complete near-w1calculation</w:t>
       </w:r>
     </w:p>
     <w:p>
@@ -650,6 +719,414 @@
           <w:b w:val="0"/>
         </w:rPr>
         <w:t>This symmetric estimate describes change near the centre w = 1.</w:t>
+      </w:r>
+    </w:p>
+    <w:p>
+      <w:pPr>
+        <w:pStyle w:val="Heading2"/>
+      </w:pPr>
+      <w:r>
+        <w:t>Four complete symmetric estimates</w:t>
+      </w:r>
+    </w:p>
+    <w:tbl>
+      <w:tblPr>
+        <w:tblStyle w:val="LightShading-Accent1"/>
+        <w:tblW w:type="auto" w:w="0"/>
+        <w:tblLook w:firstColumn="1" w:firstRow="1" w:lastColumn="0" w:lastRow="0" w:noHBand="0" w:noVBand="1" w:val="04A0"/>
+      </w:tblPr>
+      <w:tblGrid>
+        <w:gridCol w:w="1704"/>
+        <w:gridCol w:w="1704"/>
+        <w:gridCol w:w="1704"/>
+        <w:gridCol w:w="1704"/>
+        <w:gridCol w:w="1704"/>
+        <w:gridCol w:w="1704"/>
+      </w:tblGrid>
+      <w:tr>
+        <w:trPr>
+          <w:tblHeader/>
+        </w:trPr>
+        <w:tc>
+          <w:tcPr>
+            <w:tcW w:type="dxa" w:w="1704"/>
+          </w:tcPr>
+          <w:p>
+            <w:r>
+              <w:t>Centre w / symmetric step h</w:t>
+            </w:r>
+          </w:p>
+        </w:tc>
+        <w:tc>
+          <w:tcPr>
+            <w:tcW w:type="dxa" w:w="1704"/>
+          </w:tcPr>
+          <w:p>
+            <w:r>
+              <w:t>L(w−h)</w:t>
+            </w:r>
+          </w:p>
+        </w:tc>
+        <w:tc>
+          <w:tcPr>
+            <w:tcW w:type="dxa" w:w="1704"/>
+          </w:tcPr>
+          <w:p>
+            <w:r>
+              <w:t>L(w+h)</w:t>
+            </w:r>
+          </w:p>
+        </w:tc>
+        <w:tc>
+          <w:tcPr>
+            <w:tcW w:type="dxa" w:w="1704"/>
+          </w:tcPr>
+          <w:p>
+            <w:r>
+              <w:t>Loss difference</w:t>
+            </w:r>
+          </w:p>
+        </w:tc>
+        <w:tc>
+          <w:tcPr>
+            <w:tcW w:type="dxa" w:w="1704"/>
+          </w:tcPr>
+          <w:p>
+            <w:r>
+              <w:t>Parameter difference 2h</w:t>
+            </w:r>
+          </w:p>
+        </w:tc>
+        <w:tc>
+          <w:tcPr>
+            <w:tcW w:type="dxa" w:w="1704"/>
+          </w:tcPr>
+          <w:p>
+            <w:r>
+              <w:t>Estimated local slope</w:t>
+            </w:r>
+          </w:p>
+        </w:tc>
+      </w:tr>
+      <w:tr>
+        <w:tc>
+          <w:tcPr>
+            <w:tcW w:type="dxa" w:w="1704"/>
+          </w:tcPr>
+          <w:p>
+            <w:r>
+              <w:t>0 /0.5</w:t>
+            </w:r>
+          </w:p>
+        </w:tc>
+        <w:tc>
+          <w:tcPr>
+            <w:tcW w:type="dxa" w:w="1704"/>
+          </w:tcPr>
+          <w:p>
+            <w:r>
+              <w:t>6.25</w:t>
+            </w:r>
+          </w:p>
+        </w:tc>
+        <w:tc>
+          <w:tcPr>
+            <w:tcW w:type="dxa" w:w="1704"/>
+          </w:tcPr>
+          <w:p>
+            <w:r>
+              <w:t>2.25</w:t>
+            </w:r>
+          </w:p>
+        </w:tc>
+        <w:tc>
+          <w:tcPr>
+            <w:tcW w:type="dxa" w:w="1704"/>
+          </w:tcPr>
+          <w:p>
+            <w:r>
+              <w:t>-4</w:t>
+            </w:r>
+          </w:p>
+        </w:tc>
+        <w:tc>
+          <w:tcPr>
+            <w:tcW w:type="dxa" w:w="1704"/>
+          </w:tcPr>
+          <w:p>
+            <w:r>
+              <w:t>1</w:t>
+            </w:r>
+          </w:p>
+        </w:tc>
+        <w:tc>
+          <w:tcPr>
+            <w:tcW w:type="dxa" w:w="1704"/>
+          </w:tcPr>
+          <w:p>
+            <w:r>
+              <w:t>-4</w:t>
+            </w:r>
+          </w:p>
+        </w:tc>
+      </w:tr>
+      <w:tr>
+        <w:tc>
+          <w:tcPr>
+            <w:tcW w:type="dxa" w:w="1704"/>
+          </w:tcPr>
+          <w:p>
+            <w:r>
+              <w:t>1 /0.1</w:t>
+            </w:r>
+          </w:p>
+        </w:tc>
+        <w:tc>
+          <w:tcPr>
+            <w:tcW w:type="dxa" w:w="1704"/>
+          </w:tcPr>
+          <w:p>
+            <w:r>
+              <w:t>1.21</w:t>
+            </w:r>
+          </w:p>
+        </w:tc>
+        <w:tc>
+          <w:tcPr>
+            <w:tcW w:type="dxa" w:w="1704"/>
+          </w:tcPr>
+          <w:p>
+            <w:r>
+              <w:t>0.81</w:t>
+            </w:r>
+          </w:p>
+        </w:tc>
+        <w:tc>
+          <w:tcPr>
+            <w:tcW w:type="dxa" w:w="1704"/>
+          </w:tcPr>
+          <w:p>
+            <w:r>
+              <w:t>-0.4</w:t>
+            </w:r>
+          </w:p>
+        </w:tc>
+        <w:tc>
+          <w:tcPr>
+            <w:tcW w:type="dxa" w:w="1704"/>
+          </w:tcPr>
+          <w:p>
+            <w:r>
+              <w:t>0.2</w:t>
+            </w:r>
+          </w:p>
+        </w:tc>
+        <w:tc>
+          <w:tcPr>
+            <w:tcW w:type="dxa" w:w="1704"/>
+          </w:tcPr>
+          <w:p>
+            <w:r>
+              <w:t>-2</w:t>
+            </w:r>
+          </w:p>
+        </w:tc>
+      </w:tr>
+      <w:tr>
+        <w:tc>
+          <w:tcPr>
+            <w:tcW w:type="dxa" w:w="1704"/>
+          </w:tcPr>
+          <w:p>
+            <w:r>
+              <w:t>2 /0.1</w:t>
+            </w:r>
+          </w:p>
+        </w:tc>
+        <w:tc>
+          <w:tcPr>
+            <w:tcW w:type="dxa" w:w="1704"/>
+          </w:tcPr>
+          <w:p>
+            <w:r>
+              <w:t>0.01</w:t>
+            </w:r>
+          </w:p>
+        </w:tc>
+        <w:tc>
+          <w:tcPr>
+            <w:tcW w:type="dxa" w:w="1704"/>
+          </w:tcPr>
+          <w:p>
+            <w:r>
+              <w:t>0.01</w:t>
+            </w:r>
+          </w:p>
+        </w:tc>
+        <w:tc>
+          <w:tcPr>
+            <w:tcW w:type="dxa" w:w="1704"/>
+          </w:tcPr>
+          <w:p>
+            <w:r>
+              <w:t>0</w:t>
+            </w:r>
+          </w:p>
+        </w:tc>
+        <w:tc>
+          <w:tcPr>
+            <w:tcW w:type="dxa" w:w="1704"/>
+          </w:tcPr>
+          <w:p>
+            <w:r>
+              <w:t>0.2</w:t>
+            </w:r>
+          </w:p>
+        </w:tc>
+        <w:tc>
+          <w:tcPr>
+            <w:tcW w:type="dxa" w:w="1704"/>
+          </w:tcPr>
+          <w:p>
+            <w:r>
+              <w:t>0</w:t>
+            </w:r>
+          </w:p>
+        </w:tc>
+      </w:tr>
+      <w:tr>
+        <w:tc>
+          <w:tcPr>
+            <w:tcW w:type="dxa" w:w="1704"/>
+          </w:tcPr>
+          <w:p>
+            <w:r>
+              <w:t>3 /0.1</w:t>
+            </w:r>
+          </w:p>
+        </w:tc>
+        <w:tc>
+          <w:tcPr>
+            <w:tcW w:type="dxa" w:w="1704"/>
+          </w:tcPr>
+          <w:p>
+            <w:r>
+              <w:t>0.81</w:t>
+            </w:r>
+          </w:p>
+        </w:tc>
+        <w:tc>
+          <w:tcPr>
+            <w:tcW w:type="dxa" w:w="1704"/>
+          </w:tcPr>
+          <w:p>
+            <w:r>
+              <w:t>1.21</w:t>
+            </w:r>
+          </w:p>
+        </w:tc>
+        <w:tc>
+          <w:tcPr>
+            <w:tcW w:type="dxa" w:w="1704"/>
+          </w:tcPr>
+          <w:p>
+            <w:r>
+              <w:t>0.4</w:t>
+            </w:r>
+          </w:p>
+        </w:tc>
+        <w:tc>
+          <w:tcPr>
+            <w:tcW w:type="dxa" w:w="1704"/>
+          </w:tcPr>
+          <w:p>
+            <w:r>
+              <w:t>0.2</w:t>
+            </w:r>
+          </w:p>
+        </w:tc>
+        <w:tc>
+          <w:tcPr>
+            <w:tcW w:type="dxa" w:w="1704"/>
+          </w:tcPr>
+          <w:p>
+            <w:r>
+              <w:t>2</w:t>
+            </w:r>
+          </w:p>
+        </w:tc>
+      </w:tr>
+    </w:tbl>
+    <w:p>
+      <w:pPr>
+        <w:pStyle w:val="Heading2"/>
+      </w:pPr>
+      <w:r>
+        <w:t>Spacing,denominator and precision contract</w:t>
+      </w:r>
+    </w:p>
+    <w:p>
+      <w:pPr>
+        <w:spacing w:line="336" w:lineRule="auto" w:after="180"/>
+      </w:pPr>
+      <w:r>
+        <w:rPr>
+          <w:b w:val="0"/>
+        </w:rPr>
+        <w:t>The symmetric formula is[L(w+h)−L(w−h)]/(2h), centred at w. Its h is a measurement spacing for estimating slope, not a training learning rate. At w1, h.1, the full horizontal gap is.2, not.1. For this quadratic the symmetric estimate matches 2(w−2)in exact arithmetic; other functions generally have approximation error. Extremely small spacing can also lose numerical precision.</w:t>
+      </w:r>
+    </w:p>
+    <w:p>
+      <w:pPr>
+        <w:spacing w:line="336" w:lineRule="auto" w:after="180"/>
+      </w:pPr>
+      <w:r>
+        <w:rPr>
+          <w:b w:val="0"/>
+        </w:rPr>
+        <w:t>Record centre, spacing, both losses and the full denominator.</w:t>
+      </w:r>
+    </w:p>
+    <w:p>
+      <w:pPr>
+        <w:spacing w:line="336" w:lineRule="auto" w:after="180"/>
+      </w:pPr>
+      <w:r>
+        <w:rPr>
+          <w:b w:val="0"/>
+        </w:rPr>
+        <w:t xml:space="preserve">For this quadratic, the symmetric estimate equals the exact </w:t>
+      </w:r>
+      <w:r>
+        <w:rPr>
+          <w:b/>
+        </w:rPr>
+        <w:t>slope</w:t>
+      </w:r>
+      <w:r>
+        <w:rPr>
+          <w:b w:val="0"/>
+        </w:rPr>
+        <w:t xml:space="preserve"> 2(w - 2) in exact arithmetic. Numerical estimates for other functions are generally approximate.</w:t>
+      </w:r>
+    </w:p>
+    <w:p>
+      <w:pPr>
+        <w:spacing w:line="336" w:lineRule="auto" w:after="180"/>
+      </w:pPr>
+      <w:r>
+        <w:rPr>
+          <w:b w:val="0"/>
+        </w:rPr>
+        <w:t>Smaller steps can reduce some approximation errors, but extremely small steps can suffer from computer rounding.</w:t>
+      </w:r>
+    </w:p>
+    <w:p>
+      <w:pPr>
+        <w:pStyle w:val="Heading2"/>
+      </w:pPr>
+      <w:r>
+        <w:t>Runnable positive-spacing estimator</w:t>
       </w:r>
     </w:p>
     <w:p>
@@ -681,13 +1158,163 @@
     </w:p>
     <w:p>
       <w:pPr>
+        <w:pStyle w:val="Heading2"/>
+      </w:pPr>
+      <w:r>
+        <w:t>Connect visual values to the calculation</w:t>
+      </w:r>
+    </w:p>
+    <w:p>
+      <w:pPr>
         <w:spacing w:line="336" w:lineRule="auto" w:after="180"/>
       </w:pPr>
       <w:r>
         <w:rPr>
           <w:b w:val="0"/>
         </w:rPr>
-        <w:t xml:space="preserve">For this quadratic, the symmetric estimate equals the exact </w:t>
+        <w:t xml:space="preserve">Point to the </w:t>
+      </w:r>
+      <w:r>
+        <w:rPr>
+          <w:b/>
+        </w:rPr>
+        <w:t>input</w:t>
+      </w:r>
+      <w:r>
+        <w:rPr>
+          <w:b w:val="0"/>
+        </w:rPr>
+        <w:t>, the deciding step and the result in this week’s visual. Explain the same step in ordinary words. A picture helps when you can say what each part represents.</w:t>
+      </w:r>
+    </w:p>
+    <w:p>
+      <w:pPr>
+        <w:pStyle w:val="Heading2"/>
+      </w:pPr>
+      <w:r>
+        <w:t>Earlier wording, alternatives and picture transcripts · reference / check after trying</w:t>
+      </w:r>
+    </w:p>
+    <w:p>
+      <w:pPr>
+        <w:pStyle w:val="Heading3"/>
+      </w:pPr>
+      <w:r>
+        <w:t>Connect the picture and the explanation</w:t>
+      </w:r>
+    </w:p>
+    <w:p>
+      <w:pPr>
+        <w:pStyle w:val="Heading1"/>
+      </w:pPr>
+      <w:r>
+        <w:t>04. Compare a local clue with the loss after a proposed move</w:t>
+      </w:r>
+    </w:p>
+    <w:p>
+      <w:r>
+        <w:t>Estimate,propose and then check;do not skip the new evaluation.</w:t>
+      </w:r>
+    </w:p>
+    <w:p>
+      <w:pPr>
+        <w:pStyle w:val="Heading2"/>
+      </w:pPr>
+      <w:r>
+        <w:t>Current symmetric-estimate task</w:t>
+      </w:r>
+    </w:p>
+    <w:p>
+      <w:pPr>
+        <w:pStyle w:val="ListBullet"/>
+      </w:pPr>
+      <w:r>
+        <w:t>At centre w = 0, use step 0.5. Calculate L(-0.5), L(0.5) and the symmetric slope.</w:t>
+      </w:r>
+    </w:p>
+    <w:p>
+      <w:pPr>
+        <w:pStyle w:val="Heading3"/>
+      </w:pPr>
+      <w:r>
+        <w:t>Keep the procedure fixed. Explain what changed in the inputs and result.</w:t>
+      </w:r>
+    </w:p>
+    <w:p>
+      <w:r>
+        <w:t>________________________________________________________________</w:t>
+      </w:r>
+    </w:p>
+    <w:p>
+      <w:r>
+        <w:t>________________________________________________________________</w:t>
+      </w:r>
+    </w:p>
+    <w:p>
+      <w:r>
+        <w:t>________________________________________________________________</w:t>
+      </w:r>
+    </w:p>
+    <w:p>
+      <w:r>
+        <w:t>________________________________________________________________</w:t>
+      </w:r>
+    </w:p>
+    <w:p>
+      <w:r>
+        <w:t>________________________________________________________________</w:t>
+      </w:r>
+    </w:p>
+    <w:p>
+      <w:pPr>
+        <w:pStyle w:val="Heading2"/>
+      </w:pPr>
+      <w:r>
+        <w:t>Predict the pictured jump to5</w:t>
+      </w:r>
+    </w:p>
+    <w:p>
+      <w:pPr>
+        <w:pStyle w:val="ListBullet"/>
+      </w:pPr>
+      <w:r>
+        <w:t>Change: Move from 0 all the way to5.</w:t>
+      </w:r>
+    </w:p>
+    <w:p>
+      <w:pPr>
+        <w:pStyle w:val="Heading2"/>
+      </w:pPr>
+      <w:r>
+        <w:t>Check after predicting · reference / check after trying</w:t>
+      </w:r>
+    </w:p>
+    <w:p>
+      <w:pPr>
+        <w:spacing w:line="336" w:lineRule="auto" w:after="180"/>
+      </w:pPr>
+      <w:r>
+        <w:rPr>
+          <w:b/>
+        </w:rPr>
+        <w:t>Prediction</w:t>
+      </w:r>
+      <w:r>
+        <w:rPr>
+          <w:b w:val="0"/>
+        </w:rPr>
+        <w:t>: Loss becomes 9, exceeding the starting 4.</w:t>
+      </w:r>
+    </w:p>
+    <w:p>
+      <w:pPr>
+        <w:spacing w:line="336" w:lineRule="auto" w:after="180"/>
+      </w:pPr>
+      <w:r>
+        <w:rPr>
+          <w:b w:val="0"/>
+        </w:rPr>
+        <w:t xml:space="preserve">Reason: A negative local </w:t>
       </w:r>
       <w:r>
         <w:rPr>
@@ -699,7 +1326,52 @@
         <w:rPr>
           <w:b w:val="0"/>
         </w:rPr>
-        <w:t xml:space="preserve"> 2(w - 2) in exact arithmetic. Numerical estimates for other functions are generally approximate.</w:t>
+        <w:t xml:space="preserve"> suggests increasing a locally, not that every positive jump decreases loss.</w:t>
+      </w:r>
+    </w:p>
+    <w:p>
+      <w:pPr>
+        <w:pStyle w:val="Heading2"/>
+      </w:pPr>
+      <w:r>
+        <w:t>Earlier wording, alternatives and picture transcripts · reference / check after trying</w:t>
+      </w:r>
+    </w:p>
+    <w:p>
+      <w:pPr>
+        <w:pStyle w:val="Heading3"/>
+      </w:pPr>
+      <w:r>
+        <w:t>Compare a familiar case with a changed case</w:t>
+      </w:r>
+    </w:p>
+    <w:p>
+      <w:pPr>
+        <w:pStyle w:val="Heading3"/>
+      </w:pPr>
+      <w:r>
+        <w:t>Change one thing in the pictured case</w:t>
+      </w:r>
+    </w:p>
+    <w:p>
+      <w:pPr>
+        <w:pStyle w:val="Heading1"/>
+      </w:pPr>
+      <w:r>
+        <w:t>06. See a small successful move and a large failed move</w:t>
+      </w:r>
+    </w:p>
+    <w:p>
+      <w:r>
+        <w:t>Both changes increase the parameter;only the new losses settle what happened.</w:t>
+      </w:r>
+    </w:p>
+    <w:p>
+      <w:pPr>
+        <w:pStyle w:val="Heading2"/>
+      </w:pPr>
+      <w:r>
+        <w:t>Complete picture facts and letter/fixture boundary</w:t>
       </w:r>
     </w:p>
     <w:p>
@@ -710,26 +1382,41 @@
         <w:rPr>
           <w:b w:val="0"/>
         </w:rPr>
-        <w:t>Smaller steps can reduce some approximation errors, but extremely small steps can suffer from computer rounding.</w:t>
-      </w:r>
-    </w:p>
-    <w:p>
-      <w:pPr>
-        <w:pStyle w:val="Heading3"/>
-      </w:pPr>
-      <w:r>
-        <w:t>Connect the picture and the explanation</w:t>
-      </w:r>
-    </w:p>
-    <w:p>
-      <w:pPr>
-        <w:spacing w:line="336" w:lineRule="auto" w:after="180"/>
-      </w:pPr>
+        <w:t xml:space="preserve">Use a local </w:t>
+      </w:r>
+      <w:r>
+        <w:rPr>
+          <w:b/>
+        </w:rPr>
+        <w:t>slope</w:t>
+      </w:r>
       <w:r>
         <w:rPr>
           <w:b w:val="0"/>
         </w:rPr>
-        <w:t xml:space="preserve">Point to the </w:t>
+        <w:t xml:space="preserve"> to propose a small move rather than claiming every move helps.</w:t>
+      </w:r>
+    </w:p>
+    <w:p>
+      <w:pPr>
+        <w:spacing w:line="336" w:lineRule="auto" w:after="180"/>
+      </w:pPr>
+      <w:r>
+        <w:rPr>
+          <w:b w:val="0"/>
+        </w:rPr>
+        <w:t>Toy loss J(a)=(a-2)². At a = 0, use symmetric step 0.5.</w:t>
+      </w:r>
+    </w:p>
+    <w:p>
+      <w:pPr>
+        <w:spacing w:line="336" w:lineRule="auto" w:after="180"/>
+      </w:pPr>
+      <w:r>
+        <w:rPr>
+          <w:b w:val="0"/>
+        </w:rPr>
+        <w:t xml:space="preserve">All </w:t>
       </w:r>
       <w:r>
         <w:rPr>
@@ -741,28 +1428,7 @@
         <w:rPr>
           <w:b w:val="0"/>
         </w:rPr>
-        <w:t>, the deciding step and the result in this week’s visual. Explain the same step in ordinary words. A picture helps when you can say what each part represents.</w:t>
-      </w:r>
-    </w:p>
-    <w:p>
-      <w:pPr>
-        <w:pStyle w:val="Heading1"/>
-      </w:pPr>
-      <w:r>
-        <w:t>04. Compare the cases</w:t>
-      </w:r>
-    </w:p>
-    <w:p>
-      <w:r>
-        <w:t>Compare the supplied cases for Slopes and local change. Identify the detail that changes the conclusion.</w:t>
-      </w:r>
-    </w:p>
-    <w:p>
-      <w:pPr>
-        <w:pStyle w:val="Heading3"/>
-      </w:pPr>
-      <w:r>
-        <w:t>Compare a familiar case with a changed case</w:t>
+        <w:t>s and outcomes in this worked example are invented classroom data; no real model run is claimed.</w:t>
       </w:r>
     </w:p>
     <w:p>
@@ -773,19 +1439,51 @@
         <w:rPr>
           <w:b w:val="0"/>
         </w:rPr>
-        <w:t xml:space="preserve">At centre w = 0, use step 0.5. Calculate L(-0.5), L(0.5) and the symmetric </w:t>
-      </w:r>
-      <w:r>
-        <w:rPr>
-          <w:b/>
-        </w:rPr>
-        <w:t>slope</w:t>
-      </w:r>
-      <w:r>
-        <w:rPr>
-          <w:b w:val="0"/>
-        </w:rPr>
-        <w:t>.</w:t>
+        <w:t>The picture writes the same main quadratic with letters J(a)=(a−2)². At a0, h.5:nearby losses 6.25 and2.25 give slope−4. A small increase to.25 gives3.0625, below starting 4; the jump to5 gives9, above 4. The local negative slope supports testing a small increase, not any increase. The independent exercise uses J(a)=(a+1)² instead; do not transfer the pictured optimum or numbers to it.</w:t>
+      </w:r>
+    </w:p>
+    <w:p>
+      <w:pPr>
+        <w:pStyle w:val="Heading2"/>
+      </w:pPr>
+      <w:r>
+        <w:t>Trace nearby values and small-move check</w:t>
+      </w:r>
+    </w:p>
+    <w:p>
+      <w:r>
+        <w:drawing>
+          <wp:inline xmlns:a="http://schemas.openxmlformats.org/drawingml/2006/main" xmlns:pic="http://schemas.openxmlformats.org/drawingml/2006/picture">
+            <wp:extent cx="5486400" cy="3182112"/>
+            <wp:docPr id="1" name="Picture 1" descr="Evaluate nearby points: J(0.5)=2.25 and J(-0.5)=6.25. → Estimate slope: Slope=(2.25-6.25)/(0.5-(-0.5))=-4. → Check small move: Move to a = 0.25: loss 3.0625, below starting loss 4."/>
+            <wp:cNvGraphicFramePr>
+              <a:graphicFrameLocks noChangeAspect="1"/>
+            </wp:cNvGraphicFramePr>
+            <a:graphic>
+              <a:graphicData uri="http://schemas.openxmlformats.org/drawingml/2006/picture">
+                <pic:pic>
+                  <pic:nvPicPr>
+                    <pic:cNvPr id="0" name="academy-story-ai-5-9-02.png"/>
+                    <pic:cNvPicPr/>
+                  </pic:nvPicPr>
+                  <pic:blipFill>
+                    <a:blip r:embed="rId9"/>
+                    <a:stretch>
+                      <a:fillRect/>
+                    </a:stretch>
+                  </pic:blipFill>
+                  <pic:spPr>
+                    <a:xfrm>
+                      <a:off x="0" y="0"/>
+                      <a:ext cx="5486400" cy="3182112"/>
+                    </a:xfrm>
+                    <a:prstGeom prst="rect"/>
+                  </pic:spPr>
+                </pic:pic>
+              </a:graphicData>
+            </a:graphic>
+          </wp:inline>
+        </w:drawing>
       </w:r>
     </w:p>
     <w:p>
@@ -793,131 +1491,7 @@
         <w:pStyle w:val="Heading3"/>
       </w:pPr>
       <w:r>
-        <w:t>Keep the procedure fixed. Explain what changed in the inputs and result.</w:t>
-      </w:r>
-    </w:p>
-    <w:p>
-      <w:r>
-        <w:t>________________________________________________________________</w:t>
-      </w:r>
-    </w:p>
-    <w:p>
-      <w:r>
-        <w:t>________________________________________________________________</w:t>
-      </w:r>
-    </w:p>
-    <w:p>
-      <w:r>
-        <w:t>________________________________________________________________</w:t>
-      </w:r>
-    </w:p>
-    <w:p>
-      <w:r>
-        <w:t>________________________________________________________________</w:t>
-      </w:r>
-    </w:p>
-    <w:p>
-      <w:r>
-        <w:t>________________________________________________________________</w:t>
-      </w:r>
-    </w:p>
-    <w:p>
-      <w:pPr>
-        <w:pStyle w:val="Heading3"/>
-      </w:pPr>
-      <w:r>
-        <w:t>Change one thing in the pictured case</w:t>
-      </w:r>
-    </w:p>
-    <w:p>
-      <w:pPr>
-        <w:pStyle w:val="Heading3"/>
-      </w:pPr>
-      <w:r>
-        <w:t>Change one thing</w:t>
-      </w:r>
-    </w:p>
-    <w:p>
-      <w:pPr>
-        <w:spacing w:line="336" w:lineRule="auto" w:after="180"/>
-        <w:shd w:fill="F5F1FB"/>
-      </w:pPr>
-      <w:r>
-        <w:rPr>
-          <w:b w:val="0"/>
-        </w:rPr>
-        <w:t>Change: Move from 0 all the way to5.</w:t>
-      </w:r>
-    </w:p>
-    <w:p>
-      <w:pPr>
-        <w:pStyle w:val="Heading3"/>
-      </w:pPr>
-      <w:r>
-        <w:t>Predicted result</w:t>
-      </w:r>
-    </w:p>
-    <w:p>
-      <w:pPr>
-        <w:spacing w:line="336" w:lineRule="auto" w:after="180"/>
-        <w:shd w:fill="F1F6FC"/>
-      </w:pPr>
-      <w:r>
-        <w:rPr>
-          <w:b/>
-        </w:rPr>
-        <w:t>Prediction</w:t>
-      </w:r>
-      <w:r>
-        <w:rPr>
-          <w:b w:val="0"/>
-        </w:rPr>
-        <w:t>: Loss becomes 9, exceeding the starting 4.</w:t>
-      </w:r>
-    </w:p>
-    <w:p>
-      <w:pPr>
-        <w:pStyle w:val="Heading3"/>
-      </w:pPr>
-      <w:r>
-        <w:t>Why the result follows</w:t>
-      </w:r>
-    </w:p>
-    <w:p>
-      <w:pPr>
-        <w:spacing w:line="336" w:lineRule="auto" w:after="180"/>
-        <w:shd w:fill="F1F6FC"/>
-      </w:pPr>
-      <w:r>
-        <w:rPr>
-          <w:b w:val="0"/>
-        </w:rPr>
-        <w:t xml:space="preserve">Reason: A negative local </w:t>
-      </w:r>
-      <w:r>
-        <w:rPr>
-          <w:b/>
-        </w:rPr>
-        <w:t>slope</w:t>
-      </w:r>
-      <w:r>
-        <w:rPr>
-          <w:b w:val="0"/>
-        </w:rPr>
-        <w:t xml:space="preserve"> suggests increasing a locally, not that every positive jump decreases loss.</w:t>
-      </w:r>
-    </w:p>
-    <w:p>
-      <w:pPr>
-        <w:pStyle w:val="Heading1"/>
-      </w:pPr>
-      <w:r>
-        <w:t>05. Words that unlock the idea</w:t>
-      </w:r>
-    </w:p>
-    <w:p>
-      <w:r>
-        <w:t>Use the vocabulary of Slopes and local change to explain a concrete decision, rather than only memorising definitions.</w:t>
+        <w:t>Read the picture one step at a time</w:t>
       </w:r>
     </w:p>
     <w:tbl>
@@ -940,7 +1514,7 @@
           </w:tcPr>
           <w:p>
             <w:r>
-              <w:t>Word</w:t>
+              <w:t>Step</w:t>
             </w:r>
           </w:p>
         </w:tc>
@@ -950,7 +1524,7 @@
           </w:tcPr>
           <w:p>
             <w:r>
-              <w:t>Meaning</w:t>
+              <w:t>What happens and why</w:t>
             </w:r>
           </w:p>
         </w:tc>
@@ -962,7 +1536,7 @@
           </w:tcPr>
           <w:p>
             <w:r>
-              <w:t>Slope</w:t>
+              <w:t>1. Evaluate nearby points</w:t>
             </w:r>
           </w:p>
         </w:tc>
@@ -972,7 +1546,7 @@
           </w:tcPr>
           <w:p>
             <w:r>
-              <w:t>Change in output divided by change in input over a stated interval</w:t>
+              <w:t>J(0.5)=2.25 and J(-0.5)=6.25.</w:t>
             </w:r>
           </w:p>
         </w:tc>
@@ -984,7 +1558,7 @@
           </w:tcPr>
           <w:p>
             <w:r>
-              <w:t>Local change</w:t>
+              <w:t>2. Estimate slope</w:t>
             </w:r>
           </w:p>
         </w:tc>
@@ -994,7 +1568,7 @@
           </w:tcPr>
           <w:p>
             <w:r>
-              <w:t>Change considered near a particular input or parameter value</w:t>
+              <w:t>Slope=(2.25-6.25)/(0.5-(-0.5))=-4.</w:t>
             </w:r>
           </w:p>
         </w:tc>
@@ -1006,7 +1580,7 @@
           </w:tcPr>
           <w:p>
             <w:r>
-              <w:t>Step size</w:t>
+              <w:t>3. Check small move</w:t>
             </w:r>
           </w:p>
         </w:tc>
@@ -1016,68 +1590,141 @@
           </w:tcPr>
           <w:p>
             <w:r>
-              <w:t>The amount by which an input or parameter is changed</w:t>
-            </w:r>
-          </w:p>
-        </w:tc>
-      </w:tr>
-      <w:tr>
-        <w:tc>
-          <w:tcPr>
-            <w:tcW w:type="dxa" w:w="5112"/>
-          </w:tcPr>
-          <w:p>
-            <w:r>
-              <w:t>Stationary point</w:t>
-            </w:r>
-          </w:p>
-        </w:tc>
-        <w:tc>
-          <w:tcPr>
-            <w:tcW w:type="dxa" w:w="5112"/>
-          </w:tcPr>
-          <w:p>
-            <w:r>
-              <w:t>A point where a differentiable function has zero local slope</w:t>
+              <w:t>Move to a = 0.25: loss 3.0625, below starting loss 4.</w:t>
             </w:r>
           </w:p>
         </w:tc>
       </w:tr>
     </w:tbl>
     <w:p>
-      <w:pPr>
-        <w:pStyle w:val="Heading3"/>
-      </w:pPr>
-      <w:r>
-        <w:t>Use two terms to explain a step in this week’s example.</w:t>
-      </w:r>
-    </w:p>
-    <w:p>
-      <w:r>
-        <w:t>________________________________________________________________</w:t>
-      </w:r>
-    </w:p>
-    <w:p>
-      <w:r>
-        <w:t>________________________________________________________________</w:t>
-      </w:r>
-    </w:p>
-    <w:p>
-      <w:r>
-        <w:t>________________________________________________________________</w:t>
-      </w:r>
-    </w:p>
-    <w:p>
-      <w:pPr>
-        <w:pStyle w:val="Heading1"/>
-      </w:pPr>
-      <w:r>
-        <w:t>06. Follow a worked example</w:t>
-      </w:r>
-    </w:p>
-    <w:p>
-      <w:r>
-        <w:t>Follow the worked trace for Slopes and local change, predict a step, then compare with its explanation.</w:t>
+      <w:r>
+        <w:t>Match each pictured step to the supplied facts. This is a worked teaching case, not an independent assessment.</w:t>
+      </w:r>
+    </w:p>
+    <w:p>
+      <w:pPr>
+        <w:spacing w:line="336" w:lineRule="auto" w:after="180"/>
+      </w:pPr>
+      <w:r>
+        <w:rPr>
+          <w:b w:val="0"/>
+        </w:rPr>
+        <w:t xml:space="preserve">A </w:t>
+      </w:r>
+      <w:r>
+        <w:rPr>
+          <w:b/>
+        </w:rPr>
+        <w:t>slope</w:t>
+      </w:r>
+      <w:r>
+        <w:rPr>
+          <w:b w:val="0"/>
+        </w:rPr>
+        <w:t xml:space="preserve"> describes how the loss changes near the current parameter. The symmetric calculation compares equal small moves on either side. Its negative result suggests a small increase may help at zero.</w:t>
+      </w:r>
+    </w:p>
+    <w:p>
+      <w:pPr>
+        <w:spacing w:line="336" w:lineRule="auto" w:after="180"/>
+      </w:pPr>
+      <w:r>
+        <w:rPr>
+          <w:b w:val="0"/>
+        </w:rPr>
+        <w:t>It does not promise every increase helps: jumping to five passes the optimum at two and produces a larger loss. Check the new loss after each proposed step.</w:t>
+      </w:r>
+    </w:p>
+    <w:p>
+      <w:pPr>
+        <w:pStyle w:val="Heading2"/>
+      </w:pPr>
+      <w:r>
+        <w:t>Predict the jump from0to5</w:t>
+      </w:r>
+    </w:p>
+    <w:p>
+      <w:pPr>
+        <w:pStyle w:val="ListBullet"/>
+      </w:pPr>
+      <w:r>
+        <w:t>Change one thing: Move from 0 all the way to5. Predict the result before checking the explanation. What remains the same?</w:t>
+      </w:r>
+    </w:p>
+    <w:p>
+      <w:pPr>
+        <w:pStyle w:val="Heading2"/>
+      </w:pPr>
+      <w:r>
+        <w:t>Check after predicting · reference / check after trying</w:t>
+      </w:r>
+    </w:p>
+    <w:p>
+      <w:r>
+        <w:drawing>
+          <wp:inline xmlns:a="http://schemas.openxmlformats.org/drawingml/2006/main" xmlns:pic="http://schemas.openxmlformats.org/drawingml/2006/picture">
+            <wp:extent cx="5486400" cy="3179064"/>
+            <wp:docPr id="2" name="Picture 2" descr="Original case: Move to a = 0.25: loss 3.0625, below starting loss 4. Changed condition: Move from 0 all the way to5. Expected result: Loss becomes 9, exceeding the starting 4. Reason: A negative local slope suggests increasing a locally, not that every positive jump decreases loss."/>
+            <wp:cNvGraphicFramePr>
+              <a:graphicFrameLocks noChangeAspect="1"/>
+            </wp:cNvGraphicFramePr>
+            <a:graphic>
+              <a:graphicData uri="http://schemas.openxmlformats.org/drawingml/2006/picture">
+                <pic:pic>
+                  <pic:nvPicPr>
+                    <pic:cNvPr id="0" name="academy-story-ai-5-9-04.png"/>
+                    <pic:cNvPicPr/>
+                  </pic:nvPicPr>
+                  <pic:blipFill>
+                    <a:blip r:embed="rId10"/>
+                    <a:stretch>
+                      <a:fillRect/>
+                    </a:stretch>
+                  </pic:blipFill>
+                  <pic:spPr>
+                    <a:xfrm>
+                      <a:off x="0" y="0"/>
+                      <a:ext cx="5486400" cy="3179064"/>
+                    </a:xfrm>
+                    <a:prstGeom prst="rect"/>
+                  </pic:spPr>
+                </pic:pic>
+              </a:graphicData>
+            </a:graphic>
+          </wp:inline>
+        </w:drawing>
+      </w:r>
+    </w:p>
+    <w:p>
+      <w:pPr>
+        <w:pStyle w:val="Heading2"/>
+      </w:pPr>
+      <w:r>
+        <w:t>Explain the counterexample and local limits</w:t>
+      </w:r>
+    </w:p>
+    <w:p>
+      <w:pPr>
+        <w:pStyle w:val="ListBullet"/>
+      </w:pPr>
+      <w:r>
+        <w:t>A finite difference approximates local change; numerical precision and nonsmooth points need care in more complex objectives.</w:t>
+      </w:r>
+    </w:p>
+    <w:p>
+      <w:pPr>
+        <w:pStyle w:val="ListBullet"/>
+      </w:pPr>
+      <w:r>
+        <w:t>Read the labelled picture: Which calculation disproves “any increase helps”? Point to the relevant step in the picture, then write the changed result and the rule or evidence that supports it.</w:t>
+      </w:r>
+    </w:p>
+    <w:p>
+      <w:pPr>
+        <w:pStyle w:val="Heading2"/>
+      </w:pPr>
+      <w:r>
+        <w:t>Try the main near-w3estimate</w:t>
       </w:r>
     </w:p>
     <w:p>
@@ -1266,6 +1913,14 @@
     </w:p>
     <w:p>
       <w:pPr>
+        <w:pStyle w:val="Heading2"/>
+      </w:pPr>
+      <w:r>
+        <w:t>Earlier wording, alternatives and picture transcripts · reference / check after trying</w:t>
+      </w:r>
+    </w:p>
+    <w:p>
+      <w:pPr>
         <w:pStyle w:val="Heading3"/>
       </w:pPr>
       <w:r>
@@ -1293,85 +1948,10 @@
     </w:p>
     <w:p>
       <w:pPr>
-        <w:spacing w:line="336" w:lineRule="auto" w:after="180"/>
-      </w:pPr>
-      <w:r>
-        <w:rPr>
-          <w:b w:val="0"/>
-        </w:rPr>
-        <w:t xml:space="preserve">Use a local </w:t>
-      </w:r>
-      <w:r>
-        <w:rPr>
-          <w:b/>
-        </w:rPr>
-        <w:t>slope</w:t>
-      </w:r>
-      <w:r>
-        <w:rPr>
-          <w:b w:val="0"/>
-        </w:rPr>
-        <w:t xml:space="preserve"> to propose a small move rather than claiming every move helps.</w:t>
-      </w:r>
-    </w:p>
-    <w:p>
-      <w:pPr>
         <w:pStyle w:val="Heading3"/>
       </w:pPr>
       <w:r>
         <w:t>The facts we will use</w:t>
-      </w:r>
-    </w:p>
-    <w:p>
-      <w:pPr>
-        <w:pStyle w:val="Heading3"/>
-      </w:pPr>
-      <w:r>
-        <w:t>Supplied facts</w:t>
-      </w:r>
-    </w:p>
-    <w:p>
-      <w:pPr>
-        <w:spacing w:line="336" w:lineRule="auto" w:after="180"/>
-        <w:shd w:fill="F1F6FC"/>
-      </w:pPr>
-      <w:r>
-        <w:rPr>
-          <w:b w:val="0"/>
-        </w:rPr>
-        <w:t>Toy loss J(a)=(a-2)². At a = 0, use symmetric step 0.5.</w:t>
-      </w:r>
-    </w:p>
-    <w:p>
-      <w:pPr>
-        <w:pStyle w:val="Heading3"/>
-      </w:pPr>
-      <w:r>
-        <w:t>Supplied facts</w:t>
-      </w:r>
-    </w:p>
-    <w:p>
-      <w:pPr>
-        <w:spacing w:line="336" w:lineRule="auto" w:after="180"/>
-        <w:shd w:fill="F1F6FC"/>
-      </w:pPr>
-      <w:r>
-        <w:rPr>
-          <w:b w:val="0"/>
-        </w:rPr>
-        <w:t xml:space="preserve">All </w:t>
-      </w:r>
-      <w:r>
-        <w:rPr>
-          <w:b/>
-        </w:rPr>
-        <w:t>input</w:t>
-      </w:r>
-      <w:r>
-        <w:rPr>
-          <w:b w:val="0"/>
-        </w:rPr>
-        <w:t>s and outcomes in this worked example are invented classroom data; no real model run is claimed.</w:t>
       </w:r>
     </w:p>
     <w:p>
@@ -1379,7 +1959,7 @@
         <w:drawing>
           <wp:inline xmlns:a="http://schemas.openxmlformats.org/drawingml/2006/main" xmlns:pic="http://schemas.openxmlformats.org/drawingml/2006/picture">
             <wp:extent cx="5486400" cy="5145314"/>
-            <wp:docPr id="1" name="Picture 1" descr="Slopes and local change. Evaluate nearby points: J(0.5)=2.25 and J(-0.5)=6.25.. Estimate slope: Slope=(2.25-6.25)/(0.5-(-0.5))=-4.. Check small move: Move to a = 0.25: loss 3.0625, below starting loss 4."/>
+            <wp:docPr id="3" name="Picture 3" descr="Slopes and local change. Evaluate nearby points: J(0.5)=2.25 and J(-0.5)=6.25.. Estimate slope: Slope=(2.25-6.25)/(0.5-(-0.5))=-4.. Check small move: Move to a = 0.25: loss 3.0625, below starting loss 4."/>
             <wp:cNvGraphicFramePr>
               <a:graphicFrameLocks noChangeAspect="1"/>
             </wp:cNvGraphicFramePr>
@@ -1391,7 +1971,7 @@
                     <pic:cNvPicPr/>
                   </pic:nvPicPr>
                   <pic:blipFill>
-                    <a:blip r:embed="rId9"/>
+                    <a:blip r:embed="rId11"/>
                     <a:stretch>
                       <a:fillRect/>
                     </a:stretch>
@@ -1415,114 +1995,7 @@
         <w:pStyle w:val="Heading3"/>
       </w:pPr>
       <w:r>
-        <w:t>Read the picture one step at a time</w:t>
-      </w:r>
-    </w:p>
-    <w:tbl>
-      <w:tblPr>
-        <w:tblStyle w:val="LightShading-Accent1"/>
-        <w:tblW w:type="auto" w:w="0"/>
-        <w:tblLook w:firstColumn="1" w:firstRow="1" w:lastColumn="0" w:lastRow="0" w:noHBand="0" w:noVBand="1" w:val="04A0"/>
-      </w:tblPr>
-      <w:tblGrid>
-        <w:gridCol w:w="5112"/>
-        <w:gridCol w:w="5112"/>
-      </w:tblGrid>
-      <w:tr>
-        <w:trPr>
-          <w:tblHeader/>
-        </w:trPr>
-        <w:tc>
-          <w:tcPr>
-            <w:tcW w:type="dxa" w:w="5112"/>
-          </w:tcPr>
-          <w:p>
-            <w:r>
-              <w:t>Step</w:t>
-            </w:r>
-          </w:p>
-        </w:tc>
-        <w:tc>
-          <w:tcPr>
-            <w:tcW w:type="dxa" w:w="5112"/>
-          </w:tcPr>
-          <w:p>
-            <w:r>
-              <w:t>What happens and why</w:t>
-            </w:r>
-          </w:p>
-        </w:tc>
-      </w:tr>
-      <w:tr>
-        <w:tc>
-          <w:tcPr>
-            <w:tcW w:type="dxa" w:w="5112"/>
-          </w:tcPr>
-          <w:p>
-            <w:r>
-              <w:t>1. Evaluate nearby points</w:t>
-            </w:r>
-          </w:p>
-        </w:tc>
-        <w:tc>
-          <w:tcPr>
-            <w:tcW w:type="dxa" w:w="5112"/>
-          </w:tcPr>
-          <w:p>
-            <w:r>
-              <w:t>J(0.5)=2.25 and J(-0.5)=6.25.</w:t>
-            </w:r>
-          </w:p>
-        </w:tc>
-      </w:tr>
-      <w:tr>
-        <w:tc>
-          <w:tcPr>
-            <w:tcW w:type="dxa" w:w="5112"/>
-          </w:tcPr>
-          <w:p>
-            <w:r>
-              <w:t>2. Estimate slope</w:t>
-            </w:r>
-          </w:p>
-        </w:tc>
-        <w:tc>
-          <w:tcPr>
-            <w:tcW w:type="dxa" w:w="5112"/>
-          </w:tcPr>
-          <w:p>
-            <w:r>
-              <w:t>Slope=(2.25-6.25)/(0.5-(-0.5))=-4.</w:t>
-            </w:r>
-          </w:p>
-        </w:tc>
-      </w:tr>
-      <w:tr>
-        <w:tc>
-          <w:tcPr>
-            <w:tcW w:type="dxa" w:w="5112"/>
-          </w:tcPr>
-          <w:p>
-            <w:r>
-              <w:t>3. Check small move</w:t>
-            </w:r>
-          </w:p>
-        </w:tc>
-        <w:tc>
-          <w:tcPr>
-            <w:tcW w:type="dxa" w:w="5112"/>
-          </w:tcPr>
-          <w:p>
-            <w:r>
-              <w:t>Move to a = 0.25: loss 3.0625, below starting loss 4.</w:t>
-            </w:r>
-          </w:p>
-        </w:tc>
-      </w:tr>
-    </w:tbl>
-    <w:p>
-      <w:r>
-        <w:t>Match each pictured step to the supplied facts. This is a worked teaching case, not an independent assessment.</w:t>
+        <w:t>Why this result follows</w:t>
       </w:r>
     </w:p>
     <w:p>
@@ -1530,27 +2003,39 @@
         <w:pStyle w:val="Heading3"/>
       </w:pPr>
       <w:r>
-        <w:t>Why this result follows</w:t>
-      </w:r>
-    </w:p>
-    <w:p>
-      <w:pPr>
-        <w:pStyle w:val="Heading3"/>
-      </w:pPr>
-      <w:r>
-        <w:t>Why the result follows</w:t>
+        <w:t>What this example does not establish</w:t>
+      </w:r>
+    </w:p>
+    <w:p>
+      <w:pPr>
+        <w:pStyle w:val="Heading1"/>
+      </w:pPr>
+      <w:r>
+        <w:t>07. Repair “any step helps”and “zero slope means minimum”</w:t>
+      </w:r>
+    </w:p>
+    <w:p>
+      <w:r>
+        <w:t>Use complete numerical counterexamples and labelled curves.</w:t>
+      </w:r>
+    </w:p>
+    <w:p>
+      <w:pPr>
+        <w:pStyle w:val="Heading2"/>
+      </w:pPr>
+      <w:r>
+        <w:t>Small-step versus jump and zero-slope counterexamples</w:t>
       </w:r>
     </w:p>
     <w:p>
       <w:pPr>
         <w:spacing w:line="336" w:lineRule="auto" w:after="180"/>
-        <w:shd w:fill="F1F6FC"/>
       </w:pPr>
       <w:r>
         <w:rPr>
           <w:b w:val="0"/>
         </w:rPr>
-        <w:t xml:space="preserve">A </w:t>
+        <w:t xml:space="preserve">A negative </w:t>
       </w:r>
       <w:r>
         <w:rPr>
@@ -1562,79 +2047,53 @@
         <w:rPr>
           <w:b w:val="0"/>
         </w:rPr>
-        <w:t xml:space="preserve"> describes how the loss changes near the current parameter. The symmetric calculation compares equal small moves on either side. Its negative result suggests a small increase may help at zero.</w:t>
+        <w:t xml:space="preserve"> at w = 1 suggests that a sufficiently small increase reduces this smooth loss locally. Moving to 1.1 lowers loss from 1 to 0.81. A jump all the way to 4 raises loss to 4.</w:t>
       </w:r>
     </w:p>
     <w:p>
       <w:pPr>
         <w:spacing w:line="336" w:lineRule="auto" w:after="180"/>
-        <w:shd w:fill="F1F6FC"/>
       </w:pPr>
       <w:r>
         <w:rPr>
           <w:b w:val="0"/>
         </w:rPr>
-        <w:t>It does not promise every increase helps: jumping to five passes the optimum at two and produces a larger loss. Check the new loss after each proposed step.</w:t>
-      </w:r>
-    </w:p>
-    <w:p>
-      <w:pPr>
-        <w:pStyle w:val="Heading3"/>
-      </w:pPr>
-      <w:r>
-        <w:t>What this example does not establish</w:t>
-      </w:r>
-    </w:p>
-    <w:p>
-      <w:pPr>
-        <w:pStyle w:val="Heading3"/>
-      </w:pPr>
-      <w:r>
-        <w:t>Keep the stated limit</w:t>
-      </w:r>
-    </w:p>
-    <w:p>
-      <w:pPr>
-        <w:spacing w:line="336" w:lineRule="auto" w:after="180"/>
-        <w:shd w:fill="FFF5E6"/>
-      </w:pPr>
+        <w:t xml:space="preserve">The initial </w:t>
+      </w:r>
+      <w:r>
+        <w:rPr>
+          <w:b/>
+        </w:rPr>
+        <w:t>slope</w:t>
+      </w:r>
       <w:r>
         <w:rPr>
           <w:b w:val="0"/>
         </w:rPr>
-        <w:t xml:space="preserve">A finite difference approximates </w:t>
+        <w:t xml:space="preserve"> cannot justify a step of any size.</w:t>
+      </w:r>
+    </w:p>
+    <w:p>
+      <w:pPr>
+        <w:spacing w:line="336" w:lineRule="auto" w:after="180"/>
+      </w:pPr>
+      <w:r>
+        <w:rPr>
+          <w:b w:val="0"/>
+        </w:rPr>
+        <w:t xml:space="preserve">A zero </w:t>
       </w:r>
       <w:r>
         <w:rPr>
           <w:b/>
         </w:rPr>
-        <w:t>local change</w:t>
+        <w:t>slope</w:t>
       </w:r>
       <w:r>
         <w:rPr>
           <w:b w:val="0"/>
         </w:rPr>
-        <w:t>; numerical precision and nonsmooth points need care in more complex objectives.</w:t>
-      </w:r>
-    </w:p>
-    <w:p>
-      <w:pPr>
-        <w:pStyle w:val="Heading3"/>
-      </w:pPr>
-      <w:r>
-        <w:t>Keep the stated limit</w:t>
-      </w:r>
-    </w:p>
-    <w:p>
-      <w:pPr>
-        <w:spacing w:line="336" w:lineRule="auto" w:after="180"/>
-        <w:shd w:fill="FFF5E6"/>
-      </w:pPr>
-      <w:r>
-        <w:rPr>
-          <w:b w:val="0"/>
-        </w:rPr>
-        <w:t xml:space="preserve">Read the labelled picture: Which calculation disproves “any increase helps”? Point to the relevant step in the picture, then write the changed result and the rule or </w:t>
+        <w:t xml:space="preserve"> is also limited </w:t>
       </w:r>
       <w:r>
         <w:rPr>
@@ -1646,51 +2105,7 @@
         <w:rPr>
           <w:b w:val="0"/>
         </w:rPr>
-        <w:t xml:space="preserve"> that supports it.</w:t>
-      </w:r>
-    </w:p>
-    <w:p>
-      <w:pPr>
-        <w:pStyle w:val="Heading3"/>
-      </w:pPr>
-      <w:r>
-        <w:t>Keep the stated limit</w:t>
-      </w:r>
-    </w:p>
-    <w:p>
-      <w:pPr>
-        <w:spacing w:line="336" w:lineRule="auto" w:after="180"/>
-        <w:shd w:fill="FFF5E6"/>
-      </w:pPr>
-      <w:r>
-        <w:rPr>
-          <w:b w:val="0"/>
-        </w:rPr>
-        <w:t>Change one thing: Move from 0 all the way to5. Predict the result before checking the explanation. What remains the same?</w:t>
-      </w:r>
-    </w:p>
-    <w:p>
-      <w:pPr>
-        <w:pStyle w:val="Heading1"/>
-      </w:pPr>
-      <w:r>
-        <w:t>07. Find and repair a mistake</w:t>
-      </w:r>
-    </w:p>
-    <w:p>
-      <w:r>
-        <w:t>Find the unsupported step in the Slopes and local change claim and explain a repair using the supplied evidence.</w:t>
-      </w:r>
-    </w:p>
-    <w:p>
-      <w:pPr>
-        <w:spacing w:line="336" w:lineRule="auto" w:after="180"/>
-      </w:pPr>
-      <w:r>
-        <w:rPr>
-          <w:b w:val="0"/>
-        </w:rPr>
-        <w:t xml:space="preserve">A negative </w:t>
+        <w:t xml:space="preserve">. The nonnegative function F(w) = (w squared - 1) squared has zero local </w:t>
       </w:r>
       <w:r>
         <w:rPr>
@@ -1702,76 +2117,6 @@
         <w:rPr>
           <w:b w:val="0"/>
         </w:rPr>
-        <w:t xml:space="preserve"> at w = 1 suggests that a sufficiently small increase reduces this smooth loss locally. Moving to 1.1 lowers loss from 1 to 0.81. A jump all the way to 4 raises loss to 4.</w:t>
-      </w:r>
-    </w:p>
-    <w:p>
-      <w:pPr>
-        <w:spacing w:line="336" w:lineRule="auto" w:after="180"/>
-      </w:pPr>
-      <w:r>
-        <w:rPr>
-          <w:b w:val="0"/>
-        </w:rPr>
-        <w:t xml:space="preserve">The initial </w:t>
-      </w:r>
-      <w:r>
-        <w:rPr>
-          <w:b/>
-        </w:rPr>
-        <w:t>slope</w:t>
-      </w:r>
-      <w:r>
-        <w:rPr>
-          <w:b w:val="0"/>
-        </w:rPr>
-        <w:t xml:space="preserve"> cannot justify a step of any size.</w:t>
-      </w:r>
-    </w:p>
-    <w:p>
-      <w:pPr>
-        <w:spacing w:line="336" w:lineRule="auto" w:after="180"/>
-      </w:pPr>
-      <w:r>
-        <w:rPr>
-          <w:b w:val="0"/>
-        </w:rPr>
-        <w:t xml:space="preserve">A zero </w:t>
-      </w:r>
-      <w:r>
-        <w:rPr>
-          <w:b/>
-        </w:rPr>
-        <w:t>slope</w:t>
-      </w:r>
-      <w:r>
-        <w:rPr>
-          <w:b w:val="0"/>
-        </w:rPr>
-        <w:t xml:space="preserve"> is also limited </w:t>
-      </w:r>
-      <w:r>
-        <w:rPr>
-          <w:b/>
-        </w:rPr>
-        <w:t>evidence</w:t>
-      </w:r>
-      <w:r>
-        <w:rPr>
-          <w:b w:val="0"/>
-        </w:rPr>
-        <w:t xml:space="preserve">. The nonnegative function F(w) = (w squared - 1) squared has zero local </w:t>
-      </w:r>
-      <w:r>
-        <w:rPr>
-          <w:b/>
-        </w:rPr>
-        <w:t>slope</w:t>
-      </w:r>
-      <w:r>
-        <w:rPr>
-          <w:b w:val="0"/>
-        </w:rPr>
         <w:t xml:space="preserve"> at w = 0, yet F(0) = 1 and F(0.1) = 0.9801. Small moves on either side lower that function.</w:t>
       </w:r>
     </w:p>
@@ -1788,21 +2133,145 @@
     </w:p>
     <w:p>
       <w:pPr>
+        <w:pStyle w:val="Heading2"/>
+      </w:pPr>
+      <w:r>
+        <w:t>Two labelled loss curves</w:t>
+      </w:r>
+    </w:p>
+    <w:p>
+      <w:r>
+        <w:drawing>
+          <wp:inline xmlns:a="http://schemas.openxmlformats.org/drawingml/2006/main" xmlns:pic="http://schemas.openxmlformats.org/drawingml/2006/picture">
+            <wp:extent cx="5486400" cy="2180813"/>
+            <wp:docPr id="4" name="Picture 4" descr="Left graph L(w)=(w−2)² has slope−2 at w1. Moving to1.1lowers loss1to0.81;moving to4raises it to4. Right graph F(w)=(w²−1)² has horizontal tangent at w0with loss1,but F(0.1)=0.9801is lower and minima at−1and1have loss0."/>
+            <wp:cNvGraphicFramePr>
+              <a:graphicFrameLocks noChangeAspect="1"/>
+            </wp:cNvGraphicFramePr>
+            <a:graphic>
+              <a:graphicData uri="http://schemas.openxmlformats.org/drawingml/2006/picture">
+                <pic:pic>
+                  <pic:nvPicPr>
+                    <pic:cNvPr id="0" name="ai-5-09-local-slope-limits.png"/>
+                    <pic:cNvPicPr/>
+                  </pic:nvPicPr>
+                  <pic:blipFill>
+                    <a:blip r:embed="rId12"/>
+                    <a:stretch>
+                      <a:fillRect/>
+                    </a:stretch>
+                  </pic:blipFill>
+                  <pic:spPr>
+                    <a:xfrm>
+                      <a:off x="0" y="0"/>
+                      <a:ext cx="5486400" cy="2180813"/>
+                    </a:xfrm>
+                    <a:prstGeom prst="rect"/>
+                  </pic:spPr>
+                </pic:pic>
+              </a:graphicData>
+            </a:graphic>
+          </wp:inline>
+        </w:drawing>
+      </w:r>
+    </w:p>
+    <w:p>
+      <w:pPr>
+        <w:pStyle w:val="Heading2"/>
+      </w:pPr>
+      <w:r>
+        <w:t>Try both decreasing moves fromw3</w:t>
+      </w:r>
+    </w:p>
+    <w:p>
+      <w:pPr>
+        <w:pStyle w:val="ListBullet"/>
+      </w:pPr>
+      <w:r>
+        <w:t>Starting at w = 3, compare loss after moving to 2.9 and after moving to -1. Both moves decrease w.</w:t>
+      </w:r>
+    </w:p>
+    <w:p>
+      <w:pPr>
         <w:pStyle w:val="Heading3"/>
       </w:pPr>
       <w:r>
+        <w:t>State one repair and the checks you would rerun.</w:t>
+      </w:r>
+    </w:p>
+    <w:p>
+      <w:r>
+        <w:t>________________________________________________________________</w:t>
+      </w:r>
+    </w:p>
+    <w:p>
+      <w:r>
+        <w:t>________________________________________________________________</w:t>
+      </w:r>
+    </w:p>
+    <w:p>
+      <w:r>
+        <w:t>________________________________________________________________</w:t>
+      </w:r>
+    </w:p>
+    <w:p>
+      <w:r>
+        <w:t>________________________________________________________________</w:t>
+      </w:r>
+    </w:p>
+    <w:p>
+      <w:r>
+        <w:t>________________________________________________________________</w:t>
+      </w:r>
+    </w:p>
+    <w:p>
+      <w:r>
+        <w:t>________________________________________________________________</w:t>
+      </w:r>
+    </w:p>
+    <w:p>
+      <w:pPr>
+        <w:pStyle w:val="Heading2"/>
+      </w:pPr>
+      <w:r>
+        <w:t>Earlier wording, alternatives and picture transcripts · reference / check after trying</w:t>
+      </w:r>
+    </w:p>
+    <w:p>
+      <w:pPr>
+        <w:pStyle w:val="Heading3"/>
+      </w:pPr>
+      <w:r>
         <w:t>Locate the earliest unsupported step</w:t>
       </w:r>
     </w:p>
     <w:p>
       <w:pPr>
-        <w:spacing w:line="336" w:lineRule="auto" w:after="180"/>
-      </w:pPr>
-      <w:r>
-        <w:rPr>
-          <w:b w:val="0"/>
-        </w:rPr>
-        <w:t>Starting at w = 3, compare loss after moving to 2.9 and after moving to -1. Both moves decrease w.</w:t>
+        <w:pStyle w:val="Heading1"/>
+      </w:pPr>
+      <w:r>
+        <w:t>08. Practise differences,denominators and direction with less help</w:t>
+      </w:r>
+    </w:p>
+    <w:p>
+      <w:r>
+        <w:t>State where the estimate applies before suggesting a change.</w:t>
+      </w:r>
+    </w:p>
+    <w:p>
+      <w:pPr>
+        <w:pStyle w:val="Heading2"/>
+      </w:pPr>
+      <w:r>
+        <w:t>Current task and response</w:t>
+      </w:r>
+    </w:p>
+    <w:p>
+      <w:pPr>
+        <w:pStyle w:val="ListBullet"/>
+      </w:pPr>
+      <w:r>
+        <w:t>For L(w) = (w - 2) squared, calculate the average slope from w = 0 to w = 2. Compare it with the local slope at w = 2.</w:t>
       </w:r>
     </w:p>
     <w:p>
@@ -1810,7 +2279,7 @@
         <w:pStyle w:val="Heading3"/>
       </w:pPr>
       <w:r>
-        <w:t>State one repair and the checks you would rerun.</w:t>
+        <w:t>At w = 3, use 2.9 and 3.1. Calculate both losses and the symmetric slope. Which small change should lower loss here?</w:t>
       </w:r>
     </w:p>
     <w:p>
@@ -1834,6 +2303,14 @@
       </w:r>
     </w:p>
     <w:p>
+      <w:pPr>
+        <w:pStyle w:val="Heading3"/>
+      </w:pPr>
+      <w:r>
+        <w:t>Explain your prediction to a partner before comparing results.</w:t>
+      </w:r>
+    </w:p>
+    <w:p>
       <w:r>
         <w:t>________________________________________________________________</w:t>
       </w:r>
@@ -1844,62 +2321,6 @@
       </w:r>
     </w:p>
     <w:p>
-      <w:pPr>
-        <w:pStyle w:val="Heading1"/>
-      </w:pPr>
-      <w:r>
-        <w:t>08. Practise together</w:t>
-      </w:r>
-    </w:p>
-    <w:p>
-      <w:r>
-        <w:t>Practise Slopes and local change with support, then explain the deciding step in your own words.</w:t>
-      </w:r>
-    </w:p>
-    <w:p>
-      <w:pPr>
-        <w:spacing w:line="336" w:lineRule="auto" w:after="180"/>
-      </w:pPr>
-      <w:r>
-        <w:rPr>
-          <w:b w:val="0"/>
-        </w:rPr>
-        <w:t xml:space="preserve">For L(w) = (w - 2) squared, calculate the average </w:t>
-      </w:r>
-      <w:r>
-        <w:rPr>
-          <w:b/>
-        </w:rPr>
-        <w:t>slope</w:t>
-      </w:r>
-      <w:r>
-        <w:rPr>
-          <w:b w:val="0"/>
-        </w:rPr>
-        <w:t xml:space="preserve"> from w = 0 to w = 2. Compare it with the local </w:t>
-      </w:r>
-      <w:r>
-        <w:rPr>
-          <w:b/>
-        </w:rPr>
-        <w:t>slope</w:t>
-      </w:r>
-      <w:r>
-        <w:rPr>
-          <w:b w:val="0"/>
-        </w:rPr>
-        <w:t xml:space="preserve"> at w = 2.</w:t>
-      </w:r>
-    </w:p>
-    <w:p>
-      <w:pPr>
-        <w:pStyle w:val="Heading3"/>
-      </w:pPr>
-      <w:r>
-        <w:t>At w = 3, use 2.9 and 3.1. Calculate both losses and the symmetric slope. Which small change should lower loss here?</w:t>
-      </w:r>
-    </w:p>
-    <w:p>
       <w:r>
         <w:t>________________________________________________________________</w:t>
       </w:r>
@@ -1910,49 +2331,11 @@
       </w:r>
     </w:p>
     <w:p>
-      <w:r>
-        <w:t>________________________________________________________________</w:t>
-      </w:r>
-    </w:p>
-    <w:p>
-      <w:r>
-        <w:t>________________________________________________________________</w:t>
-      </w:r>
-    </w:p>
-    <w:p>
-      <w:pPr>
-        <w:pStyle w:val="Heading3"/>
-      </w:pPr>
-      <w:r>
-        <w:t>Explain your prediction to a partner before comparing results.</w:t>
-      </w:r>
-    </w:p>
-    <w:p>
-      <w:r>
-        <w:t>________________________________________________________________</w:t>
-      </w:r>
-    </w:p>
-    <w:p>
-      <w:r>
-        <w:t>________________________________________________________________</w:t>
-      </w:r>
-    </w:p>
-    <w:p>
-      <w:r>
-        <w:t>________________________________________________________________</w:t>
-      </w:r>
-    </w:p>
-    <w:p>
-      <w:r>
-        <w:t>________________________________________________________________</w:t>
-      </w:r>
-    </w:p>
-    <w:p>
-      <w:pPr>
-        <w:pStyle w:val="Heading3"/>
-      </w:pPr>
-      <w:r>
-        <w:t>Practise with less help: Check a symmetric estimate</w:t>
+      <w:pPr>
+        <w:pStyle w:val="Heading2"/>
+      </w:pPr>
+      <w:r>
+        <w:t>Supported W2record</w:t>
       </w:r>
     </w:p>
     <w:p>
@@ -2094,94 +2477,49 @@
     </w:p>
     <w:p>
       <w:pPr>
+        <w:pStyle w:val="Heading2"/>
+      </w:pPr>
+      <w:r>
+        <w:t>Individual misconception check</w:t>
+      </w:r>
+    </w:p>
+    <w:p>
+      <w:pPr>
+        <w:pStyle w:val="ListBullet"/>
+      </w:pPr>
+      <w:r>
+        <w:t>Use the worked case for Slopes and local change. Proposed explanation: “Divide by the step only”. Decide whether this explanation is supported. Point to the step or supplied fact that decides; explain your repair if needed.</w:t>
+      </w:r>
+    </w:p>
+    <w:p>
+      <w:pPr>
+        <w:pStyle w:val="ListBullet"/>
+      </w:pPr>
+      <w:r>
+        <w:t>Answer on your own before discussion. If you are unsure, say which step you need help with.</w:t>
+      </w:r>
+    </w:p>
+    <w:p>
+      <w:pPr>
+        <w:pStyle w:val="Heading2"/>
+      </w:pPr>
+      <w:r>
+        <w:t>Pictured overshoot reasoning</w:t>
+      </w:r>
+    </w:p>
+    <w:p>
+      <w:pPr>
+        <w:pStyle w:val="ListBullet"/>
+      </w:pPr>
+      <w:r>
+        <w:t>Which calculation disproves “any increase helps”? Point to the relevant step in the picture, then write the changed result and the rule or evidence that supports it.</w:t>
+      </w:r>
+    </w:p>
+    <w:p>
+      <w:pPr>
         <w:pStyle w:val="Heading3"/>
       </w:pPr>
       <w:r>
-        <w:t>Check your reasoning</w:t>
-      </w:r>
-    </w:p>
-    <w:p>
-      <w:pPr>
-        <w:spacing w:line="336" w:lineRule="auto" w:after="180"/>
-      </w:pPr>
-      <w:r>
-        <w:rPr>
-          <w:b w:val="0"/>
-        </w:rPr>
-        <w:t xml:space="preserve">Use the worked case for </w:t>
-      </w:r>
-      <w:r>
-        <w:rPr>
-          <w:b/>
-        </w:rPr>
-        <w:t>Slope</w:t>
-      </w:r>
-      <w:r>
-        <w:rPr>
-          <w:b w:val="0"/>
-        </w:rPr>
-        <w:t xml:space="preserve">s and </w:t>
-      </w:r>
-      <w:r>
-        <w:rPr>
-          <w:b/>
-        </w:rPr>
-        <w:t>local change</w:t>
-      </w:r>
-      <w:r>
-        <w:rPr>
-          <w:b w:val="0"/>
-        </w:rPr>
-        <w:t>. Proposed explanation: “Divide by the step only”. Decide whether this explanation is supported. Point to the step or supplied fact that decides; explain your repair if needed.</w:t>
-      </w:r>
-    </w:p>
-    <w:p>
-      <w:pPr>
-        <w:spacing w:line="336" w:lineRule="auto" w:after="180"/>
-      </w:pPr>
-      <w:r>
-        <w:rPr>
-          <w:b w:val="0"/>
-        </w:rPr>
-        <w:t>Answer on your own before discussion. If you are unsure, say which step you need help with.</w:t>
-      </w:r>
-    </w:p>
-    <w:p>
-      <w:pPr>
-        <w:pStyle w:val="Heading3"/>
-      </w:pPr>
-      <w:r>
-        <w:t>Explain the picture</w:t>
-      </w:r>
-    </w:p>
-    <w:p>
-      <w:pPr>
-        <w:spacing w:line="336" w:lineRule="auto" w:after="180"/>
-      </w:pPr>
-      <w:r>
-        <w:rPr>
-          <w:b w:val="0"/>
-        </w:rPr>
-        <w:t xml:space="preserve">Which calculation disproves “any increase helps”? Point to the relevant step in the picture, then write the changed result and the rule or </w:t>
-      </w:r>
-      <w:r>
-        <w:rPr>
-          <w:b/>
-        </w:rPr>
-        <w:t>evidence</w:t>
-      </w:r>
-      <w:r>
-        <w:rPr>
-          <w:b w:val="0"/>
-        </w:rPr>
-        <w:t xml:space="preserve"> that supports it.</w:t>
-      </w:r>
-    </w:p>
-    <w:p>
-      <w:pPr>
-        <w:pStyle w:val="Heading3"/>
-      </w:pPr>
-      <w:r>
         <w:t>My explanation using a pictured step and the given facts</w:t>
       </w:r>
     </w:p>
@@ -2203,6 +2541,14 @@
     <w:p>
       <w:r>
         <w:t>________________________________________________________________</w:t>
+      </w:r>
+    </w:p>
+    <w:p>
+      <w:pPr>
+        <w:pStyle w:val="Heading2"/>
+      </w:pPr>
+      <w:r>
+        <w:t>Reserve the independent new curve</w:t>
       </w:r>
     </w:p>
     <w:p>
@@ -2218,23 +2564,55 @@
     </w:p>
     <w:p>
       <w:pPr>
+        <w:pStyle w:val="Heading2"/>
+      </w:pPr>
+      <w:r>
+        <w:t>Earlier wording, alternatives and picture transcripts · reference / check after trying</w:t>
+      </w:r>
+    </w:p>
+    <w:p>
+      <w:pPr>
+        <w:pStyle w:val="Heading3"/>
+      </w:pPr>
+      <w:r>
+        <w:t>Practise with less help: Check a symmetric estimate</w:t>
+      </w:r>
+    </w:p>
+    <w:p>
+      <w:pPr>
+        <w:pStyle w:val="Heading3"/>
+      </w:pPr>
+      <w:r>
+        <w:t>Check your reasoning</w:t>
+      </w:r>
+    </w:p>
+    <w:p>
+      <w:pPr>
+        <w:pStyle w:val="Heading3"/>
+      </w:pPr>
+      <w:r>
+        <w:t>Explain the picture</w:t>
+      </w:r>
+    </w:p>
+    <w:p>
+      <w:pPr>
         <w:pStyle w:val="Heading1"/>
       </w:pPr>
       <w:r>
-        <w:t>09. Run the investigation</w:t>
-      </w:r>
-    </w:p>
-    <w:p>
-      <w:r>
-        <w:t>Investigate Slopes and local change. Record the prediction, actual observation or labelled paper trace, explanation and next test separately.</w:t>
-      </w:r>
-    </w:p>
-    <w:p>
-      <w:pPr>
-        <w:pStyle w:val="Heading3"/>
-      </w:pPr>
-      <w:r>
-        <w:t>Predict, investigate and preserve the evidence</w:t>
+        <w:t>09. Investigate sign,spacing,overshoot and a flat counterexample</w:t>
+      </w:r>
+    </w:p>
+    <w:p>
+      <w:r>
+        <w:t>All function definitions,centres and step sizes are supplied.</w:t>
+      </w:r>
+    </w:p>
+    <w:p>
+      <w:pPr>
+        <w:pStyle w:val="Heading2"/>
+      </w:pPr>
+      <w:r>
+        <w:t>Current task and runnable estimator</w:t>
       </w:r>
     </w:p>
     <w:p>
@@ -2285,6 +2663,258 @@
         <w:t xml:space="preserve">    print(w, round(local_slope(w, 0.1), 6))</w:t>
         <w:br/>
         <w:t># Slopes near these centres: -2, 0, 2</w:t>
+      </w:r>
+    </w:p>
+    <w:p>
+      <w:pPr>
+        <w:pStyle w:val="Heading2"/>
+      </w:pPr>
+      <w:r>
+        <w:t>Complete normal,boundary,invalid and changed-function probes</w:t>
+      </w:r>
+    </w:p>
+    <w:tbl>
+      <w:tblPr>
+        <w:tblStyle w:val="LightShading-Accent1"/>
+        <w:tblW w:type="auto" w:w="0"/>
+        <w:tblLook w:firstColumn="1" w:firstRow="1" w:lastColumn="0" w:lastRow="0" w:noHBand="0" w:noVBand="1" w:val="04A0"/>
+      </w:tblPr>
+      <w:tblGrid>
+        <w:gridCol w:w="5112"/>
+        <w:gridCol w:w="5112"/>
+      </w:tblGrid>
+      <w:tr>
+        <w:trPr>
+          <w:tblHeader/>
+        </w:trPr>
+        <w:tc>
+          <w:tcPr>
+            <w:tcW w:type="dxa" w:w="5112"/>
+          </w:tcPr>
+          <w:p>
+            <w:r>
+              <w:t>Complete local-slope probe</w:t>
+            </w:r>
+          </w:p>
+        </w:tc>
+        <w:tc>
+          <w:tcPr>
+            <w:tcW w:type="dxa" w:w="5112"/>
+          </w:tcPr>
+          <w:p>
+            <w:r>
+              <w:t>Expected calculation / action</w:t>
+            </w:r>
+          </w:p>
+        </w:tc>
+      </w:tr>
+      <w:tr>
+        <w:tc>
+          <w:tcPr>
+            <w:tcW w:type="dxa" w:w="5112"/>
+          </w:tcPr>
+          <w:p>
+            <w:r>
+              <w:t>Normal centre 1, h.1</w:t>
+            </w:r>
+          </w:p>
+        </w:tc>
+        <w:tc>
+          <w:tcPr>
+            <w:tcW w:type="dxa" w:w="5112"/>
+          </w:tcPr>
+          <w:p>
+            <w:r>
+              <w:t>Losses1.21/.81, fullgap.2, slope−2</w:t>
+            </w:r>
+          </w:p>
+        </w:tc>
+      </w:tr>
+      <w:tr>
+        <w:tc>
+          <w:tcPr>
+            <w:tcW w:type="dxa" w:w="5112"/>
+          </w:tcPr>
+          <w:p>
+            <w:r>
+              <w:t>Positive slope centre 3, h.1</w:t>
+            </w:r>
+          </w:p>
+        </w:tc>
+        <w:tc>
+          <w:tcPr>
+            <w:tcW w:type="dxa" w:w="5112"/>
+          </w:tcPr>
+          <w:p>
+            <w:r>
+              <w:t>Losses.81/1.21, slope 2; test small decrease</w:t>
+            </w:r>
+          </w:p>
+        </w:tc>
+      </w:tr>
+      <w:tr>
+        <w:tc>
+          <w:tcPr>
+            <w:tcW w:type="dxa" w:w="5112"/>
+          </w:tcPr>
+          <w:p>
+            <w:r>
+              <w:t>Zero slope centre 2, h.1</w:t>
+            </w:r>
+          </w:p>
+        </w:tc>
+        <w:tc>
+          <w:tcPr>
+            <w:tcW w:type="dxa" w:w="5112"/>
+          </w:tcPr>
+          <w:p>
+            <w:r>
+              <w:t>Both nearby losses.01, slope 0; this specific quadratic also has minimum 0 there</w:t>
+            </w:r>
+          </w:p>
+        </w:tc>
+      </w:tr>
+      <w:tr>
+        <w:tc>
+          <w:tcPr>
+            <w:tcW w:type="dxa" w:w="5112"/>
+          </w:tcPr>
+          <w:p>
+            <w:r>
+              <w:t>Step0or−.1</w:t>
+            </w:r>
+          </w:p>
+        </w:tc>
+        <w:tc>
+          <w:tcPr>
+            <w:tcW w:type="dxa" w:w="5112"/>
+          </w:tcPr>
+          <w:p>
+            <w:r>
+              <w:t>ValueError:Step must be positive</w:t>
+            </w:r>
+          </w:p>
+        </w:tc>
+      </w:tr>
+      <w:tr>
+        <w:tc>
+          <w:tcPr>
+            <w:tcW w:type="dxa" w:w="5112"/>
+          </w:tcPr>
+          <w:p>
+            <w:r>
+              <w:t>Missing centreNone</w:t>
+            </w:r>
+          </w:p>
+        </w:tc>
+        <w:tc>
+          <w:tcPr>
+            <w:tcW w:type="dxa" w:w="5112"/>
+          </w:tcPr>
+          <w:p>
+            <w:r>
+              <w:t>Outside numeric input contract; request/validate before calculation</w:t>
+            </w:r>
+          </w:p>
+        </w:tc>
+      </w:tr>
+      <w:tr>
+        <w:tc>
+          <w:tcPr>
+            <w:tcW w:type="dxa" w:w="5112"/>
+          </w:tcPr>
+          <w:p>
+            <w:r>
+              <w:t>Small decrease 3→2.9 versuslarge3→−1</w:t>
+            </w:r>
+          </w:p>
+        </w:tc>
+        <w:tc>
+          <w:tcPr>
+            <w:tcW w:type="dxa" w:w="5112"/>
+          </w:tcPr>
+          <w:p>
+            <w:r>
+              <w:t>Loss1→.81 helps; loss 1→9 worsens</w:t>
+            </w:r>
+          </w:p>
+        </w:tc>
+      </w:tr>
+      <w:tr>
+        <w:tc>
+          <w:tcPr>
+            <w:tcW w:type="dxa" w:w="5112"/>
+          </w:tcPr>
+          <w:p>
+            <w:r>
+              <w:t>Different functionF(w)=(w²−1)²at0</w:t>
+            </w:r>
+          </w:p>
+        </w:tc>
+        <w:tc>
+          <w:tcPr>
+            <w:tcW w:type="dxa" w:w="5112"/>
+          </w:tcPr>
+          <w:p>
+            <w:r>
+              <w:t>Symmetric slope 0by symmetry, but F(.1)=.9801&lt; F(0)=1</w:t>
+            </w:r>
+          </w:p>
+        </w:tc>
+      </w:tr>
+      <w:tr>
+        <w:tc>
+          <w:tcPr>
+            <w:tcW w:type="dxa" w:w="5112"/>
+          </w:tcPr>
+          <w:p>
+            <w:r>
+              <w:t>Average interval 0→1 versuslocalcentre1</w:t>
+            </w:r>
+          </w:p>
+        </w:tc>
+        <w:tc>
+          <w:tcPr>
+            <w:tcW w:type="dxa" w:w="5112"/>
+          </w:tcPr>
+          <w:p>
+            <w:r>
+              <w:t>Average slope−3, local quadratic slope−2; do not equate them</w:t>
+            </w:r>
+          </w:p>
+        </w:tc>
+      </w:tr>
+    </w:tbl>
+    <w:p>
+      <w:pPr>
+        <w:pStyle w:val="Heading2"/>
+      </w:pPr>
+      <w:r>
+        <w:t>Predict,calculate,run or trace,and check</w:t>
+      </w:r>
+    </w:p>
+    <w:p>
+      <w:pPr>
+        <w:pStyle w:val="ListNumber"/>
+      </w:pPr>
+      <w:r>
+        <w:t>Predict each complete estimate and new loss before using the supplied loss/local_slope functions. Keep exact paper calculations beside rounded computer results. Use separate calls for invalid spacing cases. The code checks positive spacing but assumes numeric, finite centre/spacing; it is not a general validator. Check the counterexample Fseparately because local_slope is tied to the declared Lfunction. These arithmetic trials do not train a network or establish a globally safe step. Retain centre, both sampled points, denominator, new parameter and its checked loss.</w:t>
+      </w:r>
+    </w:p>
+    <w:p>
+      <w:pPr>
+        <w:pStyle w:val="ListNumber"/>
+      </w:pPr>
+      <w:r>
+        <w:t>On paper, trace the supplied procedure. If code is provided, predict before running it in a local practice file. Never write an expected answer as though it were an observed run.</w:t>
+      </w:r>
+    </w:p>
+    <w:p>
+      <w:pPr>
+        <w:pStyle w:val="Heading2"/>
+      </w:pPr>
+      <w:r>
+        <w:t>Keep the evidence ledger</w:t>
       </w:r>
     </w:p>
     <w:tbl>
@@ -2431,7 +3061,15 @@
         <w:rPr>
           <w:b w:val="0"/>
         </w:rPr>
-        <w:t>On paper, trace the supplied procedure. If code is provided, predict before running it in a local practice file. Never write an expected answer as though it were an observed run.</w:t>
+        <w:t>Before trying: what do I expect, and why? While trying: which step could first go wrong? Afterwards: what did I actually observe, and what should change? Keep “not run” if you only traced the procedure.</w:t>
+      </w:r>
+    </w:p>
+    <w:p>
+      <w:pPr>
+        <w:pStyle w:val="Heading2"/>
+      </w:pPr>
+      <w:r>
+        <w:t>Earlier wording, alternatives and picture transcripts · reference / check after trying</w:t>
       </w:r>
     </w:p>
     <w:p>
@@ -2439,7 +3077,36 @@
         <w:pStyle w:val="Heading3"/>
       </w:pPr>
       <w:r>
+        <w:t>Predict, investigate and preserve the evidence</w:t>
+      </w:r>
+    </w:p>
+    <w:p>
+      <w:pPr>
+        <w:pStyle w:val="Heading3"/>
+      </w:pPr>
+      <w:r>
         <w:t>Plan → try → check</w:t>
+      </w:r>
+    </w:p>
+    <w:p>
+      <w:pPr>
+        <w:pStyle w:val="Heading1"/>
+      </w:pPr>
+      <w:r>
+        <w:t>14. Try alone: a new curve with a different optimum</w:t>
+      </w:r>
+    </w:p>
+    <w:p>
+      <w:r>
+        <w:t>Use its own function,centre and spacing,then check the proposed moves.</w:t>
+      </w:r>
+    </w:p>
+    <w:p>
+      <w:pPr>
+        <w:pStyle w:val="Heading2"/>
+      </w:pPr>
+      <w:r>
+        <w:t>Complete independent function and tasks</w:t>
       </w:r>
     </w:p>
     <w:p>
@@ -2450,39 +3117,7 @@
         <w:rPr>
           <w:b w:val="0"/>
         </w:rPr>
-        <w:t>Before trying: what do I expect, and why? While trying: which step could first go wrong? Afterwards: what did I actually observe, and what should change? Keep “not run” if you only traced the procedure.</w:t>
-      </w:r>
-    </w:p>
-    <w:p>
-      <w:pPr>
-        <w:pStyle w:val="Heading1"/>
-      </w:pPr>
-      <w:r>
-        <w:t>10. Build your understanding</w:t>
-      </w:r>
-    </w:p>
-    <w:p>
-      <w:r>
-        <w:t>Move from recall to tracing, diagnosis and transfer in Slopes and local change. Explain why each step is justified.</w:t>
-      </w:r>
-    </w:p>
-    <w:p>
-      <w:pPr>
-        <w:pStyle w:val="Heading3"/>
-      </w:pPr>
-      <w:r>
-        <w:t>Explain → apply → challenge</w:t>
-      </w:r>
-    </w:p>
-    <w:p>
-      <w:pPr>
-        <w:spacing w:line="336" w:lineRule="auto" w:after="180"/>
-      </w:pPr>
-      <w:r>
-        <w:rPr>
-          <w:b w:val="0"/>
-        </w:rPr>
-        <w:t xml:space="preserve">For L(w) = (w - 2) squared, calculate the average </w:t>
+        <w:t xml:space="preserve">Let J(a) = (a + 1) squared. At a = 1 use step 0.25 to find the symmetric </w:t>
       </w:r>
       <w:r>
         <w:rPr>
@@ -2494,7 +3129,7 @@
         <w:rPr>
           <w:b w:val="0"/>
         </w:rPr>
-        <w:t xml:space="preserve"> from w = 0 to w = 2. Compare it with the local </w:t>
+        <w:t xml:space="preserve">. Compare J(1) with J(0.9), then explain why moving to -4 does not follow safely from the </w:t>
       </w:r>
       <w:r>
         <w:rPr>
@@ -2506,7 +3141,58 @@
         <w:rPr>
           <w:b w:val="0"/>
         </w:rPr>
-        <w:t xml:space="preserve"> at w = 2.</w:t>
+        <w:t xml:space="preserve"> clue.</w:t>
+      </w:r>
+    </w:p>
+    <w:p>
+      <w:pPr>
+        <w:pStyle w:val="Heading2"/>
+      </w:pPr>
+      <w:r>
+        <w:t>First attempt and support record</w:t>
+      </w:r>
+    </w:p>
+    <w:p>
+      <w:pPr>
+        <w:pStyle w:val="Heading3"/>
+      </w:pPr>
+      <w:r>
+        <w:t>My independent explanation, trace and limits</w:t>
+      </w:r>
+    </w:p>
+    <w:p>
+      <w:r>
+        <w:t>________________________________________________________________</w:t>
+      </w:r>
+    </w:p>
+    <w:p>
+      <w:r>
+        <w:t>________________________________________________________________</w:t>
+      </w:r>
+    </w:p>
+    <w:p>
+      <w:r>
+        <w:t>________________________________________________________________</w:t>
+      </w:r>
+    </w:p>
+    <w:p>
+      <w:r>
+        <w:t>________________________________________________________________</w:t>
+      </w:r>
+    </w:p>
+    <w:p>
+      <w:r>
+        <w:t>________________________________________________________________</w:t>
+      </w:r>
+    </w:p>
+    <w:p>
+      <w:r>
+        <w:t>________________________________________________________________</w:t>
+      </w:r>
+    </w:p>
+    <w:p>
+      <w:r>
+        <w:t>________________________________________________________________</w:t>
       </w:r>
     </w:p>
     <w:p>
@@ -2517,19 +3203,72 @@
         <w:rPr>
           <w:b w:val="0"/>
         </w:rPr>
-        <w:t>Starting at w = 3, compare loss after moving to 2.9 and after moving to -1. Both moves decrease w.</w:t>
+        <w:t>Attempt this case before feedback. Record any help. Earlier examples below are further practice; a case already practised with feedback cannot establish fresh transfer.</w:t>
+      </w:r>
+    </w:p>
+    <w:p>
+      <w:pPr>
+        <w:pStyle w:val="Heading2"/>
+      </w:pPr>
+      <w:r>
+        <w:t>Use feedback after trying</w:t>
       </w:r>
     </w:p>
     <w:p>
       <w:pPr>
         <w:spacing w:line="336" w:lineRule="auto" w:after="180"/>
-        <w:shd w:fill="F5F1FB"/>
       </w:pPr>
       <w:r>
         <w:rPr>
           <w:b w:val="0"/>
         </w:rPr>
-        <w:t xml:space="preserve">For F(w) = (w squared - 1) squared, compare F(0) and F(0.1). Does zero local </w:t>
+        <w:t>Attempt the independent case before hints. Record whether you worked alone, used a hint or followed a model. After feedback, fix the first unsupported step and explain why it changed.</w:t>
+      </w:r>
+    </w:p>
+    <w:p>
+      <w:pPr>
+        <w:spacing w:line="336" w:lineRule="auto" w:after="180"/>
+      </w:pPr>
+      <w:r>
+        <w:rPr>
+          <w:b w:val="0"/>
+        </w:rPr>
+        <w:t>A later check uses a changed case, not a copied answer.</w:t>
+      </w:r>
+    </w:p>
+    <w:p>
+      <w:pPr>
+        <w:pStyle w:val="Heading2"/>
+      </w:pPr>
+      <w:r>
+        <w:t>Earlier wording, alternatives and picture transcripts · reference / check after trying</w:t>
+      </w:r>
+    </w:p>
+    <w:p>
+      <w:pPr>
+        <w:pStyle w:val="Heading3"/>
+      </w:pPr>
+      <w:r>
+        <w:t>Independent case: Estimate a new curve independently</w:t>
+      </w:r>
+    </w:p>
+    <w:p>
+      <w:pPr>
+        <w:pStyle w:val="Heading3"/>
+      </w:pPr>
+      <w:r>
+        <w:t>Attempt this without hints</w:t>
+      </w:r>
+    </w:p>
+    <w:p>
+      <w:pPr>
+        <w:spacing w:line="336" w:lineRule="auto" w:after="180"/>
+      </w:pPr>
+      <w:r>
+        <w:rPr>
+          <w:b w:val="0"/>
+        </w:rPr>
+        <w:t xml:space="preserve">Let J(a) = (a + 1) squared. At a = 1 use step 0.25 to find the symmetric </w:t>
       </w:r>
       <w:r>
         <w:rPr>
@@ -2541,7 +3280,19 @@
         <w:rPr>
           <w:b w:val="0"/>
         </w:rPr>
-        <w:t xml:space="preserve"> at zero prove a minimum?</w:t>
+        <w:t xml:space="preserve">. Compare J(1) with J(0.9), then explain why moving to -4 does not follow safely from the </w:t>
+      </w:r>
+      <w:r>
+        <w:rPr>
+          <w:b/>
+        </w:rPr>
+        <w:t>slope</w:t>
+      </w:r>
+      <w:r>
+        <w:rPr>
+          <w:b w:val="0"/>
+        </w:rPr>
+        <w:t xml:space="preserve"> clue.</w:t>
       </w:r>
     </w:p>
     <w:p>
@@ -2549,7 +3300,7 @@
         <w:pStyle w:val="Heading3"/>
       </w:pPr>
       <w:r>
-        <w:t>Explain which evidence supports your conclusion and which claim remains unproved.</w:t>
+        <w:t>My independent procedure, result and limitation</w:t>
       </w:r>
     </w:p>
     <w:p>
@@ -2578,16 +3329,58 @@
       </w:r>
     </w:p>
     <w:p>
+      <w:r>
+        <w:t>________________________________________________________________</w:t>
+      </w:r>
+    </w:p>
+    <w:p>
+      <w:r>
+        <w:t>________________________________________________________________</w:t>
+      </w:r>
+    </w:p>
+    <w:p>
+      <w:r>
+        <w:t>________________________________________________________________</w:t>
+      </w:r>
+    </w:p>
+    <w:p>
+      <w:pPr>
+        <w:spacing w:line="336" w:lineRule="auto" w:after="180"/>
+      </w:pPr>
+      <w:r>
+        <w:rPr>
+          <w:b w:val="0"/>
+        </w:rPr>
+        <w:t>Record support used: none, hint or teacher explanation. After feedback, a different case is needed to demonstrate independence.</w:t>
+      </w:r>
+    </w:p>
+    <w:p>
+      <w:pPr>
+        <w:pStyle w:val="Heading3"/>
+      </w:pPr>
+      <w:r>
+        <w:t>Use feedback to improve</w:t>
+      </w:r>
+    </w:p>
+    <w:p>
       <w:pPr>
         <w:pStyle w:val="Heading1"/>
       </w:pPr>
       <w:r>
-        <w:t>11. Connect your project</w:t>
-      </w:r>
-    </w:p>
-    <w:p>
-      <w:r>
-        <w:t>Apply this week’s idea to Image-pattern Network Investigation. Keep an annotated decision and the evidence supporting it.</w:t>
+        <w:t>11. Save the function and local calculation with the proposed move</w:t>
+      </w:r>
+    </w:p>
+    <w:p>
+      <w:r>
+        <w:t>A reader should see the evidence before and after the change.</w:t>
+      </w:r>
+    </w:p>
+    <w:p>
+      <w:pPr>
+        <w:pStyle w:val="Heading2"/>
+      </w:pPr>
+      <w:r>
+        <w:t>Project artifact and evidence table</w:t>
       </w:r>
     </w:p>
     <w:p>
@@ -2790,10 +3583,10 @@
     </w:tbl>
     <w:p>
       <w:pPr>
-        <w:pStyle w:val="Heading3"/>
-      </w:pPr>
-      <w:r>
-        <w:t>Evidence for your project</w:t>
+        <w:pStyle w:val="Heading2"/>
+      </w:pPr>
+      <w:r>
+        <w:t>Actual run/trace and limits</w:t>
       </w:r>
     </w:p>
     <w:p>
@@ -2832,15 +3625,88 @@
     </w:p>
     <w:p>
       <w:pPr>
+        <w:pStyle w:val="Heading2"/>
+      </w:pPr>
+      <w:r>
+        <w:t>Earlier wording, alternatives and picture transcripts · reference / check after trying</w:t>
+      </w:r>
+    </w:p>
+    <w:p>
+      <w:pPr>
+        <w:pStyle w:val="Heading3"/>
+      </w:pPr>
+      <w:r>
+        <w:t>Evidence for your project</w:t>
+      </w:r>
+    </w:p>
+    <w:p>
+      <w:pPr>
         <w:pStyle w:val="Heading1"/>
       </w:pPr>
       <w:r>
-        <w:t>12. Show what you know</w:t>
-      </w:r>
-    </w:p>
-    <w:p>
-      <w:r>
-        <w:t>Use a genuinely new case for independent evidence. Previously discussed examples remain practice; use the separately named independent case before feedback.</w:t>
+        <w:t>16. Finish with one local clue and its checked limit</w:t>
+      </w:r>
+    </w:p>
+    <w:p>
+      <w:r>
+        <w:t>Explain why the denominator and jump size matter.</w:t>
+      </w:r>
+    </w:p>
+    <w:p>
+      <w:pPr>
+        <w:pStyle w:val="Heading2"/>
+      </w:pPr>
+      <w:r>
+        <w:t>Retrieve and explain</w:t>
+      </w:r>
+    </w:p>
+    <w:p>
+      <w:pPr>
+        <w:pStyle w:val="ListBullet"/>
+      </w:pPr>
+      <w:r>
+        <w:t>Close your notes. Explain this goal in your own words: Calculate an average rate of change over a stated interval</w:t>
+      </w:r>
+    </w:p>
+    <w:p>
+      <w:pPr>
+        <w:pStyle w:val="Heading3"/>
+      </w:pPr>
+      <w:r>
+        <w:t>My deciding step, evidence and one remaining question</w:t>
+      </w:r>
+    </w:p>
+    <w:p>
+      <w:r>
+        <w:t>________________________________________________________________</w:t>
+      </w:r>
+    </w:p>
+    <w:p>
+      <w:r>
+        <w:t>________________________________________________________________</w:t>
+      </w:r>
+    </w:p>
+    <w:p>
+      <w:r>
+        <w:t>________________________________________________________________</w:t>
+      </w:r>
+    </w:p>
+    <w:p>
+      <w:r>
+        <w:t>________________________________________________________________</w:t>
+      </w:r>
+    </w:p>
+    <w:p>
+      <w:r>
+        <w:t>________________________________________________________________</w:t>
+      </w:r>
+    </w:p>
+    <w:p>
+      <w:pPr>
+        <w:pStyle w:val="Heading2"/>
+      </w:pPr>
+      <w:r>
+        <w:t>Plan a changed-case return</w:t>
       </w:r>
     </w:p>
     <w:p>
@@ -2851,73 +3717,352 @@
         <w:rPr>
           <w:b w:val="0"/>
         </w:rPr>
-        <w:t xml:space="preserve">Always record the function, centre, nearby values and denominator used in a </w:t>
+        <w:t xml:space="preserve">If you are unsure, return to the worked picture and explain one arrow. If you are ready, change an </w:t>
       </w:r>
       <w:r>
         <w:rPr>
           <w:b/>
         </w:rPr>
-        <w:t>slope</w:t>
+        <w:t>input</w:t>
       </w:r>
       <w:r>
         <w:rPr>
           <w:b w:val="0"/>
         </w:rPr>
-        <w:t xml:space="preserve"> estimate. An average </w:t>
+        <w:t xml:space="preserve"> or assumption and justify your </w:t>
       </w:r>
       <w:r>
         <w:rPr>
           <w:b/>
         </w:rPr>
-        <w:t>slope</w:t>
+        <w:t>prediction</w:t>
       </w:r>
       <w:r>
         <w:rPr>
           <w:b w:val="0"/>
         </w:rPr>
-        <w:t xml:space="preserve"> across a wide interval is not automatically the local </w:t>
+        <w:t>.</w:t>
+      </w:r>
+    </w:p>
+    <w:p>
+      <w:pPr>
+        <w:spacing w:line="336" w:lineRule="auto" w:after="180"/>
+      </w:pPr>
+      <w:r>
+        <w:rPr>
+          <w:b w:val="0"/>
+        </w:rPr>
+        <w:t xml:space="preserve">Save your workbook </w:t>
       </w:r>
       <w:r>
         <w:rPr>
           <w:b/>
         </w:rPr>
-        <w:t>slope</w:t>
+        <w:t>evidence</w:t>
       </w:r>
       <w:r>
         <w:rPr>
           <w:b w:val="0"/>
         </w:rPr>
-        <w:t xml:space="preserve"> at either endpoint.</w:t>
-      </w:r>
-    </w:p>
-    <w:p>
-      <w:pPr>
-        <w:spacing w:line="336" w:lineRule="auto" w:after="180"/>
-      </w:pPr>
-      <w:r>
-        <w:rPr>
-          <w:b w:val="0"/>
-        </w:rPr>
-        <w:t xml:space="preserve">Do not compare </w:t>
-      </w:r>
-      <w:r>
-        <w:rPr>
-          <w:b/>
-        </w:rPr>
-        <w:t>slope</w:t>
-      </w:r>
-      <w:r>
-        <w:rPr>
-          <w:b w:val="0"/>
-        </w:rPr>
-        <w:t xml:space="preserve"> magnitudes without considering parameter and loss units.</w:t>
-      </w:r>
-    </w:p>
+        <w:t>. At the next review, try a different case before opening your old answer.</w:t>
+      </w:r>
+    </w:p>
+    <w:p>
+      <w:pPr>
+        <w:pStyle w:val="Heading1"/>
+      </w:pPr>
+      <w:r>
+        <w:t>Reference bank and extra practice</w:t>
+      </w:r>
+    </w:p>
+    <w:p>
+      <w:pPr>
+        <w:pStyle w:val="Heading1"/>
+      </w:pPr>
+      <w:r>
+        <w:t>05. Reference · Use the mathematical words precisely</w:t>
+      </w:r>
+    </w:p>
+    <w:p>
+      <w:r>
+        <w:t>Connect each term to a value or step in the current example.</w:t>
+      </w:r>
+    </w:p>
+    <w:p>
+      <w:pPr>
+        <w:pStyle w:val="Heading2"/>
+      </w:pPr>
+      <w:r>
+        <w:t>Vocabulary and your explanation</w:t>
+      </w:r>
+    </w:p>
+    <w:tbl>
+      <w:tblPr>
+        <w:tblStyle w:val="LightShading-Accent1"/>
+        <w:tblW w:type="auto" w:w="0"/>
+        <w:tblLook w:firstColumn="1" w:firstRow="1" w:lastColumn="0" w:lastRow="0" w:noHBand="0" w:noVBand="1" w:val="04A0"/>
+      </w:tblPr>
+      <w:tblGrid>
+        <w:gridCol w:w="5112"/>
+        <w:gridCol w:w="5112"/>
+      </w:tblGrid>
+      <w:tr>
+        <w:trPr>
+          <w:tblHeader/>
+        </w:trPr>
+        <w:tc>
+          <w:tcPr>
+            <w:tcW w:type="dxa" w:w="5112"/>
+          </w:tcPr>
+          <w:p>
+            <w:r>
+              <w:t>Word</w:t>
+            </w:r>
+          </w:p>
+        </w:tc>
+        <w:tc>
+          <w:tcPr>
+            <w:tcW w:type="dxa" w:w="5112"/>
+          </w:tcPr>
+          <w:p>
+            <w:r>
+              <w:t>Meaning</w:t>
+            </w:r>
+          </w:p>
+        </w:tc>
+      </w:tr>
+      <w:tr>
+        <w:tc>
+          <w:tcPr>
+            <w:tcW w:type="dxa" w:w="5112"/>
+          </w:tcPr>
+          <w:p>
+            <w:r>
+              <w:t>Slope</w:t>
+            </w:r>
+          </w:p>
+        </w:tc>
+        <w:tc>
+          <w:tcPr>
+            <w:tcW w:type="dxa" w:w="5112"/>
+          </w:tcPr>
+          <w:p>
+            <w:r>
+              <w:t>Change in output divided by change in input over a stated interval</w:t>
+            </w:r>
+          </w:p>
+        </w:tc>
+      </w:tr>
+      <w:tr>
+        <w:tc>
+          <w:tcPr>
+            <w:tcW w:type="dxa" w:w="5112"/>
+          </w:tcPr>
+          <w:p>
+            <w:r>
+              <w:t>Local change</w:t>
+            </w:r>
+          </w:p>
+        </w:tc>
+        <w:tc>
+          <w:tcPr>
+            <w:tcW w:type="dxa" w:w="5112"/>
+          </w:tcPr>
+          <w:p>
+            <w:r>
+              <w:t>Change considered near a particular input or parameter value</w:t>
+            </w:r>
+          </w:p>
+        </w:tc>
+      </w:tr>
+      <w:tr>
+        <w:tc>
+          <w:tcPr>
+            <w:tcW w:type="dxa" w:w="5112"/>
+          </w:tcPr>
+          <w:p>
+            <w:r>
+              <w:t>Step size</w:t>
+            </w:r>
+          </w:p>
+        </w:tc>
+        <w:tc>
+          <w:tcPr>
+            <w:tcW w:type="dxa" w:w="5112"/>
+          </w:tcPr>
+          <w:p>
+            <w:r>
+              <w:t>The amount by which an input or parameter is changed</w:t>
+            </w:r>
+          </w:p>
+        </w:tc>
+      </w:tr>
+      <w:tr>
+        <w:tc>
+          <w:tcPr>
+            <w:tcW w:type="dxa" w:w="5112"/>
+          </w:tcPr>
+          <w:p>
+            <w:r>
+              <w:t>Stationary point</w:t>
+            </w:r>
+          </w:p>
+        </w:tc>
+        <w:tc>
+          <w:tcPr>
+            <w:tcW w:type="dxa" w:w="5112"/>
+          </w:tcPr>
+          <w:p>
+            <w:r>
+              <w:t>A point where a differentiable function has zero local slope</w:t>
+            </w:r>
+          </w:p>
+        </w:tc>
+      </w:tr>
+    </w:tbl>
     <w:p>
       <w:pPr>
         <w:pStyle w:val="Heading3"/>
       </w:pPr>
       <w:r>
+        <w:t>Use two terms to explain a step in this week’s example.</w:t>
+      </w:r>
+    </w:p>
+    <w:p>
+      <w:r>
+        <w:t>________________________________________________________________</w:t>
+      </w:r>
+    </w:p>
+    <w:p>
+      <w:r>
+        <w:t>________________________________________________________________</w:t>
+      </w:r>
+    </w:p>
+    <w:p>
+      <w:r>
+        <w:t>________________________________________________________________</w:t>
+      </w:r>
+    </w:p>
+    <w:p>
+      <w:pPr>
+        <w:pStyle w:val="Heading1"/>
+      </w:pPr>
+      <w:r>
+        <w:t>10. Extra challenge · Explain a stronger case</w:t>
+      </w:r>
+    </w:p>
+    <w:p>
+      <w:r>
+        <w:t>Choose the next challenge after the main route.</w:t>
+      </w:r>
+    </w:p>
+    <w:p>
+      <w:pPr>
+        <w:pStyle w:val="Heading2"/>
+      </w:pPr>
+      <w:r>
+        <w:t>Explain,repair and extend</w:t>
+      </w:r>
+    </w:p>
+    <w:p>
+      <w:pPr>
+        <w:pStyle w:val="Heading3"/>
+      </w:pPr>
+      <w:r>
+        <w:t>Explain → apply → challenge</w:t>
+      </w:r>
+    </w:p>
+    <w:p>
+      <w:pPr>
+        <w:pStyle w:val="ListBullet"/>
+      </w:pPr>
+      <w:r>
+        <w:t>For L(w) = (w - 2) squared, calculate the average slope from w = 0 to w = 2. Compare it with the local slope at w = 2.</w:t>
+      </w:r>
+    </w:p>
+    <w:p>
+      <w:pPr>
+        <w:pStyle w:val="ListBullet"/>
+      </w:pPr>
+      <w:r>
+        <w:t>Starting at w = 3, compare loss after moving to 2.9 and after moving to -1. Both moves decrease w.</w:t>
+      </w:r>
+    </w:p>
+    <w:p>
+      <w:pPr>
+        <w:pStyle w:val="ListBullet"/>
+      </w:pPr>
+      <w:r>
+        <w:t>For F(w) = (w squared - 1) squared, compare F(0) and F(0.1). Does zero local slope at zero prove a minimum?</w:t>
+      </w:r>
+    </w:p>
+    <w:p>
+      <w:pPr>
+        <w:pStyle w:val="Heading3"/>
+      </w:pPr>
+      <w:r>
+        <w:t>Explain which evidence supports your conclusion and which claim remains unproved.</w:t>
+      </w:r>
+    </w:p>
+    <w:p>
+      <w:r>
+        <w:t>________________________________________________________________</w:t>
+      </w:r>
+    </w:p>
+    <w:p>
+      <w:r>
+        <w:t>________________________________________________________________</w:t>
+      </w:r>
+    </w:p>
+    <w:p>
+      <w:r>
+        <w:t>________________________________________________________________</w:t>
+      </w:r>
+    </w:p>
+    <w:p>
+      <w:r>
+        <w:t>________________________________________________________________</w:t>
+      </w:r>
+    </w:p>
+    <w:p>
+      <w:r>
+        <w:t>________________________________________________________________</w:t>
+      </w:r>
+    </w:p>
+    <w:p>
+      <w:pPr>
+        <w:pStyle w:val="Heading1"/>
+      </w:pPr>
+      <w:r>
+        <w:t>12. Reference · Check the representation and its limits</w:t>
+      </w:r>
+    </w:p>
+    <w:p>
+      <w:r>
+        <w:t>Use after practice;reserve the new independent J(a)=(a+1)²curve for the first individual attempt.</w:t>
+      </w:r>
+    </w:p>
+    <w:p>
+      <w:pPr>
+        <w:pStyle w:val="Heading2"/>
+      </w:pPr>
+      <w:r>
+        <w:t>Current explanation and response</w:t>
+      </w:r>
+    </w:p>
+    <w:p>
+      <w:pPr>
+        <w:pStyle w:val="ListBullet"/>
+      </w:pPr>
+      <w:r>
+        <w:t>Always record the function, centre, nearby values and denominator used in a slope estimate. An average slope across a wide interval is not automatically the local slope at either endpoint. Do not compare slope magnitudes without considering parameter and loss units.</w:t>
+      </w:r>
+    </w:p>
+    <w:p>
+      <w:pPr>
+        <w:pStyle w:val="Heading3"/>
+      </w:pPr>
+      <w:r>
         <w:t>A learner sees a negative estimated slope and says any larger parameter value will improve the loss. Give a counterexample using this lesson.</w:t>
       </w:r>
     </w:p>
@@ -2943,49 +4088,18 @@
     </w:p>
     <w:p>
       <w:pPr>
-        <w:spacing w:line="336" w:lineRule="auto" w:after="180"/>
-      </w:pPr>
-      <w:r>
-        <w:rPr>
-          <w:b w:val="0"/>
-        </w:rPr>
-        <w:t xml:space="preserve">Next week changes one parameter at a time in a two-parameter model and combines those local </w:t>
-      </w:r>
-      <w:r>
-        <w:rPr>
-          <w:b/>
-        </w:rPr>
-        <w:t>slope</w:t>
-      </w:r>
-      <w:r>
-        <w:rPr>
-          <w:b w:val="0"/>
-        </w:rPr>
-        <w:t>s into a gradient.</w:t>
-      </w:r>
-    </w:p>
-    <w:p>
-      <w:pPr>
-        <w:spacing w:line="336" w:lineRule="auto" w:after="180"/>
-        <w:shd w:fill="F5F1FB"/>
-      </w:pPr>
-      <w:r>
-        <w:rPr>
-          <w:b w:val="0"/>
-        </w:rPr>
-        <w:t xml:space="preserve">For F(w) = (w squared - 1) squared, compare F(0) and F(0.1). Does zero local </w:t>
-      </w:r>
-      <w:r>
-        <w:rPr>
-          <w:b/>
-        </w:rPr>
-        <w:t>slope</w:t>
-      </w:r>
-      <w:r>
-        <w:rPr>
-          <w:b w:val="0"/>
-        </w:rPr>
-        <w:t xml:space="preserve"> at zero prove a minimum?</w:t>
+        <w:pStyle w:val="ListBullet"/>
+      </w:pPr>
+      <w:r>
+        <w:t>Next week changes one parameter at a time in a two-parameter model and combines those local slopes into a gradient.</w:t>
+      </w:r>
+    </w:p>
+    <w:p>
+      <w:pPr>
+        <w:pStyle w:val="ListBullet"/>
+      </w:pPr>
+      <w:r>
+        <w:t>For F(w) = (w squared - 1) squared, compare F(0) and F(0.1). Does zero local slope at zero prove a minimum?</w:t>
       </w:r>
     </w:p>
     <w:p>
@@ -3021,12 +4135,20 @@
         <w:pStyle w:val="Heading1"/>
       </w:pPr>
       <w:r>
-        <w:t>13. Study a complete case</w:t>
-      </w:r>
-    </w:p>
-    <w:p>
-      <w:r>
-        <w:t>Revisit the complete Slopes and local change case for supported practice. Repeated examples do not become fresh assessments.</w:t>
+        <w:t>13. Extra practice · Revisit the complete trace</w:t>
+      </w:r>
+    </w:p>
+    <w:p>
+      <w:r>
+        <w:t>Predict before reading the supplied steps.</w:t>
+      </w:r>
+    </w:p>
+    <w:p>
+      <w:pPr>
+        <w:pStyle w:val="Heading2"/>
+      </w:pPr>
+      <w:r>
+        <w:t>Complete trace and evidence</w:t>
       </w:r>
     </w:p>
     <w:p>
@@ -3259,254 +4381,20 @@
         <w:pStyle w:val="Heading1"/>
       </w:pPr>
       <w:r>
-        <w:t>14. Try a new case independently</w:t>
-      </w:r>
-    </w:p>
-    <w:p>
-      <w:r>
-        <w:t>Attempt the reserved new case before feedback. Record support; the earlier examples below remain additional practice.</w:t>
-      </w:r>
-    </w:p>
-    <w:p>
-      <w:pPr>
-        <w:pStyle w:val="Heading3"/>
-      </w:pPr>
-      <w:r>
-        <w:t>Independent case: Estimate a new curve independently</w:t>
-      </w:r>
-    </w:p>
-    <w:p>
-      <w:pPr>
-        <w:spacing w:line="336" w:lineRule="auto" w:after="180"/>
-      </w:pPr>
-      <w:r>
-        <w:rPr>
-          <w:b w:val="0"/>
-        </w:rPr>
-        <w:t xml:space="preserve">Let J(a) = (a + 1) squared. At a = 1 use step 0.25 to find the symmetric </w:t>
-      </w:r>
-      <w:r>
-        <w:rPr>
-          <w:b/>
-        </w:rPr>
-        <w:t>slope</w:t>
-      </w:r>
-      <w:r>
-        <w:rPr>
-          <w:b w:val="0"/>
-        </w:rPr>
-        <w:t xml:space="preserve">. Compare J(1) with J(0.9), then explain why moving to -4 does not follow safely from the </w:t>
-      </w:r>
-      <w:r>
-        <w:rPr>
-          <w:b/>
-        </w:rPr>
-        <w:t>slope</w:t>
-      </w:r>
-      <w:r>
-        <w:rPr>
-          <w:b w:val="0"/>
-        </w:rPr>
-        <w:t xml:space="preserve"> clue.</w:t>
-      </w:r>
-    </w:p>
-    <w:p>
-      <w:pPr>
-        <w:pStyle w:val="Heading3"/>
-      </w:pPr>
-      <w:r>
-        <w:t>My independent explanation, trace and limits</w:t>
-      </w:r>
-    </w:p>
-    <w:p>
-      <w:r>
-        <w:t>________________________________________________________________</w:t>
-      </w:r>
-    </w:p>
-    <w:p>
-      <w:r>
-        <w:t>________________________________________________________________</w:t>
-      </w:r>
-    </w:p>
-    <w:p>
-      <w:r>
-        <w:t>________________________________________________________________</w:t>
-      </w:r>
-    </w:p>
-    <w:p>
-      <w:r>
-        <w:t>________________________________________________________________</w:t>
-      </w:r>
-    </w:p>
-    <w:p>
-      <w:r>
-        <w:t>________________________________________________________________</w:t>
-      </w:r>
-    </w:p>
-    <w:p>
-      <w:r>
-        <w:t>________________________________________________________________</w:t>
-      </w:r>
-    </w:p>
-    <w:p>
-      <w:r>
-        <w:t>________________________________________________________________</w:t>
-      </w:r>
-    </w:p>
-    <w:p>
-      <w:pPr>
-        <w:spacing w:line="336" w:lineRule="auto" w:after="180"/>
-      </w:pPr>
-      <w:r>
-        <w:rPr>
-          <w:b w:val="0"/>
-        </w:rPr>
-        <w:t>Attempt this case before feedback. Record any help. Earlier examples below are further practice; a case already practised with feedback cannot establish fresh transfer.</w:t>
-      </w:r>
-    </w:p>
-    <w:p>
-      <w:pPr>
-        <w:pStyle w:val="Heading3"/>
-      </w:pPr>
-      <w:r>
-        <w:t>Attempt this without hints</w:t>
-      </w:r>
-    </w:p>
-    <w:p>
-      <w:pPr>
-        <w:spacing w:line="336" w:lineRule="auto" w:after="180"/>
-      </w:pPr>
-      <w:r>
-        <w:rPr>
-          <w:b w:val="0"/>
-        </w:rPr>
-        <w:t xml:space="preserve">Let J(a) = (a + 1) squared. At a = 1 use step 0.25 to find the symmetric </w:t>
-      </w:r>
-      <w:r>
-        <w:rPr>
-          <w:b/>
-        </w:rPr>
-        <w:t>slope</w:t>
-      </w:r>
-      <w:r>
-        <w:rPr>
-          <w:b w:val="0"/>
-        </w:rPr>
-        <w:t xml:space="preserve">. Compare J(1) with J(0.9), then explain why moving to -4 does not follow safely from the </w:t>
-      </w:r>
-      <w:r>
-        <w:rPr>
-          <w:b/>
-        </w:rPr>
-        <w:t>slope</w:t>
-      </w:r>
-      <w:r>
-        <w:rPr>
-          <w:b w:val="0"/>
-        </w:rPr>
-        <w:t xml:space="preserve"> clue.</w:t>
-      </w:r>
-    </w:p>
-    <w:p>
-      <w:pPr>
-        <w:pStyle w:val="Heading3"/>
-      </w:pPr>
-      <w:r>
-        <w:t>My independent procedure, result and limitation</w:t>
-      </w:r>
-    </w:p>
-    <w:p>
-      <w:r>
-        <w:t>________________________________________________________________</w:t>
-      </w:r>
-    </w:p>
-    <w:p>
-      <w:r>
-        <w:t>________________________________________________________________</w:t>
-      </w:r>
-    </w:p>
-    <w:p>
-      <w:r>
-        <w:t>________________________________________________________________</w:t>
-      </w:r>
-    </w:p>
-    <w:p>
-      <w:r>
-        <w:t>________________________________________________________________</w:t>
-      </w:r>
-    </w:p>
-    <w:p>
-      <w:r>
-        <w:t>________________________________________________________________</w:t>
-      </w:r>
-    </w:p>
-    <w:p>
-      <w:r>
-        <w:t>________________________________________________________________</w:t>
-      </w:r>
-    </w:p>
-    <w:p>
-      <w:r>
-        <w:t>________________________________________________________________</w:t>
-      </w:r>
-    </w:p>
-    <w:p>
-      <w:r>
-        <w:t>________________________________________________________________</w:t>
-      </w:r>
-    </w:p>
-    <w:p>
-      <w:pPr>
-        <w:spacing w:line="336" w:lineRule="auto" w:after="180"/>
-      </w:pPr>
-      <w:r>
-        <w:rPr>
-          <w:b w:val="0"/>
-        </w:rPr>
-        <w:t>Record support used: none, hint or teacher explanation. After feedback, a different case is needed to demonstrate independence.</w:t>
-      </w:r>
-    </w:p>
-    <w:p>
-      <w:pPr>
-        <w:pStyle w:val="Heading3"/>
-      </w:pPr>
-      <w:r>
-        <w:t>Use feedback to improve</w:t>
-      </w:r>
-    </w:p>
-    <w:p>
-      <w:pPr>
-        <w:spacing w:line="336" w:lineRule="auto" w:after="180"/>
-      </w:pPr>
-      <w:r>
-        <w:rPr>
-          <w:b w:val="0"/>
-        </w:rPr>
-        <w:t>Attempt the independent case before hints. Record whether you worked alone, used a hint or followed a model. After feedback, fix the first unsupported step and explain why it changed.</w:t>
-      </w:r>
-    </w:p>
-    <w:p>
-      <w:pPr>
-        <w:spacing w:line="336" w:lineRule="auto" w:after="180"/>
-      </w:pPr>
-      <w:r>
-        <w:rPr>
-          <w:b w:val="0"/>
-        </w:rPr>
-        <w:t>A later check uses a changed case, not a copied answer.</w:t>
-      </w:r>
-    </w:p>
-    <w:p>
-      <w:pPr>
-        <w:pStyle w:val="Heading1"/>
-      </w:pPr>
-      <w:r>
-        <w:t>15. Your lesson route</w:t>
-      </w:r>
-    </w:p>
-    <w:p>
-      <w:r>
-        <w:t>Use this map to navigate Slopes and local change, connect the goals to tasks and keep one evidence record for each attempt.</w:t>
+        <w:t>15. Reference · The earlier route checklist</w:t>
+      </w:r>
+    </w:p>
+    <w:p>
+      <w:r>
+        <w:t>Use one main route rather than repeating the lesson.</w:t>
+      </w:r>
+    </w:p>
+    <w:p>
+      <w:pPr>
+        <w:pStyle w:val="Heading2"/>
+      </w:pPr>
+      <w:r>
+        <w:t>Targets,route and first prediction</w:t>
       </w:r>
     </w:p>
     <w:p>
@@ -3697,12 +4585,117 @@
         <w:pStyle w:val="Heading1"/>
       </w:pPr>
       <w:r>
-        <w:t>16. Finish and return</w:t>
-      </w:r>
-    </w:p>
-    <w:p>
-      <w:r>
-        <w:t>Explain Slopes and local change without notes, identify a remaining question and plan a later check with a changed case.</w:t>
+        <w:t>17. Extra practice · Predict,check and repair</w:t>
+      </w:r>
+    </w:p>
+    <w:p>
+      <w:r>
+        <w:t>Keep supported feedback separate from the independent case.</w:t>
+      </w:r>
+    </w:p>
+    <w:p>
+      <w:pPr>
+        <w:pStyle w:val="Heading2"/>
+      </w:pPr>
+      <w:r>
+        <w:t>First supported question and optional hint</w:t>
+      </w:r>
+    </w:p>
+    <w:p>
+      <w:pPr>
+        <w:pStyle w:val="ListBullet"/>
+      </w:pPr>
+      <w:r>
+        <w:t>Use a local slope to propose a small move rather than claiming every move helps.</w:t>
+      </w:r>
+    </w:p>
+    <w:p>
+      <w:pPr>
+        <w:pStyle w:val="Heading3"/>
+      </w:pPr>
+      <w:r>
+        <w:t>Practice 1: explain the deciding evidence</w:t>
+      </w:r>
+    </w:p>
+    <w:p>
+      <w:pPr>
+        <w:pStyle w:val="ListBullet"/>
+      </w:pPr>
+      <w:r>
+        <w:t>Which labelled step matches this detail? Move to a = 0.25: loss 3.0625, below starting loss 4.</w:t>
+      </w:r>
+    </w:p>
+    <w:p>
+      <w:pPr>
+        <w:pStyle w:val="ListBullet"/>
+      </w:pPr>
+      <w:r>
+        <w:t>1. Check small move</w:t>
+      </w:r>
+    </w:p>
+    <w:p>
+      <w:pPr>
+        <w:pStyle w:val="ListBullet"/>
+      </w:pPr>
+      <w:r>
+        <w:t>2. Estimate slope</w:t>
+      </w:r>
+    </w:p>
+    <w:p>
+      <w:pPr>
+        <w:pStyle w:val="ListBullet"/>
+      </w:pPr>
+      <w:r>
+        <w:t>3. Evaluate nearby points</w:t>
+      </w:r>
+    </w:p>
+    <w:p>
+      <w:pPr>
+        <w:pStyle w:val="Heading3"/>
+      </w:pPr>
+      <w:r>
+        <w:t>My selected conclusion, deciding fact and explanation</w:t>
+      </w:r>
+    </w:p>
+    <w:p>
+      <w:r>
+        <w:t>________________________________________________________________</w:t>
+      </w:r>
+    </w:p>
+    <w:p>
+      <w:r>
+        <w:t>________________________________________________________________</w:t>
+      </w:r>
+    </w:p>
+    <w:p>
+      <w:r>
+        <w:t>________________________________________________________________</w:t>
+      </w:r>
+    </w:p>
+    <w:p>
+      <w:r>
+        <w:t>________________________________________________________________</w:t>
+      </w:r>
+    </w:p>
+    <w:p>
+      <w:r>
+        <w:t>________________________________________________________________</w:t>
+      </w:r>
+    </w:p>
+    <w:p>
+      <w:pPr>
+        <w:pStyle w:val="ListBullet"/>
+      </w:pPr>
+      <w:r>
+        <w:t>Hint if needed: Read the steps in the pictorial case. Match the supplied detail to the stage that performs or records it.</w:t>
+      </w:r>
+    </w:p>
+    <w:p>
+      <w:pPr>
+        <w:pStyle w:val="Heading2"/>
+      </w:pPr>
+      <w:r>
+        <w:t>Check after the first attempt · reference / check after trying</w:t>
       </w:r>
     </w:p>
     <w:p>
@@ -3713,51 +4706,294 @@
         <w:rPr>
           <w:b w:val="0"/>
         </w:rPr>
-        <w:t>Close your notes. Explain this goal in your own words: Calculate an average rate of change over a stated interval</w:t>
-      </w:r>
-    </w:p>
-    <w:p>
-      <w:pPr>
-        <w:pStyle w:val="Heading3"/>
-      </w:pPr>
-      <w:r>
-        <w:t>My deciding step, evidence and one remaining question</w:t>
-      </w:r>
-    </w:p>
-    <w:p>
-      <w:r>
-        <w:t>________________________________________________________________</w:t>
-      </w:r>
-    </w:p>
-    <w:p>
-      <w:r>
-        <w:t>________________________________________________________________</w:t>
-      </w:r>
-    </w:p>
-    <w:p>
-      <w:r>
-        <w:t>________________________________________________________________</w:t>
-      </w:r>
-    </w:p>
-    <w:p>
-      <w:r>
-        <w:t>________________________________________________________________</w:t>
-      </w:r>
-    </w:p>
-    <w:p>
-      <w:r>
-        <w:t>________________________________________________________________</w:t>
-      </w:r>
-    </w:p>
-    <w:p>
-      <w:pPr>
-        <w:spacing w:line="336" w:lineRule="auto" w:after="180"/>
-      </w:pPr>
+        <w:t xml:space="preserve">After your attempt, compare with the supported explanation: Check small move Move to a = 0.25: loss 3.0625, below starting loss 4. A </w:t>
+      </w:r>
+      <w:r>
+        <w:rPr>
+          <w:b/>
+        </w:rPr>
+        <w:t>slope</w:t>
+      </w:r>
       <w:r>
         <w:rPr>
           <w:b w:val="0"/>
         </w:rPr>
-        <w:t xml:space="preserve">If you are unsure, return to the worked picture and explain one arrow. If you are ready, change an </w:t>
+        <w:t xml:space="preserve"> describes how the loss changes near the current parameter.</w:t>
+      </w:r>
+    </w:p>
+    <w:p>
+      <w:pPr>
+        <w:spacing w:line="336" w:lineRule="auto" w:after="180"/>
+      </w:pPr>
+      <w:r>
+        <w:rPr>
+          <w:b w:val="0"/>
+        </w:rPr>
+        <w:t>The symmetric calculation compares equal small moves on either side. Its negative result suggests a small increase may help at zero.</w:t>
+      </w:r>
+    </w:p>
+    <w:p>
+      <w:pPr>
+        <w:spacing w:line="336" w:lineRule="auto" w:after="180"/>
+      </w:pPr>
+      <w:r>
+        <w:rPr>
+          <w:b w:val="0"/>
+        </w:rPr>
+        <w:t>It does not promise every increase helps: jumping to five passes the optimum at two and produces a larger loss. Check the new loss after each proposed step.</w:t>
+      </w:r>
+    </w:p>
+    <w:p>
+      <w:pPr>
+        <w:pStyle w:val="Heading2"/>
+      </w:pPr>
+      <w:r>
+        <w:t>Changed-case question and optional hint</w:t>
+      </w:r>
+    </w:p>
+    <w:p>
+      <w:pPr>
+        <w:pStyle w:val="Heading3"/>
+      </w:pPr>
+      <w:r>
+        <w:t>Practice 2: explain the deciding evidence</w:t>
+      </w:r>
+    </w:p>
+    <w:p>
+      <w:pPr>
+        <w:pStyle w:val="ListBullet"/>
+      </w:pPr>
+      <w:r>
+        <w:t>Changed-case practice: Move from 0 all the way to5. Which conclusion is supported by the supplied facts?</w:t>
+      </w:r>
+    </w:p>
+    <w:p>
+      <w:pPr>
+        <w:pStyle w:val="ListBullet"/>
+      </w:pPr>
+      <w:r>
+        <w:t>1. We can decide the result without examining the changed input or the procedure.</w:t>
+      </w:r>
+    </w:p>
+    <w:p>
+      <w:pPr>
+        <w:pStyle w:val="ListBullet"/>
+      </w:pPr>
+      <w:r>
+        <w:t>2. Loss becomes 9, exceeding the starting 4.</w:t>
+      </w:r>
+    </w:p>
+    <w:p>
+      <w:pPr>
+        <w:pStyle w:val="ListBullet"/>
+      </w:pPr>
+      <w:r>
+        <w:t>3. This one example guarantees correct results for every future input.</w:t>
+      </w:r>
+    </w:p>
+    <w:p>
+      <w:pPr>
+        <w:pStyle w:val="Heading3"/>
+      </w:pPr>
+      <w:r>
+        <w:t>My selected conclusion, deciding fact and explanation</w:t>
+      </w:r>
+    </w:p>
+    <w:p>
+      <w:r>
+        <w:t>________________________________________________________________</w:t>
+      </w:r>
+    </w:p>
+    <w:p>
+      <w:r>
+        <w:t>________________________________________________________________</w:t>
+      </w:r>
+    </w:p>
+    <w:p>
+      <w:r>
+        <w:t>________________________________________________________________</w:t>
+      </w:r>
+    </w:p>
+    <w:p>
+      <w:r>
+        <w:t>________________________________________________________________</w:t>
+      </w:r>
+    </w:p>
+    <w:p>
+      <w:r>
+        <w:t>________________________________________________________________</w:t>
+      </w:r>
+    </w:p>
+    <w:p>
+      <w:pPr>
+        <w:pStyle w:val="ListBullet"/>
+      </w:pPr>
+      <w:r>
+        <w:t>Hint if needed: Use the changed condition and the deciding step in the pictorial trace. The answer must say what follows from those facts.</w:t>
+      </w:r>
+    </w:p>
+    <w:p>
+      <w:pPr>
+        <w:pStyle w:val="Heading2"/>
+      </w:pPr>
+      <w:r>
+        <w:t>Check after the changed attempt · reference / check after trying</w:t>
+      </w:r>
+    </w:p>
+    <w:p>
+      <w:pPr>
+        <w:spacing w:line="336" w:lineRule="auto" w:after="180"/>
+      </w:pPr>
+      <w:r>
+        <w:rPr>
+          <w:b w:val="0"/>
+        </w:rPr>
+        <w:t xml:space="preserve">After your attempt, compare with the supported explanation: Loss becomes 9, exceeding the starting 4. A negative local </w:t>
+      </w:r>
+      <w:r>
+        <w:rPr>
+          <w:b/>
+        </w:rPr>
+        <w:t>slope</w:t>
+      </w:r>
+      <w:r>
+        <w:rPr>
+          <w:b w:val="0"/>
+        </w:rPr>
+        <w:t xml:space="preserve"> suggests increasing a locally, not that every positive jump decreases loss.</w:t>
+      </w:r>
+    </w:p>
+    <w:p>
+      <w:pPr>
+        <w:pStyle w:val="Heading2"/>
+      </w:pPr>
+      <w:r>
+        <w:t>Repair and retain the record</w:t>
+      </w:r>
+    </w:p>
+    <w:p>
+      <w:pPr>
+        <w:spacing w:line="336" w:lineRule="auto" w:after="180"/>
+      </w:pPr>
+      <w:r>
+        <w:rPr>
+          <w:b w:val="0"/>
+        </w:rPr>
+        <w:t>Review Loss functions (ai-5/8). Goal: Calculate per-example squared error and mean squared error. Short practice: Why must the report name the chosen loss?</w:t>
+      </w:r>
+    </w:p>
+    <w:p>
+      <w:pPr>
+        <w:spacing w:line="336" w:lineRule="auto" w:after="180"/>
+      </w:pPr>
+      <w:r>
+        <w:rPr>
+          <w:b w:val="0"/>
+        </w:rPr>
+        <w:t xml:space="preserve">Point to the relevant step in the picture, then write the changed result and the rule or </w:t>
+      </w:r>
+      <w:r>
+        <w:rPr>
+          <w:b/>
+        </w:rPr>
+        <w:t>evidence</w:t>
+      </w:r>
+      <w:r>
+        <w:rPr>
+          <w:b w:val="0"/>
+        </w:rPr>
+        <w:t xml:space="preserve"> that supports it.. Return to this week and explain what you changed.</w:t>
+      </w:r>
+    </w:p>
+    <w:p>
+      <w:pPr>
+        <w:spacing w:line="336" w:lineRule="auto" w:after="180"/>
+      </w:pPr>
+      <w:r>
+        <w:rPr>
+          <w:b w:val="0"/>
+        </w:rPr>
+        <w:t>Review Forward passes by hand (ai-5/6). Goal: Record scores and activations in dependency order. Short practice: Why should feedback identify h before correcting only y?</w:t>
+      </w:r>
+    </w:p>
+    <w:p>
+      <w:pPr>
+        <w:spacing w:line="336" w:lineRule="auto" w:after="180"/>
+      </w:pPr>
+      <w:r>
+        <w:rPr>
+          <w:b w:val="0"/>
+        </w:rPr>
+        <w:t xml:space="preserve">Point to the relevant step in the picture, then write the changed result and the rule or </w:t>
+      </w:r>
+      <w:r>
+        <w:rPr>
+          <w:b/>
+        </w:rPr>
+        <w:t>evidence</w:t>
+      </w:r>
+      <w:r>
+        <w:rPr>
+          <w:b w:val="0"/>
+        </w:rPr>
+        <w:t xml:space="preserve"> that supports it.. Return to this week and explain what you changed.</w:t>
+      </w:r>
+    </w:p>
+    <w:p>
+      <w:pPr>
+        <w:spacing w:line="336" w:lineRule="auto" w:after="180"/>
+      </w:pPr>
+      <w:r>
+        <w:rPr>
+          <w:b w:val="0"/>
+        </w:rPr>
+        <w:t>Review Bias terms and decision boundaries (ai-5/3). Goal: Calculate a weighted score with a bias term. Short practice: Is B positive under the original or changed model?</w:t>
+      </w:r>
+    </w:p>
+    <w:p>
+      <w:pPr>
+        <w:spacing w:line="336" w:lineRule="auto" w:after="180"/>
+      </w:pPr>
+      <w:r>
+        <w:rPr>
+          <w:b w:val="0"/>
+        </w:rPr>
+        <w:t xml:space="preserve">Point to the relevant step in the picture, then write the changed result and the rule or </w:t>
+      </w:r>
+      <w:r>
+        <w:rPr>
+          <w:b/>
+        </w:rPr>
+        <w:t>evidence</w:t>
+      </w:r>
+      <w:r>
+        <w:rPr>
+          <w:b w:val="0"/>
+        </w:rPr>
+        <w:t xml:space="preserve"> that supports it.. Return to this week and explain what you changed.</w:t>
+      </w:r>
+    </w:p>
+    <w:p>
+      <w:pPr>
+        <w:spacing w:line="336" w:lineRule="auto" w:after="180"/>
+      </w:pPr>
+      <w:r>
+        <w:rPr>
+          <w:b w:val="0"/>
+        </w:rPr>
+        <w:t xml:space="preserve">The browser lab lets you edit the supported Python examples already included in this lesson. Predict first, run, inspect the actual </w:t>
+      </w:r>
+      <w:r>
+        <w:rPr>
+          <w:b/>
+        </w:rPr>
+        <w:t>output</w:t>
+      </w:r>
+      <w:r>
+        <w:rPr>
+          <w:b w:val="0"/>
+        </w:rPr>
+        <w:t xml:space="preserve"> or error, change one </w:t>
       </w:r>
       <w:r>
         <w:rPr>
@@ -3769,7 +5005,18 @@
         <w:rPr>
           <w:b w:val="0"/>
         </w:rPr>
-        <w:t xml:space="preserve"> or assumption and justify your </w:t>
+        <w:t>, then run again.</w:t>
+      </w:r>
+    </w:p>
+    <w:p>
+      <w:pPr>
+        <w:spacing w:line="336" w:lineRule="auto" w:after="180"/>
+      </w:pPr>
+      <w:r>
+        <w:rPr>
+          <w:b w:val="0"/>
+        </w:rPr>
+        <w:t xml:space="preserve">Keep code, </w:t>
       </w:r>
       <w:r>
         <w:rPr>
@@ -3781,7 +5028,7 @@
         <w:rPr>
           <w:b w:val="0"/>
         </w:rPr>
-        <w:t>.</w:t>
+        <w:t>s, actual results and a reasoned revision together. On paper, label your result as a trace rather than an execution.</w:t>
       </w:r>
     </w:p>
     <w:p>
@@ -3792,7 +5039,7 @@
         <w:rPr>
           <w:b w:val="0"/>
         </w:rPr>
-        <w:t xml:space="preserve">Save your workbook </w:t>
+        <w:t xml:space="preserve">Use Download completed work in the hosted lesson to export your answers, reflections, practice feedback and code-run </w:t>
       </w:r>
       <w:r>
         <w:rPr>
@@ -3804,20 +5051,26 @@
         <w:rPr>
           <w:b w:val="0"/>
         </w:rPr>
-        <w:t>. At the next review, try a different case before opening your old answer.</w:t>
-      </w:r>
-    </w:p>
-    <w:p>
-      <w:pPr>
-        <w:pStyle w:val="Heading1"/>
-      </w:pPr>
-      <w:r>
-        <w:t>17. Supported practice, repair and portfolio</w:t>
-      </w:r>
-    </w:p>
-    <w:p>
-      <w:r>
-        <w:t>Attempt supported questions before using hints or feedback. Review a missing building block, then keep the completed work.</w:t>
+        <w:t>. Open the HTML copy to read or print it.</w:t>
+      </w:r>
+    </w:p>
+    <w:p>
+      <w:pPr>
+        <w:spacing w:line="336" w:lineRule="auto" w:after="180"/>
+      </w:pPr>
+      <w:r>
+        <w:rPr>
+          <w:b w:val="0"/>
+        </w:rPr>
+        <w:t>Drafts stay in this browser when storage is available; clear drafts on a shared device.</w:t>
+      </w:r>
+    </w:p>
+    <w:p>
+      <w:pPr>
+        <w:pStyle w:val="Heading2"/>
+      </w:pPr>
+      <w:r>
+        <w:t>Earlier wording, alternatives and picture transcripts · reference / check after trying</w:t>
       </w:r>
     </w:p>
     <w:p>
@@ -3833,86 +5086,10 @@
     </w:p>
     <w:p>
       <w:pPr>
-        <w:spacing w:line="336" w:lineRule="auto" w:after="180"/>
-      </w:pPr>
-      <w:r>
-        <w:rPr>
-          <w:b w:val="0"/>
-        </w:rPr>
-        <w:t xml:space="preserve">Use a local </w:t>
-      </w:r>
-      <w:r>
-        <w:rPr>
-          <w:b/>
-        </w:rPr>
-        <w:t>slope</w:t>
-      </w:r>
-      <w:r>
-        <w:rPr>
-          <w:b w:val="0"/>
-        </w:rPr>
-        <w:t xml:space="preserve"> to propose a small move rather than claiming every move helps.</w:t>
-      </w:r>
-    </w:p>
-    <w:p>
-      <w:pPr>
         <w:pStyle w:val="Heading3"/>
       </w:pPr>
       <w:r>
-        <w:t>Practice 1: explain the deciding evidence</w:t>
-      </w:r>
-    </w:p>
-    <w:p>
-      <w:pPr>
-        <w:spacing w:line="336" w:lineRule="auto" w:after="180"/>
-      </w:pPr>
-      <w:r>
-        <w:rPr>
-          <w:b w:val="0"/>
-        </w:rPr>
-        <w:t>Which labelled step matches this detail? Move to a = 0.25: loss 3.0625, below starting loss 4.</w:t>
-      </w:r>
-    </w:p>
-    <w:p>
-      <w:pPr>
-        <w:spacing w:line="336" w:lineRule="auto" w:after="180"/>
-        <w:shd w:fill="F4F9FC"/>
-      </w:pPr>
-      <w:r>
-        <w:rPr>
-          <w:b w:val="0"/>
-        </w:rPr>
-        <w:t>1. Check small move</w:t>
-      </w:r>
-    </w:p>
-    <w:p>
-      <w:pPr>
-        <w:spacing w:line="336" w:lineRule="auto" w:after="180"/>
-        <w:shd w:fill="F4F9FC"/>
-      </w:pPr>
-      <w:r>
-        <w:rPr>
-          <w:b w:val="0"/>
-        </w:rPr>
-        <w:t xml:space="preserve">2. Estimate </w:t>
-      </w:r>
-      <w:r>
-        <w:rPr>
-          <w:b/>
-        </w:rPr>
-        <w:t>slope</w:t>
-      </w:r>
-    </w:p>
-    <w:p>
-      <w:pPr>
-        <w:spacing w:line="336" w:lineRule="auto" w:after="180"/>
-        <w:shd w:fill="F4F9FC"/>
-      </w:pPr>
-      <w:r>
-        <w:rPr>
-          <w:b w:val="0"/>
-        </w:rPr>
-        <w:t>3. Evaluate nearby points</w:t>
+        <w:t>Repair a missing building block</w:t>
       </w:r>
     </w:p>
     <w:p>
@@ -3920,32 +5097,7 @@
         <w:pStyle w:val="Heading3"/>
       </w:pPr>
       <w:r>
-        <w:t>My selected conclusion, deciding fact and explanation</w:t>
-      </w:r>
-    </w:p>
-    <w:p>
-      <w:r>
-        <w:t>________________________________________________________________</w:t>
-      </w:r>
-    </w:p>
-    <w:p>
-      <w:r>
-        <w:t>________________________________________________________________</w:t>
-      </w:r>
-    </w:p>
-    <w:p>
-      <w:r>
-        <w:t>________________________________________________________________</w:t>
-      </w:r>
-    </w:p>
-    <w:p>
-      <w:r>
-        <w:t>________________________________________________________________</w:t>
-      </w:r>
-    </w:p>
-    <w:p>
-      <w:r>
-        <w:t>________________________________________________________________</w:t>
+        <w:t>Predict, run and debug</w:t>
       </w:r>
     </w:p>
     <w:p>
@@ -3953,484 +5105,25 @@
         <w:pStyle w:val="Heading3"/>
       </w:pPr>
       <w:r>
-        <w:t>Hint · try first</w:t>
-      </w:r>
-    </w:p>
-    <w:p>
-      <w:pPr>
-        <w:spacing w:line="336" w:lineRule="auto" w:after="180"/>
-        <w:shd w:fill="F1F6F8"/>
-      </w:pPr>
-      <w:r>
-        <w:rPr>
-          <w:b w:val="0"/>
-        </w:rPr>
-        <w:t>Hint if needed: Read the steps in the pictorial case. Match the supplied detail to the stage that performs or records it.</w:t>
-      </w:r>
-    </w:p>
-    <w:p>
-      <w:pPr>
-        <w:pStyle w:val="Heading3"/>
-      </w:pPr>
-      <w:r>
-        <w:t>Feedback · compare after trying</w:t>
-      </w:r>
-    </w:p>
-    <w:p>
-      <w:pPr>
-        <w:spacing w:line="336" w:lineRule="auto" w:after="180"/>
-        <w:shd w:fill="F1F6FC"/>
-      </w:pPr>
-      <w:r>
-        <w:rPr>
-          <w:b w:val="0"/>
-        </w:rPr>
-        <w:t xml:space="preserve">After your attempt, compare with the supported explanation: Check small move Move to a = 0.25: loss 3.0625, below starting loss 4. A </w:t>
-      </w:r>
-      <w:r>
-        <w:rPr>
-          <w:b/>
-        </w:rPr>
-        <w:t>slope</w:t>
-      </w:r>
-      <w:r>
-        <w:rPr>
-          <w:b w:val="0"/>
-        </w:rPr>
-        <w:t xml:space="preserve"> describes how the loss changes near the current parameter.</w:t>
-      </w:r>
-    </w:p>
-    <w:p>
-      <w:pPr>
-        <w:spacing w:line="336" w:lineRule="auto" w:after="180"/>
-        <w:shd w:fill="F1F6FC"/>
-      </w:pPr>
-      <w:r>
-        <w:rPr>
-          <w:b w:val="0"/>
-        </w:rPr>
-        <w:t>The symmetric calculation compares equal small moves on either side. Its negative result suggests a small increase may help at zero.</w:t>
-      </w:r>
-    </w:p>
-    <w:p>
-      <w:pPr>
-        <w:spacing w:line="336" w:lineRule="auto" w:after="180"/>
-        <w:shd w:fill="F1F6FC"/>
-      </w:pPr>
-      <w:r>
-        <w:rPr>
-          <w:b w:val="0"/>
-        </w:rPr>
-        <w:t>It does not promise every increase helps: jumping to five passes the optimum at two and produces a larger loss. Check the new loss after each proposed step.</w:t>
-      </w:r>
-    </w:p>
-    <w:p>
-      <w:pPr>
-        <w:pStyle w:val="Heading3"/>
-      </w:pPr>
-      <w:r>
-        <w:t>Practice 2: explain the deciding evidence</w:t>
-      </w:r>
-    </w:p>
-    <w:p>
-      <w:pPr>
-        <w:pStyle w:val="Heading3"/>
-      </w:pPr>
-      <w:r>
-        <w:t>Changed case · predict first</w:t>
-      </w:r>
-    </w:p>
-    <w:p>
-      <w:pPr>
-        <w:spacing w:line="336" w:lineRule="auto" w:after="180"/>
-        <w:shd w:fill="F5F1FB"/>
-      </w:pPr>
-      <w:r>
-        <w:rPr>
-          <w:b w:val="0"/>
-        </w:rPr>
-        <w:t>Changed-case practice: Move from 0 all the way to5. Which conclusion is supported by the supplied facts?</w:t>
-      </w:r>
-    </w:p>
-    <w:p>
-      <w:pPr>
-        <w:spacing w:line="336" w:lineRule="auto" w:after="180"/>
-        <w:shd w:fill="F4F9FC"/>
-      </w:pPr>
-      <w:r>
-        <w:rPr>
-          <w:b w:val="0"/>
-        </w:rPr>
-        <w:t xml:space="preserve">1. We can decide the result without examining the changed </w:t>
-      </w:r>
-      <w:r>
-        <w:rPr>
-          <w:b/>
-        </w:rPr>
-        <w:t>input</w:t>
-      </w:r>
-      <w:r>
-        <w:rPr>
-          <w:b w:val="0"/>
-        </w:rPr>
-        <w:t xml:space="preserve"> or the procedure.</w:t>
-      </w:r>
-    </w:p>
-    <w:p>
-      <w:pPr>
-        <w:spacing w:line="336" w:lineRule="auto" w:after="180"/>
-        <w:shd w:fill="F4F9FC"/>
-      </w:pPr>
-      <w:r>
-        <w:rPr>
-          <w:b w:val="0"/>
-        </w:rPr>
-        <w:t>2. Loss becomes 9, exceeding the starting 4.</w:t>
-      </w:r>
-    </w:p>
-    <w:p>
-      <w:pPr>
-        <w:spacing w:line="336" w:lineRule="auto" w:after="180"/>
-        <w:shd w:fill="F4F9FC"/>
-      </w:pPr>
-      <w:r>
-        <w:rPr>
-          <w:b w:val="0"/>
-        </w:rPr>
-        <w:t xml:space="preserve">3. This one example guarantees correct results for every future </w:t>
-      </w:r>
-      <w:r>
-        <w:rPr>
-          <w:b/>
-        </w:rPr>
-        <w:t>input</w:t>
-      </w:r>
-      <w:r>
-        <w:rPr>
-          <w:b w:val="0"/>
-        </w:rPr>
-        <w:t>.</w:t>
-      </w:r>
-    </w:p>
-    <w:p>
-      <w:pPr>
-        <w:pStyle w:val="Heading3"/>
-      </w:pPr>
-      <w:r>
-        <w:t>My selected conclusion, deciding fact and explanation</w:t>
-      </w:r>
-    </w:p>
-    <w:p>
-      <w:r>
-        <w:t>________________________________________________________________</w:t>
-      </w:r>
-    </w:p>
-    <w:p>
-      <w:r>
-        <w:t>________________________________________________________________</w:t>
-      </w:r>
-    </w:p>
-    <w:p>
-      <w:r>
-        <w:t>________________________________________________________________</w:t>
-      </w:r>
-    </w:p>
-    <w:p>
-      <w:r>
-        <w:t>________________________________________________________________</w:t>
-      </w:r>
-    </w:p>
-    <w:p>
-      <w:r>
-        <w:t>________________________________________________________________</w:t>
-      </w:r>
-    </w:p>
-    <w:p>
-      <w:pPr>
-        <w:pStyle w:val="Heading3"/>
-      </w:pPr>
-      <w:r>
-        <w:t>Hint · try first</w:t>
-      </w:r>
-    </w:p>
-    <w:p>
-      <w:pPr>
-        <w:spacing w:line="336" w:lineRule="auto" w:after="180"/>
-        <w:shd w:fill="F1F6F8"/>
-      </w:pPr>
-      <w:r>
-        <w:rPr>
-          <w:b w:val="0"/>
-        </w:rPr>
-        <w:t>Hint if needed: Use the changed condition and the deciding step in the pictorial trace. The answer must say what follows from those facts.</w:t>
-      </w:r>
-    </w:p>
-    <w:p>
-      <w:pPr>
-        <w:pStyle w:val="Heading3"/>
-      </w:pPr>
-      <w:r>
-        <w:t>Feedback · compare after trying</w:t>
-      </w:r>
-    </w:p>
-    <w:p>
-      <w:pPr>
-        <w:spacing w:line="336" w:lineRule="auto" w:after="180"/>
-        <w:shd w:fill="F1F6FC"/>
-      </w:pPr>
-      <w:r>
-        <w:rPr>
-          <w:b w:val="0"/>
-        </w:rPr>
-        <w:t xml:space="preserve">After your attempt, compare with the supported explanation: Loss becomes 9, exceeding the starting 4. A negative local </w:t>
-      </w:r>
-      <w:r>
-        <w:rPr>
-          <w:b/>
-        </w:rPr>
-        <w:t>slope</w:t>
-      </w:r>
-      <w:r>
-        <w:rPr>
-          <w:b w:val="0"/>
-        </w:rPr>
-        <w:t xml:space="preserve"> suggests increasing a locally, not that every positive jump decreases loss.</w:t>
-      </w:r>
-    </w:p>
-    <w:p>
-      <w:pPr>
-        <w:pStyle w:val="Heading3"/>
-      </w:pPr>
-      <w:r>
-        <w:t>Repair a missing building block</w:t>
-      </w:r>
-    </w:p>
-    <w:p>
-      <w:pPr>
-        <w:spacing w:line="336" w:lineRule="auto" w:after="180"/>
-      </w:pPr>
-      <w:r>
-        <w:rPr>
-          <w:b w:val="0"/>
-        </w:rPr>
-        <w:t>Review Loss functions (ai-5/8). Goal: Calculate per-example squared error and mean squared error. Short practice: Why must the report name the chosen loss?</w:t>
-      </w:r>
-    </w:p>
-    <w:p>
-      <w:pPr>
-        <w:spacing w:line="336" w:lineRule="auto" w:after="180"/>
-      </w:pPr>
-      <w:r>
-        <w:rPr>
-          <w:b w:val="0"/>
-        </w:rPr>
-        <w:t xml:space="preserve">Point to the relevant step in the picture, then write the changed result and the rule or </w:t>
-      </w:r>
-      <w:r>
-        <w:rPr>
-          <w:b/>
-        </w:rPr>
-        <w:t>evidence</w:t>
-      </w:r>
-      <w:r>
-        <w:rPr>
-          <w:b w:val="0"/>
-        </w:rPr>
-        <w:t xml:space="preserve"> that supports it.. Return to this week and explain what you changed.</w:t>
-      </w:r>
-    </w:p>
-    <w:p>
-      <w:pPr>
-        <w:spacing w:line="336" w:lineRule="auto" w:after="180"/>
-      </w:pPr>
-      <w:r>
-        <w:rPr>
-          <w:b w:val="0"/>
-        </w:rPr>
-        <w:t>Review Forward passes by hand (ai-5/6). Goal: Record scores and activations in dependency order. Short practice: Why should feedback identify h before correcting only y?</w:t>
-      </w:r>
-    </w:p>
-    <w:p>
-      <w:pPr>
-        <w:spacing w:line="336" w:lineRule="auto" w:after="180"/>
-      </w:pPr>
-      <w:r>
-        <w:rPr>
-          <w:b w:val="0"/>
-        </w:rPr>
-        <w:t xml:space="preserve">Point to the relevant step in the picture, then write the changed result and the rule or </w:t>
-      </w:r>
-      <w:r>
-        <w:rPr>
-          <w:b/>
-        </w:rPr>
-        <w:t>evidence</w:t>
-      </w:r>
-      <w:r>
-        <w:rPr>
-          <w:b w:val="0"/>
-        </w:rPr>
-        <w:t xml:space="preserve"> that supports it.. Return to this week and explain what you changed.</w:t>
-      </w:r>
-    </w:p>
-    <w:p>
-      <w:pPr>
-        <w:spacing w:line="336" w:lineRule="auto" w:after="180"/>
-      </w:pPr>
-      <w:r>
-        <w:rPr>
-          <w:b w:val="0"/>
-        </w:rPr>
-        <w:t>Review Bias terms and decision boundaries (ai-5/3). Goal: Calculate a weighted score with a bias term. Short practice: Is B positive under the original or changed model?</w:t>
-      </w:r>
-    </w:p>
-    <w:p>
-      <w:pPr>
-        <w:spacing w:line="336" w:lineRule="auto" w:after="180"/>
-      </w:pPr>
-      <w:r>
-        <w:rPr>
-          <w:b w:val="0"/>
-        </w:rPr>
-        <w:t xml:space="preserve">Point to the relevant step in the picture, then write the changed result and the rule or </w:t>
-      </w:r>
-      <w:r>
-        <w:rPr>
-          <w:b/>
-        </w:rPr>
-        <w:t>evidence</w:t>
-      </w:r>
-      <w:r>
-        <w:rPr>
-          <w:b w:val="0"/>
-        </w:rPr>
-        <w:t xml:space="preserve"> that supports it.. Return to this week and explain what you changed.</w:t>
-      </w:r>
-    </w:p>
-    <w:p>
-      <w:pPr>
-        <w:pStyle w:val="Heading3"/>
-      </w:pPr>
-      <w:r>
-        <w:t>Predict, run and debug</w:t>
-      </w:r>
-    </w:p>
-    <w:p>
-      <w:pPr>
-        <w:spacing w:line="336" w:lineRule="auto" w:after="180"/>
-      </w:pPr>
-      <w:r>
-        <w:rPr>
-          <w:b w:val="0"/>
-        </w:rPr>
-        <w:t xml:space="preserve">The browser lab lets you edit the supported Python examples already included in this lesson. Predict first, run, inspect the actual </w:t>
-      </w:r>
-      <w:r>
-        <w:rPr>
-          <w:b/>
-        </w:rPr>
-        <w:t>output</w:t>
-      </w:r>
-      <w:r>
-        <w:rPr>
-          <w:b w:val="0"/>
-        </w:rPr>
-        <w:t xml:space="preserve"> or error, change one </w:t>
-      </w:r>
-      <w:r>
-        <w:rPr>
-          <w:b/>
-        </w:rPr>
-        <w:t>input</w:t>
-      </w:r>
-      <w:r>
-        <w:rPr>
-          <w:b w:val="0"/>
-        </w:rPr>
-        <w:t>, then run again.</w:t>
-      </w:r>
-    </w:p>
-    <w:p>
-      <w:pPr>
-        <w:spacing w:line="336" w:lineRule="auto" w:after="180"/>
-      </w:pPr>
-      <w:r>
-        <w:rPr>
-          <w:b w:val="0"/>
-        </w:rPr>
-        <w:t xml:space="preserve">Keep code, </w:t>
-      </w:r>
-      <w:r>
-        <w:rPr>
-          <w:b/>
-        </w:rPr>
-        <w:t>prediction</w:t>
-      </w:r>
-      <w:r>
-        <w:rPr>
-          <w:b w:val="0"/>
-        </w:rPr>
-        <w:t>s, actual results and a reasoned revision together. On paper, label your result as a trace rather than an execution.</w:t>
-      </w:r>
-    </w:p>
-    <w:p>
-      <w:pPr>
-        <w:pStyle w:val="Heading3"/>
-      </w:pPr>
-      <w:r>
         <w:t>Keep your completed work</w:t>
       </w:r>
     </w:p>
     <w:p>
       <w:pPr>
-        <w:spacing w:line="336" w:lineRule="auto" w:after="180"/>
-      </w:pPr>
-      <w:r>
-        <w:rPr>
-          <w:b w:val="0"/>
-        </w:rPr>
-        <w:t xml:space="preserve">Use Download completed work in the hosted lesson to export your answers, reflections, practice feedback and code-run </w:t>
-      </w:r>
-      <w:r>
-        <w:rPr>
-          <w:b/>
-        </w:rPr>
-        <w:t>evidence</w:t>
-      </w:r>
-      <w:r>
-        <w:rPr>
-          <w:b w:val="0"/>
-        </w:rPr>
-        <w:t>. Open the HTML copy to read or print it.</w:t>
-      </w:r>
-    </w:p>
-    <w:p>
-      <w:pPr>
-        <w:spacing w:line="336" w:lineRule="auto" w:after="180"/>
-      </w:pPr>
-      <w:r>
-        <w:rPr>
-          <w:b w:val="0"/>
-        </w:rPr>
-        <w:t>Drafts stay in this browser when storage is available; clear drafts on a shared device.</w:t>
-      </w:r>
-    </w:p>
-    <w:p>
-      <w:pPr>
         <w:pStyle w:val="Heading1"/>
       </w:pPr>
       <w:r>
-        <w:t>18. Visual concept journey</w:t>
-      </w:r>
-    </w:p>
-    <w:p>
-      <w:r>
-        <w:t>Explain each Slopes and local change graphic using its labels, deciding evidence and relevant limitation.</w:t>
-      </w:r>
-    </w:p>
-    <w:p>
-      <w:pPr>
-        <w:pStyle w:val="Heading3"/>
+        <w:t>18. Reference · Six-picture concept journey</w:t>
+      </w:r>
+    </w:p>
+    <w:p>
+      <w:r>
+        <w:t>Choose the picture that supports the current explanation.</w:t>
+      </w:r>
+    </w:p>
+    <w:p>
+      <w:pPr>
+        <w:pStyle w:val="Heading2"/>
       </w:pPr>
       <w:r>
         <w:t>01. Slopes and local change: the case</w:t>
@@ -4441,7 +5134,7 @@
         <w:drawing>
           <wp:inline xmlns:a="http://schemas.openxmlformats.org/drawingml/2006/main" xmlns:pic="http://schemas.openxmlformats.org/drawingml/2006/picture">
             <wp:extent cx="5486400" cy="2840736"/>
-            <wp:docPr id="2" name="Picture 2" descr="Use a local slope to propose a small move rather than claiming every move helps. Supplied facts: Toy loss J(a)=(a-2)². At a = 0, use symmetric step 0.5. All inputs and outcomes in this worked example are invented classroom data; no real model run is claimed."/>
+            <wp:docPr id="5" name="Picture 5" descr="Use a local slope to propose a small move rather than claiming every move helps. Supplied facts: Toy loss J(a)=(a-2)². At a = 0, use symmetric step 0.5. All inputs and outcomes in this worked example are invented classroom data; no real model run is claimed."/>
             <wp:cNvGraphicFramePr>
               <a:graphicFrameLocks noChangeAspect="1"/>
             </wp:cNvGraphicFramePr>
@@ -4453,7 +5146,7 @@
                     <pic:cNvPicPr/>
                   </pic:nvPicPr>
                   <pic:blipFill>
-                    <a:blip r:embed="rId10"/>
+                    <a:blip r:embed="rId13"/>
                     <a:stretch>
                       <a:fillRect/>
                     </a:stretch>
@@ -4521,7 +5214,6 @@
     <w:p>
       <w:pPr>
         <w:spacing w:line="336" w:lineRule="auto" w:after="180"/>
-        <w:shd w:fill="F5F1FB"/>
       </w:pPr>
       <w:r>
         <w:rPr>
@@ -4532,7 +5224,7 @@
     </w:p>
     <w:p>
       <w:pPr>
-        <w:pStyle w:val="Heading3"/>
+        <w:pStyle w:val="Heading2"/>
       </w:pPr>
       <w:r>
         <w:t>02. Follow the deciding steps</w:t>
@@ -4543,7 +5235,7 @@
         <w:drawing>
           <wp:inline xmlns:a="http://schemas.openxmlformats.org/drawingml/2006/main" xmlns:pic="http://schemas.openxmlformats.org/drawingml/2006/picture">
             <wp:extent cx="5486400" cy="3182112"/>
-            <wp:docPr id="3" name="Picture 3" descr="Evaluate nearby points: J(0.5)=2.25 and J(-0.5)=6.25. → Estimate slope: Slope=(2.25-6.25)/(0.5-(-0.5))=-4. → Check small move: Move to a = 0.25: loss 3.0625, below starting loss 4."/>
+            <wp:docPr id="6" name="Picture 6" descr="Evaluate nearby points: J(0.5)=2.25 and J(-0.5)=6.25. → Estimate slope: Slope=(2.25-6.25)/(0.5-(-0.5))=-4. → Check small move: Move to a = 0.25: loss 3.0625, below starting loss 4."/>
             <wp:cNvGraphicFramePr>
               <a:graphicFrameLocks noChangeAspect="1"/>
             </wp:cNvGraphicFramePr>
@@ -4555,7 +5247,7 @@
                     <pic:cNvPicPr/>
                   </pic:nvPicPr>
                   <pic:blipFill>
-                    <a:blip r:embed="rId11"/>
+                    <a:blip r:embed="rId9"/>
                     <a:stretch>
                       <a:fillRect/>
                     </a:stretch>
@@ -4612,7 +5304,6 @@
     <w:p>
       <w:pPr>
         <w:spacing w:line="336" w:lineRule="auto" w:after="180"/>
-        <w:shd w:fill="F5F1FB"/>
       </w:pPr>
       <w:r>
         <w:rPr>
@@ -4635,7 +5326,7 @@
     </w:p>
     <w:p>
       <w:pPr>
-        <w:pStyle w:val="Heading3"/>
+        <w:pStyle w:val="Heading2"/>
       </w:pPr>
       <w:r>
         <w:t>03. Compare slope clues on the same loss curve</w:t>
@@ -4646,7 +5337,7 @@
         <w:drawing>
           <wp:inline xmlns:a="http://schemas.openxmlformats.org/drawingml/2006/main" xmlns:pic="http://schemas.openxmlformats.org/drawingml/2006/picture">
             <wp:extent cx="5486400" cy="2834640"/>
-            <wp:docPr id="4" name="Picture 4" descr="Compare slope clues on the same loss curve. 1 | -2 | Increase w a little. 2 | 0 | No first order direction. 3 | 2 | Decrease w a little"/>
+            <wp:docPr id="7" name="Picture 7" descr="Compare slope clues on the same loss curve. 1 | -2 | Increase w a little. 2 | 0 | No first order direction. 3 | 2 | Decrease w a little"/>
             <wp:cNvGraphicFramePr>
               <a:graphicFrameLocks noChangeAspect="1"/>
             </wp:cNvGraphicFramePr>
@@ -4655,175 +5346,6 @@
                 <pic:pic>
                   <pic:nvPicPr>
                     <pic:cNvPr id="0" name="academy-story-ai-5-9-03.png"/>
-                    <pic:cNvPicPr/>
-                  </pic:nvPicPr>
-                  <pic:blipFill>
-                    <a:blip r:embed="rId12"/>
-                    <a:stretch>
-                      <a:fillRect/>
-                    </a:stretch>
-                  </pic:blipFill>
-                  <pic:spPr>
-                    <a:xfrm>
-                      <a:off x="0" y="0"/>
-                      <a:ext cx="5486400" cy="2834640"/>
-                    </a:xfrm>
-                    <a:prstGeom prst="rect"/>
-                  </pic:spPr>
-                </pic:pic>
-              </a:graphicData>
-            </a:graphic>
-          </wp:inline>
-        </w:drawing>
-      </w:r>
-    </w:p>
-    <w:p>
-      <w:pPr>
-        <w:spacing w:line="336" w:lineRule="auto" w:after="180"/>
-      </w:pPr>
-      <w:r>
-        <w:rPr>
-          <w:b w:val="0"/>
-        </w:rPr>
-        <w:t xml:space="preserve">Compare </w:t>
-      </w:r>
-      <w:r>
-        <w:rPr>
-          <w:b/>
-        </w:rPr>
-        <w:t>slope</w:t>
-      </w:r>
-      <w:r>
-        <w:rPr>
-          <w:b w:val="0"/>
-        </w:rPr>
-        <w:t xml:space="preserve"> clues on the same loss curve. 1 | -2 | Increase w a little. 2 | 0 | No first order direction. 3 | 2 | Decrease w a little</w:t>
-      </w:r>
-    </w:p>
-    <w:p>
-      <w:pPr>
-        <w:spacing w:line="336" w:lineRule="auto" w:after="180"/>
-        <w:shd w:fill="F5F1FB"/>
-      </w:pPr>
-      <w:r>
-        <w:rPr>
-          <w:b w:val="0"/>
-        </w:rPr>
-        <w:t>Read the labels and values. Explain the relationship the model shows.</w:t>
-      </w:r>
-    </w:p>
-    <w:p>
-      <w:pPr>
-        <w:pStyle w:val="Heading3"/>
-      </w:pPr>
-      <w:r>
-        <w:t>04. Change one thing. Trace what follows.</w:t>
-      </w:r>
-    </w:p>
-    <w:p>
-      <w:r>
-        <w:drawing>
-          <wp:inline xmlns:a="http://schemas.openxmlformats.org/drawingml/2006/main" xmlns:pic="http://schemas.openxmlformats.org/drawingml/2006/picture">
-            <wp:extent cx="5486400" cy="3179064"/>
-            <wp:docPr id="5" name="Picture 5" descr="Original case: Move to a = 0.25: loss 3.0625, below starting loss 4. Changed condition: Move from 0 all the way to5. Expected result: Loss becomes 9, exceeding the starting 4. Reason: A negative local slope suggests increasing a locally, not that every positive jump decreases loss."/>
-            <wp:cNvGraphicFramePr>
-              <a:graphicFrameLocks noChangeAspect="1"/>
-            </wp:cNvGraphicFramePr>
-            <a:graphic>
-              <a:graphicData uri="http://schemas.openxmlformats.org/drawingml/2006/picture">
-                <pic:pic>
-                  <pic:nvPicPr>
-                    <pic:cNvPr id="0" name="academy-story-ai-5-9-04.png"/>
-                    <pic:cNvPicPr/>
-                  </pic:nvPicPr>
-                  <pic:blipFill>
-                    <a:blip r:embed="rId13"/>
-                    <a:stretch>
-                      <a:fillRect/>
-                    </a:stretch>
-                  </pic:blipFill>
-                  <pic:spPr>
-                    <a:xfrm>
-                      <a:off x="0" y="0"/>
-                      <a:ext cx="5486400" cy="3179064"/>
-                    </a:xfrm>
-                    <a:prstGeom prst="rect"/>
-                  </pic:spPr>
-                </pic:pic>
-              </a:graphicData>
-            </a:graphic>
-          </wp:inline>
-        </w:drawing>
-      </w:r>
-    </w:p>
-    <w:p>
-      <w:pPr>
-        <w:spacing w:line="336" w:lineRule="auto" w:after="180"/>
-      </w:pPr>
-      <w:r>
-        <w:rPr>
-          <w:b w:val="0"/>
-        </w:rPr>
-        <w:t>Original case: Move to a = 0.25: loss 3.0625, below starting loss 4. Changed condition: Move from 0 all the way to5. Expected result: Loss becomes 9, exceeding the starting 4.</w:t>
-      </w:r>
-    </w:p>
-    <w:p>
-      <w:pPr>
-        <w:spacing w:line="336" w:lineRule="auto" w:after="180"/>
-      </w:pPr>
-      <w:r>
-        <w:rPr>
-          <w:b w:val="0"/>
-        </w:rPr>
-        <w:t xml:space="preserve">Reason: A negative local </w:t>
-      </w:r>
-      <w:r>
-        <w:rPr>
-          <w:b/>
-        </w:rPr>
-        <w:t>slope</w:t>
-      </w:r>
-      <w:r>
-        <w:rPr>
-          <w:b w:val="0"/>
-        </w:rPr>
-        <w:t xml:space="preserve"> suggests increasing a locally, not that every positive jump decreases loss.</w:t>
-      </w:r>
-    </w:p>
-    <w:p>
-      <w:pPr>
-        <w:spacing w:line="336" w:lineRule="auto" w:after="180"/>
-        <w:shd w:fill="F5F1FB"/>
-      </w:pPr>
-      <w:r>
-        <w:rPr>
-          <w:b w:val="0"/>
-        </w:rPr>
-        <w:t>Predict before checking the worked changed-case result. Name what changed and what the supplied facts allow you to conclude.</w:t>
-      </w:r>
-    </w:p>
-    <w:p>
-      <w:pPr>
-        <w:pStyle w:val="Heading3"/>
-      </w:pPr>
-      <w:r>
-        <w:t>05. Connect the explanation to its limit</w:t>
-      </w:r>
-    </w:p>
-    <w:p>
-      <w:r>
-        <w:drawing>
-          <wp:inline xmlns:a="http://schemas.openxmlformats.org/drawingml/2006/main" xmlns:pic="http://schemas.openxmlformats.org/drawingml/2006/picture">
-            <wp:extent cx="5486400" cy="2834640"/>
-            <wp:docPr id="6" name="Picture 6" descr="A slope describes how the loss changes near the current parameter. The symmetric calculation compares equal small moves on either side. Its negative result suggests a small increase may help at zero. It does not promise every increase helps: jumping to five passes the optimum at two and produces a larger loss. Check the new loss after each proposed step. Limit: A finite difference approximates local change; numerical precision and nonsmooth points need care in more complex objectives."/>
-            <wp:cNvGraphicFramePr>
-              <a:graphicFrameLocks noChangeAspect="1"/>
-            </wp:cNvGraphicFramePr>
-            <a:graphic>
-              <a:graphicData uri="http://schemas.openxmlformats.org/drawingml/2006/picture">
-                <pic:pic>
-                  <pic:nvPicPr>
-                    <pic:cNvPr id="0" name="academy-story-ai-5-9-05.png"/>
                     <pic:cNvPicPr/>
                   </pic:nvPicPr>
                   <pic:blipFill>
@@ -4854,7 +5376,7 @@
         <w:rPr>
           <w:b w:val="0"/>
         </w:rPr>
-        <w:t xml:space="preserve">A </w:t>
+        <w:t xml:space="preserve">Compare </w:t>
       </w:r>
       <w:r>
         <w:rPr>
@@ -4866,6 +5388,173 @@
         <w:rPr>
           <w:b w:val="0"/>
         </w:rPr>
+        <w:t xml:space="preserve"> clues on the same loss curve. 1 | -2 | Increase w a little. 2 | 0 | No first order direction. 3 | 2 | Decrease w a little</w:t>
+      </w:r>
+    </w:p>
+    <w:p>
+      <w:pPr>
+        <w:spacing w:line="336" w:lineRule="auto" w:after="180"/>
+      </w:pPr>
+      <w:r>
+        <w:rPr>
+          <w:b w:val="0"/>
+        </w:rPr>
+        <w:t>Read the labels and values. Explain the relationship the model shows.</w:t>
+      </w:r>
+    </w:p>
+    <w:p>
+      <w:pPr>
+        <w:pStyle w:val="Heading2"/>
+      </w:pPr>
+      <w:r>
+        <w:t>04. Change one thing. Trace what follows.</w:t>
+      </w:r>
+    </w:p>
+    <w:p>
+      <w:r>
+        <w:drawing>
+          <wp:inline xmlns:a="http://schemas.openxmlformats.org/drawingml/2006/main" xmlns:pic="http://schemas.openxmlformats.org/drawingml/2006/picture">
+            <wp:extent cx="5486400" cy="3179064"/>
+            <wp:docPr id="8" name="Picture 8" descr="Original case: Move to a = 0.25: loss 3.0625, below starting loss 4. Changed condition: Move from 0 all the way to5. Expected result: Loss becomes 9, exceeding the starting 4. Reason: A negative local slope suggests increasing a locally, not that every positive jump decreases loss."/>
+            <wp:cNvGraphicFramePr>
+              <a:graphicFrameLocks noChangeAspect="1"/>
+            </wp:cNvGraphicFramePr>
+            <a:graphic>
+              <a:graphicData uri="http://schemas.openxmlformats.org/drawingml/2006/picture">
+                <pic:pic>
+                  <pic:nvPicPr>
+                    <pic:cNvPr id="0" name="academy-story-ai-5-9-04.png"/>
+                    <pic:cNvPicPr/>
+                  </pic:nvPicPr>
+                  <pic:blipFill>
+                    <a:blip r:embed="rId10"/>
+                    <a:stretch>
+                      <a:fillRect/>
+                    </a:stretch>
+                  </pic:blipFill>
+                  <pic:spPr>
+                    <a:xfrm>
+                      <a:off x="0" y="0"/>
+                      <a:ext cx="5486400" cy="3179064"/>
+                    </a:xfrm>
+                    <a:prstGeom prst="rect"/>
+                  </pic:spPr>
+                </pic:pic>
+              </a:graphicData>
+            </a:graphic>
+          </wp:inline>
+        </w:drawing>
+      </w:r>
+    </w:p>
+    <w:p>
+      <w:pPr>
+        <w:spacing w:line="336" w:lineRule="auto" w:after="180"/>
+      </w:pPr>
+      <w:r>
+        <w:rPr>
+          <w:b w:val="0"/>
+        </w:rPr>
+        <w:t>Original case: Move to a = 0.25: loss 3.0625, below starting loss 4. Changed condition: Move from 0 all the way to5. Expected result: Loss becomes 9, exceeding the starting 4.</w:t>
+      </w:r>
+    </w:p>
+    <w:p>
+      <w:pPr>
+        <w:spacing w:line="336" w:lineRule="auto" w:after="180"/>
+      </w:pPr>
+      <w:r>
+        <w:rPr>
+          <w:b w:val="0"/>
+        </w:rPr>
+        <w:t xml:space="preserve">Reason: A negative local </w:t>
+      </w:r>
+      <w:r>
+        <w:rPr>
+          <w:b/>
+        </w:rPr>
+        <w:t>slope</w:t>
+      </w:r>
+      <w:r>
+        <w:rPr>
+          <w:b w:val="0"/>
+        </w:rPr>
+        <w:t xml:space="preserve"> suggests increasing a locally, not that every positive jump decreases loss.</w:t>
+      </w:r>
+    </w:p>
+    <w:p>
+      <w:pPr>
+        <w:spacing w:line="336" w:lineRule="auto" w:after="180"/>
+      </w:pPr>
+      <w:r>
+        <w:rPr>
+          <w:b w:val="0"/>
+        </w:rPr>
+        <w:t>Predict before checking the worked changed-case result. Name what changed and what the supplied facts allow you to conclude.</w:t>
+      </w:r>
+    </w:p>
+    <w:p>
+      <w:pPr>
+        <w:pStyle w:val="Heading2"/>
+      </w:pPr>
+      <w:r>
+        <w:t>05. Connect the explanation to its limit</w:t>
+      </w:r>
+    </w:p>
+    <w:p>
+      <w:r>
+        <w:drawing>
+          <wp:inline xmlns:a="http://schemas.openxmlformats.org/drawingml/2006/main" xmlns:pic="http://schemas.openxmlformats.org/drawingml/2006/picture">
+            <wp:extent cx="5486400" cy="2834640"/>
+            <wp:docPr id="9" name="Picture 9" descr="A slope describes how the loss changes near the current parameter. The symmetric calculation compares equal small moves on either side. Its negative result suggests a small increase may help at zero. It does not promise every increase helps: jumping to five passes the optimum at two and produces a larger loss. Check the new loss after each proposed step. Limit: A finite difference approximates local change; numerical precision and nonsmooth points need care in more complex objectives."/>
+            <wp:cNvGraphicFramePr>
+              <a:graphicFrameLocks noChangeAspect="1"/>
+            </wp:cNvGraphicFramePr>
+            <a:graphic>
+              <a:graphicData uri="http://schemas.openxmlformats.org/drawingml/2006/picture">
+                <pic:pic>
+                  <pic:nvPicPr>
+                    <pic:cNvPr id="0" name="academy-story-ai-5-9-05.png"/>
+                    <pic:cNvPicPr/>
+                  </pic:nvPicPr>
+                  <pic:blipFill>
+                    <a:blip r:embed="rId15"/>
+                    <a:stretch>
+                      <a:fillRect/>
+                    </a:stretch>
+                  </pic:blipFill>
+                  <pic:spPr>
+                    <a:xfrm>
+                      <a:off x="0" y="0"/>
+                      <a:ext cx="5486400" cy="2834640"/>
+                    </a:xfrm>
+                    <a:prstGeom prst="rect"/>
+                  </pic:spPr>
+                </pic:pic>
+              </a:graphicData>
+            </a:graphic>
+          </wp:inline>
+        </w:drawing>
+      </w:r>
+    </w:p>
+    <w:p>
+      <w:pPr>
+        <w:spacing w:line="336" w:lineRule="auto" w:after="180"/>
+      </w:pPr>
+      <w:r>
+        <w:rPr>
+          <w:b w:val="0"/>
+        </w:rPr>
+        <w:t xml:space="preserve">A </w:t>
+      </w:r>
+      <w:r>
+        <w:rPr>
+          <w:b/>
+        </w:rPr>
+        <w:t>slope</w:t>
+      </w:r>
+      <w:r>
+        <w:rPr>
+          <w:b w:val="0"/>
+        </w:rPr>
         <w:t xml:space="preserve"> describes how the loss changes near the current parameter. The symmetric calculation compares equal small moves on either side. Its negative result suggests a small increase may help at zero.</w:t>
       </w:r>
     </w:p>
@@ -4906,7 +5595,6 @@
     <w:p>
       <w:pPr>
         <w:spacing w:line="336" w:lineRule="auto" w:after="180"/>
-        <w:shd w:fill="F5F1FB"/>
       </w:pPr>
       <w:r>
         <w:rPr>
@@ -4917,7 +5605,7 @@
     </w:p>
     <w:p>
       <w:pPr>
-        <w:pStyle w:val="Heading3"/>
+        <w:pStyle w:val="Heading2"/>
       </w:pPr>
       <w:r>
         <w:t>06. Make the idea visible in your project</w:t>
@@ -4928,7 +5616,7 @@
         <w:drawing>
           <wp:inline xmlns:a="http://schemas.openxmlformats.org/drawingml/2006/main" xmlns:pic="http://schemas.openxmlformats.org/drawingml/2006/picture">
             <wp:extent cx="5486400" cy="3681984"/>
-            <wp:docPr id="7" name="Picture 7" descr="For your Image-pattern Network Investigation, save the input, procedure, observed result and limitation of this check. Label this worked example as practice; use a different, previously unreviewed case when checking independent understanding. Draw your input, deciding step, result and limit. Supported question: Which calculation disproves “any increase helps”? Point to the relevant step in the picture, then write the changed result and the rule or evidence that supports it."/>
+            <wp:docPr id="10" name="Picture 10" descr="For your Image-pattern Network Investigation, save the input, procedure, observed result and limitation of this check. Label this worked example as practice; use a different, previously unreviewed case when checking independent understanding. Draw your input, deciding step, result and limit. Supported question: Which calculation disproves “any increase helps”? Point to the relevant step in the picture, then write the changed result and the rule or evidence that supports it."/>
             <wp:cNvGraphicFramePr>
               <a:graphicFrameLocks noChangeAspect="1"/>
             </wp:cNvGraphicFramePr>
@@ -4940,7 +5628,7 @@
                     <pic:cNvPicPr/>
                   </pic:nvPicPr>
                   <pic:blipFill>
-                    <a:blip r:embed="rId15"/>
+                    <a:blip r:embed="rId16"/>
                     <a:stretch>
                       <a:fillRect/>
                     </a:stretch>
@@ -5031,7 +5719,6 @@
     <w:p>
       <w:pPr>
         <w:spacing w:line="336" w:lineRule="auto" w:after="180"/>
-        <w:shd w:fill="F5F1FB"/>
       </w:pPr>
       <w:r>
         <w:rPr>
@@ -5050,6 +5737,62 @@
           <w:b w:val="0"/>
         </w:rPr>
         <w:t>.</w:t>
+      </w:r>
+    </w:p>
+    <w:p>
+      <w:pPr>
+        <w:pStyle w:val="Heading2"/>
+      </w:pPr>
+      <w:r>
+        <w:t>Earlier wording, alternatives and picture transcripts · reference / check after trying</w:t>
+      </w:r>
+    </w:p>
+    <w:p>
+      <w:pPr>
+        <w:pStyle w:val="Heading3"/>
+      </w:pPr>
+      <w:r>
+        <w:t>01. Slopes and local change: the case</w:t>
+      </w:r>
+    </w:p>
+    <w:p>
+      <w:pPr>
+        <w:pStyle w:val="Heading3"/>
+      </w:pPr>
+      <w:r>
+        <w:t>02. Follow the deciding steps</w:t>
+      </w:r>
+    </w:p>
+    <w:p>
+      <w:pPr>
+        <w:pStyle w:val="Heading3"/>
+      </w:pPr>
+      <w:r>
+        <w:t>03. Compare slope clues on the same loss curve</w:t>
+      </w:r>
+    </w:p>
+    <w:p>
+      <w:pPr>
+        <w:pStyle w:val="Heading3"/>
+      </w:pPr>
+      <w:r>
+        <w:t>04. Change one thing. Trace what follows.</w:t>
+      </w:r>
+    </w:p>
+    <w:p>
+      <w:pPr>
+        <w:pStyle w:val="Heading3"/>
+      </w:pPr>
+      <w:r>
+        <w:t>05. Connect the explanation to its limit</w:t>
+      </w:r>
+    </w:p>
+    <w:p>
+      <w:pPr>
+        <w:pStyle w:val="Heading3"/>
+      </w:pPr>
+      <w:r>
+        <w:t>06. Make the idea visible in your project</w:t>
       </w:r>
     </w:p>
     <w:sectPr>
